--- a/documentos/2026-10-20 RQM Complemento de Modúlo de consulta de logs/T17 - Manual de Usuario.docx
+++ b/documentos/2026-10-20 RQM Complemento de Modúlo de consulta de logs/T17 - Manual de Usuario.docx
@@ -898,6 +898,74 @@
                 <w:sz w:val="18"/>
                 <w:szCs w:val="18"/>
               </w:rPr>
+              <w:t xml:space="preserve">Modificación de artículos</w:t>
+            </w:r>
+          </w:p>
+        </w:tc>
+        <w:tc>
+          <w:tcPr>
+            <w:tcW w:type="dxa" w:w="6360"/>
+            <w:tcBorders>
+              <w:top w:val="single" w:color="8EAADB" w:sz="4"/>
+              <w:left w:val="single" w:color="8EAADB" w:sz="4"/>
+              <w:bottom w:val="single" w:color="8EAADB" w:sz="4"/>
+              <w:right w:val="single" w:color="8EAADB" w:sz="4"/>
+            </w:tcBorders>
+            <w:shd w:fill="DAE9F7" w:color="auto" w:val="clear"/>
+            <w:tcMar>
+              <w:top w:type="dxa" w:w="60"/>
+              <w:left w:type="dxa" w:w="100"/>
+              <w:bottom w:type="dxa" w:w="60"/>
+              <w:right w:type="dxa" w:w="100"/>
+            </w:tcMar>
+          </w:tcPr>
+          <w:p>
+            <w:pPr>
+              <w:jc w:val="left"/>
+            </w:pPr>
+            <w:r>
+              <w:rPr>
+                <w:rFonts w:ascii="Century Gothic" w:cs="Century Gothic" w:eastAsia="Century Gothic" w:hAnsi="Century Gothic"/>
+                <w:b w:val="false"/>
+                <w:bCs w:val="false"/>
+                <w:sz w:val="18"/>
+                <w:szCs w:val="18"/>
+              </w:rPr>
+              <w:t xml:space="preserve">Consecutivos de referencia interna (Administración).</w:t>
+            </w:r>
+          </w:p>
+        </w:tc>
+      </w:tr>
+      <w:tr>
+        <w:tc>
+          <w:tcPr>
+            <w:tcW w:type="dxa" w:w="3000"/>
+            <w:tcBorders>
+              <w:top w:val="single" w:color="8EAADB" w:sz="4"/>
+              <w:left w:val="single" w:color="8EAADB" w:sz="4"/>
+              <w:bottom w:val="single" w:color="8EAADB" w:sz="4"/>
+              <w:right w:val="single" w:color="8EAADB" w:sz="4"/>
+            </w:tcBorders>
+            <w:shd w:fill="FFFFFF" w:color="auto" w:val="clear"/>
+            <w:tcMar>
+              <w:top w:type="dxa" w:w="60"/>
+              <w:left w:type="dxa" w:w="100"/>
+              <w:bottom w:type="dxa" w:w="60"/>
+              <w:right w:type="dxa" w:w="100"/>
+            </w:tcMar>
+          </w:tcPr>
+          <w:p>
+            <w:pPr>
+              <w:jc w:val="left"/>
+            </w:pPr>
+            <w:r>
+              <w:rPr>
+                <w:rFonts w:ascii="Century Gothic" w:cs="Century Gothic" w:eastAsia="Century Gothic" w:hAnsi="Century Gothic"/>
+                <w:b/>
+                <w:bCs/>
+                <w:sz w:val="18"/>
+                <w:szCs w:val="18"/>
+              </w:rPr>
               <w:t xml:space="preserve">Roles de pedidos y reportes existentes</w:t>
             </w:r>
           </w:p>
@@ -911,7 +979,7 @@
               <w:bottom w:val="single" w:color="8EAADB" w:sz="4"/>
               <w:right w:val="single" w:color="8EAADB" w:sz="4"/>
             </w:tcBorders>
-            <w:shd w:fill="DAE9F7" w:color="auto" w:val="clear"/>
+            <w:shd w:fill="FFFFFF" w:color="auto" w:val="clear"/>
             <w:tcMar>
               <w:top w:type="dxa" w:w="60"/>
               <w:left w:type="dxa" w:w="100"/>
@@ -4146,6 +4214,377 @@
         </w:tc>
       </w:tr>
     </w:tbl>
+    <w:p>
+      <w:pPr>
+        <w:pStyle w:val="Heading1"/>
+        <w:spacing w:after="120" w:before="360"/>
+      </w:pPr>
+      <w:r>
+        <w:rPr>
+          <w:rFonts w:ascii="Century Gothic" w:cs="Century Gothic" w:eastAsia="Century Gothic" w:hAnsi="Century Gothic"/>
+          <w:color w:val="215E99"/>
+          <w:sz w:val="28"/>
+          <w:szCs w:val="28"/>
+        </w:rPr>
+        <w:t xml:space="preserve">CONSECUTIVOS DE REFERENCIA INTERNA</w:t>
+      </w:r>
+    </w:p>
+    <w:p>
+      <w:pPr>
+        <w:spacing w:after="120" w:line="276"/>
+      </w:pPr>
+      <w:r>
+        <w:rPr>
+          <w:rFonts w:ascii="Century Gothic" w:cs="Century Gothic" w:eastAsia="Century Gothic" w:hAnsi="Century Gothic"/>
+          <w:b/>
+          <w:bCs/>
+          <w:sz w:val="20"/>
+          <w:szCs w:val="20"/>
+        </w:rPr>
+        <w:t xml:space="preserve">Administración › Consecutivos de referencia.</w:t>
+      </w:r>
+      <w:r>
+        <w:rPr>
+          <w:rFonts w:ascii="Century Gothic" w:cs="Century Gothic" w:eastAsia="Century Gothic" w:hAnsi="Century Gothic"/>
+          <w:sz w:val="20"/>
+          <w:szCs w:val="20"/>
+        </w:rPr>
+        <w:t xml:space="preserve"> Permite pre-asignar la nomenclatura inicial de artículos nuevos (referencia interna) antes de crearlos. La referencia tiene el formato </w:t>
+      </w:r>
+      <w:r>
+        <w:rPr>
+          <w:rFonts w:ascii="Century Gothic" w:cs="Century Gothic" w:eastAsia="Century Gothic" w:hAnsi="Century Gothic"/>
+          <w:b/>
+          <w:bCs/>
+          <w:sz w:val="20"/>
+          <w:szCs w:val="20"/>
+        </w:rPr>
+        <w:t xml:space="preserve">CÓDIGO-NNN</w:t>
+      </w:r>
+      <w:r>
+        <w:rPr>
+          <w:rFonts w:ascii="Century Gothic" w:cs="Century Gothic" w:eastAsia="Century Gothic" w:hAnsi="Century Gothic"/>
+          <w:sz w:val="20"/>
+          <w:szCs w:val="20"/>
+        </w:rPr>
+        <w:t xml:space="preserve">, por ejemplo </w:t>
+      </w:r>
+      <w:r>
+        <w:rPr>
+          <w:rFonts w:ascii="Century Gothic" w:cs="Century Gothic" w:eastAsia="Century Gothic" w:hAnsi="Century Gothic"/>
+          <w:b/>
+          <w:bCs/>
+          <w:sz w:val="20"/>
+          <w:szCs w:val="20"/>
+        </w:rPr>
+        <w:t xml:space="preserve">MU-026</w:t>
+      </w:r>
+      <w:r>
+        <w:rPr>
+          <w:rFonts w:ascii="Century Gothic" w:cs="Century Gothic" w:eastAsia="Century Gothic" w:hAnsi="Century Gothic"/>
+          <w:sz w:val="20"/>
+          <w:szCs w:val="20"/>
+        </w:rPr>
+        <w:t xml:space="preserve">.</w:t>
+      </w:r>
+    </w:p>
+    <w:p>
+      <w:pPr>
+        <w:pStyle w:val="ListParagraph"/>
+        <w:numPr>
+          <w:ilvl w:val="0"/>
+          <w:numId w:val="2"/>
+        </w:numPr>
+        <w:spacing w:after="60"/>
+      </w:pPr>
+      <w:r>
+        <w:rPr>
+          <w:rFonts w:ascii="Century Gothic" w:cs="Century Gothic" w:eastAsia="Century Gothic" w:hAnsi="Century Gothic"/>
+          <w:b/>
+          <w:bCs/>
+          <w:sz w:val="20"/>
+          <w:szCs w:val="20"/>
+        </w:rPr>
+        <w:t xml:space="preserve">Código:</w:t>
+      </w:r>
+      <w:r>
+        <w:rPr>
+          <w:rFonts w:ascii="Century Gothic" w:cs="Century Gothic" w:eastAsia="Century Gothic" w:hAnsi="Century Gothic"/>
+          <w:sz w:val="20"/>
+          <w:szCs w:val="20"/>
+        </w:rPr>
+        <w:t xml:space="preserve"> el prefijo de la referencia (máximo 6 caracteres, sin espacios). Se guarda en mayúsculas.</w:t>
+      </w:r>
+    </w:p>
+    <w:p>
+      <w:pPr>
+        <w:pStyle w:val="ListParagraph"/>
+        <w:numPr>
+          <w:ilvl w:val="0"/>
+          <w:numId w:val="2"/>
+        </w:numPr>
+        <w:spacing w:after="60"/>
+      </w:pPr>
+      <w:r>
+        <w:rPr>
+          <w:rFonts w:ascii="Century Gothic" w:cs="Century Gothic" w:eastAsia="Century Gothic" w:hAnsi="Century Gothic"/>
+          <w:b/>
+          <w:bCs/>
+          <w:sz w:val="20"/>
+          <w:szCs w:val="20"/>
+        </w:rPr>
+        <w:t xml:space="preserve">Cantidad a generar:</w:t>
+      </w:r>
+      <w:r>
+        <w:rPr>
+          <w:rFonts w:ascii="Century Gothic" w:cs="Century Gothic" w:eastAsia="Century Gothic" w:hAnsi="Century Gothic"/>
+          <w:sz w:val="20"/>
+          <w:szCs w:val="20"/>
+        </w:rPr>
+        <w:t xml:space="preserve"> cuántos consecutivos seguidos se necesitan.</w:t>
+      </w:r>
+    </w:p>
+    <w:p>
+      <w:pPr>
+        <w:pStyle w:val="Heading2"/>
+        <w:spacing w:after="100" w:before="240"/>
+      </w:pPr>
+      <w:r>
+        <w:rPr>
+          <w:rFonts w:ascii="Century Gothic" w:cs="Century Gothic" w:eastAsia="Century Gothic" w:hAnsi="Century Gothic"/>
+          <w:b/>
+          <w:bCs/>
+          <w:color w:val="0F4761"/>
+          <w:sz w:val="24"/>
+          <w:szCs w:val="24"/>
+        </w:rPr>
+        <w:t xml:space="preserve">Consultar</w:t>
+      </w:r>
+    </w:p>
+    <w:p>
+      <w:pPr>
+        <w:spacing w:after="120" w:line="276"/>
+      </w:pPr>
+      <w:r>
+        <w:rPr>
+          <w:rFonts w:ascii="Century Gothic" w:cs="Century Gothic" w:eastAsia="Century Gothic" w:hAnsi="Century Gothic"/>
+          <w:sz w:val="20"/>
+          <w:szCs w:val="20"/>
+        </w:rPr>
+        <w:t xml:space="preserve">Muestra los consecutivos ya generados para el código que </w:t>
+      </w:r>
+      <w:r>
+        <w:rPr>
+          <w:rFonts w:ascii="Century Gothic" w:cs="Century Gothic" w:eastAsia="Century Gothic" w:hAnsi="Century Gothic"/>
+          <w:b/>
+          <w:bCs/>
+          <w:sz w:val="20"/>
+          <w:szCs w:val="20"/>
+        </w:rPr>
+        <w:t xml:space="preserve">todavía no usa ningún artículo</w:t>
+      </w:r>
+      <w:r>
+        <w:rPr>
+          <w:rFonts w:ascii="Century Gothic" w:cs="Century Gothic" w:eastAsia="Century Gothic" w:hAnsi="Century Gothic"/>
+          <w:sz w:val="20"/>
+          <w:szCs w:val="20"/>
+        </w:rPr>
+        <w:t xml:space="preserve">. Los que ya se usaron en un artículo dejan de aparecer.</w:t>
+      </w:r>
+    </w:p>
+    <w:p>
+      <w:pPr>
+        <w:pStyle w:val="Heading2"/>
+        <w:spacing w:after="100" w:before="240"/>
+      </w:pPr>
+      <w:r>
+        <w:rPr>
+          <w:rFonts w:ascii="Century Gothic" w:cs="Century Gothic" w:eastAsia="Century Gothic" w:hAnsi="Century Gothic"/>
+          <w:b/>
+          <w:bCs/>
+          <w:color w:val="0F4761"/>
+          <w:sz w:val="24"/>
+          <w:szCs w:val="24"/>
+        </w:rPr>
+        <w:t xml:space="preserve">Generar</w:t>
+      </w:r>
+    </w:p>
+    <w:p>
+      <w:pPr>
+        <w:pStyle w:val="ListParagraph"/>
+        <w:numPr>
+          <w:ilvl w:val="0"/>
+          <w:numId w:val="8"/>
+        </w:numPr>
+        <w:spacing w:after="60"/>
+      </w:pPr>
+      <w:r>
+        <w:rPr>
+          <w:rFonts w:ascii="Century Gothic" w:cs="Century Gothic" w:eastAsia="Century Gothic" w:hAnsi="Century Gothic"/>
+          <w:sz w:val="20"/>
+          <w:szCs w:val="20"/>
+        </w:rPr>
+        <w:t xml:space="preserve">Escriba el código y la cantidad.</w:t>
+      </w:r>
+    </w:p>
+    <w:p>
+      <w:pPr>
+        <w:pStyle w:val="ListParagraph"/>
+        <w:numPr>
+          <w:ilvl w:val="0"/>
+          <w:numId w:val="8"/>
+        </w:numPr>
+        <w:spacing w:after="60"/>
+      </w:pPr>
+      <w:r>
+        <w:rPr>
+          <w:rFonts w:ascii="Century Gothic" w:cs="Century Gothic" w:eastAsia="Century Gothic" w:hAnsi="Century Gothic"/>
+          <w:sz w:val="20"/>
+          <w:szCs w:val="20"/>
+        </w:rPr>
+        <w:t xml:space="preserve">Pulse </w:t>
+      </w:r>
+      <w:r>
+        <w:rPr>
+          <w:rFonts w:ascii="Century Gothic" w:cs="Century Gothic" w:eastAsia="Century Gothic" w:hAnsi="Century Gothic"/>
+          <w:b/>
+          <w:bCs/>
+          <w:sz w:val="20"/>
+          <w:szCs w:val="20"/>
+        </w:rPr>
+        <w:t xml:space="preserve">Generar</w:t>
+      </w:r>
+      <w:r>
+        <w:rPr>
+          <w:rFonts w:ascii="Century Gothic" w:cs="Century Gothic" w:eastAsia="Century Gothic" w:hAnsi="Century Gothic"/>
+          <w:sz w:val="20"/>
+          <w:szCs w:val="20"/>
+        </w:rPr>
+        <w:t xml:space="preserve"> y confirme.</w:t>
+      </w:r>
+    </w:p>
+    <w:p>
+      <w:pPr>
+        <w:pStyle w:val="ListParagraph"/>
+        <w:numPr>
+          <w:ilvl w:val="0"/>
+          <w:numId w:val="8"/>
+        </w:numPr>
+        <w:spacing w:after="60"/>
+      </w:pPr>
+      <w:r>
+        <w:rPr>
+          <w:rFonts w:ascii="Century Gothic" w:cs="Century Gothic" w:eastAsia="Century Gothic" w:hAnsi="Century Gothic"/>
+          <w:sz w:val="20"/>
+          <w:szCs w:val="20"/>
+        </w:rPr>
+        <w:t xml:space="preserve">El sistema crea los consecutivos siguientes al mayor existente (generado o ya usado en artículos) y los muestra. Si el código es nuevo, inicia en 001.</w:t>
+      </w:r>
+    </w:p>
+    <w:p>
+      <w:pPr>
+        <w:spacing w:after="120" w:line="276"/>
+      </w:pPr>
+      <w:r>
+        <w:rPr>
+          <w:rFonts w:ascii="Century Gothic" w:cs="Century Gothic" w:eastAsia="Century Gothic" w:hAnsi="Century Gothic"/>
+          <w:sz w:val="20"/>
+          <w:szCs w:val="20"/>
+        </w:rPr>
+        <w:t xml:space="preserve">Ejemplo: si el mayor de </w:t>
+      </w:r>
+      <w:r>
+        <w:rPr>
+          <w:rFonts w:ascii="Century Gothic" w:cs="Century Gothic" w:eastAsia="Century Gothic" w:hAnsi="Century Gothic"/>
+          <w:b/>
+          <w:bCs/>
+          <w:sz w:val="20"/>
+          <w:szCs w:val="20"/>
+        </w:rPr>
+        <w:t xml:space="preserve">MU</w:t>
+      </w:r>
+      <w:r>
+        <w:rPr>
+          <w:rFonts w:ascii="Century Gothic" w:cs="Century Gothic" w:eastAsia="Century Gothic" w:hAnsi="Century Gothic"/>
+          <w:sz w:val="20"/>
+          <w:szCs w:val="20"/>
+        </w:rPr>
+        <w:t xml:space="preserve"> es 25, al pedir 2 se generan </w:t>
+      </w:r>
+      <w:r>
+        <w:rPr>
+          <w:rFonts w:ascii="Century Gothic" w:cs="Century Gothic" w:eastAsia="Century Gothic" w:hAnsi="Century Gothic"/>
+          <w:b/>
+          <w:bCs/>
+          <w:sz w:val="20"/>
+          <w:szCs w:val="20"/>
+        </w:rPr>
+        <w:t xml:space="preserve">MU-026</w:t>
+      </w:r>
+      <w:r>
+        <w:rPr>
+          <w:rFonts w:ascii="Century Gothic" w:cs="Century Gothic" w:eastAsia="Century Gothic" w:hAnsi="Century Gothic"/>
+          <w:sz w:val="20"/>
+          <w:szCs w:val="20"/>
+        </w:rPr>
+        <w:t xml:space="preserve"> y </w:t>
+      </w:r>
+      <w:r>
+        <w:rPr>
+          <w:rFonts w:ascii="Century Gothic" w:cs="Century Gothic" w:eastAsia="Century Gothic" w:hAnsi="Century Gothic"/>
+          <w:b/>
+          <w:bCs/>
+          <w:sz w:val="20"/>
+          <w:szCs w:val="20"/>
+        </w:rPr>
+        <w:t xml:space="preserve">MU-027</w:t>
+      </w:r>
+      <w:r>
+        <w:rPr>
+          <w:rFonts w:ascii="Century Gothic" w:cs="Century Gothic" w:eastAsia="Century Gothic" w:hAnsi="Century Gothic"/>
+          <w:sz w:val="20"/>
+          <w:szCs w:val="20"/>
+        </w:rPr>
+        <w:t xml:space="preserve">.</w:t>
+      </w:r>
+    </w:p>
+    <w:p>
+      <w:pPr>
+        <w:spacing w:after="120"/>
+      </w:pPr>
+      <w:r>
+        <w:rPr>
+          <w:rFonts w:ascii="Century Gothic" w:cs="Century Gothic" w:eastAsia="Century Gothic" w:hAnsi="Century Gothic"/>
+          <w:i/>
+          <w:iCs/>
+          <w:color w:val="7F7F7F"/>
+          <w:sz w:val="18"/>
+          <w:szCs w:val="18"/>
+        </w:rPr>
+        <w:t xml:space="preserve">La creación del artículo no cambia: el usuario escribe la referencia interna asignada al crear el artículo.</w:t>
+      </w:r>
+    </w:p>
+    <w:p>
+      <w:pPr>
+        <w:pBdr>
+          <w:top w:val="dashed" w:color="BFBFBF" w:sz="4" w:space="6"/>
+          <w:bottom w:val="dashed" w:color="BFBFBF" w:sz="4" w:space="6"/>
+        </w:pBdr>
+        <w:spacing w:after="160" w:before="80"/>
+        <w:jc w:val="center"/>
+      </w:pPr>
+      <w:r>
+        <w:rPr>
+          <w:rFonts w:ascii="Century Gothic" w:cs="Century Gothic" w:eastAsia="Century Gothic" w:hAnsi="Century Gothic"/>
+          <w:i/>
+          <w:iCs/>
+          <w:color w:val="7F7F7F"/>
+          <w:sz w:val="18"/>
+          <w:szCs w:val="18"/>
+        </w:rPr>
+        <w:t xml:space="preserve">[Captura de pantalla: Consecutivos de referencia interna]</w:t>
+      </w:r>
+    </w:p>
     <w:p>
       <w:pPr>
         <w:pStyle w:val="Heading1"/>
@@ -5149,6 +5588,12 @@
   </w:num>
   <w:num w:numId="7">
     <w:abstractNumId w:val="9"/>
+    <w:lvlOverride w:ilvl="0">
+      <w:startOverride w:val="1"/>
+    </w:lvlOverride>
+  </w:num>
+  <w:num w:numId="8">
+    <w:abstractNumId w:val="10"/>
     <w:lvlOverride w:ilvl="0">
       <w:startOverride w:val="1"/>
     </w:lvlOverride>

--- a/documentos/2026-10-20 RQM Complemento de Modúlo de consulta de logs/T17 - Manual de Usuario.docx
+++ b/documentos/2026-10-20 RQM Complemento de Modúlo de consulta de logs/T17 - Manual de Usuario.docx
@@ -4333,15 +4333,15 @@
           <w:sz w:val="20"/>
           <w:szCs w:val="20"/>
         </w:rPr>
-        <w:t xml:space="preserve">Cantidad a generar:</w:t>
-      </w:r>
-      <w:r>
-        <w:rPr>
-          <w:rFonts w:ascii="Century Gothic" w:cs="Century Gothic" w:eastAsia="Century Gothic" w:hAnsi="Century Gothic"/>
-          <w:sz w:val="20"/>
-          <w:szCs w:val="20"/>
-        </w:rPr>
-        <w:t xml:space="preserve"> cuántos consecutivos seguidos se necesitan.</w:t>
+        <w:t xml:space="preserve">Cantidad requerida:</w:t>
+      </w:r>
+      <w:r>
+        <w:rPr>
+          <w:rFonts w:ascii="Century Gothic" w:cs="Century Gothic" w:eastAsia="Century Gothic" w:hAnsi="Century Gothic"/>
+          <w:sz w:val="20"/>
+          <w:szCs w:val="20"/>
+        </w:rPr>
+        <w:t xml:space="preserve"> cuántos consecutivos disponibles necesita en total.</w:t>
       </w:r>
     </w:p>
     <w:p>
@@ -4371,25 +4371,25 @@
           <w:sz w:val="20"/>
           <w:szCs w:val="20"/>
         </w:rPr>
-        <w:t xml:space="preserve">Muestra los consecutivos ya generados para el código que </w:t>
-      </w:r>
-      <w:r>
-        <w:rPr>
-          <w:rFonts w:ascii="Century Gothic" w:cs="Century Gothic" w:eastAsia="Century Gothic" w:hAnsi="Century Gothic"/>
-          <w:b/>
-          <w:bCs/>
-          <w:sz w:val="20"/>
-          <w:szCs w:val="20"/>
-        </w:rPr>
-        <w:t xml:space="preserve">todavía no usa ningún artículo</w:t>
-      </w:r>
-      <w:r>
-        <w:rPr>
-          <w:rFonts w:ascii="Century Gothic" w:cs="Century Gothic" w:eastAsia="Century Gothic" w:hAnsi="Century Gothic"/>
-          <w:sz w:val="20"/>
-          <w:szCs w:val="20"/>
-        </w:rPr>
-        <w:t xml:space="preserve">. Los que ya se usaron en un artículo dejan de aparecer.</w:t>
+        <w:t xml:space="preserve">Muestra los consecutivos </w:t>
+      </w:r>
+      <w:r>
+        <w:rPr>
+          <w:rFonts w:ascii="Century Gothic" w:cs="Century Gothic" w:eastAsia="Century Gothic" w:hAnsi="Century Gothic"/>
+          <w:b/>
+          <w:bCs/>
+          <w:sz w:val="20"/>
+          <w:szCs w:val="20"/>
+        </w:rPr>
+        <w:t xml:space="preserve">disponibles</w:t>
+      </w:r>
+      <w:r>
+        <w:rPr>
+          <w:rFonts w:ascii="Century Gothic" w:cs="Century Gothic" w:eastAsia="Century Gothic" w:hAnsi="Century Gothic"/>
+          <w:sz w:val="20"/>
+          <w:szCs w:val="20"/>
+        </w:rPr>
+        <w:t xml:space="preserve"> del código. Cuando un consecutivo se usa como referencia interna de un artículo, el sistema lo elimina de los disponibles.</w:t>
       </w:r>
     </w:p>
     <w:p>
@@ -4424,7 +4424,7 @@
           <w:sz w:val="20"/>
           <w:szCs w:val="20"/>
         </w:rPr>
-        <w:t xml:space="preserve">Escriba el código y la cantidad.</w:t>
+        <w:t xml:space="preserve">Escriba el código y la cantidad requerida.</w:t>
       </w:r>
     </w:p>
     <w:p>
@@ -4478,7 +4478,43 @@
           <w:sz w:val="20"/>
           <w:szCs w:val="20"/>
         </w:rPr>
-        <w:t xml:space="preserve">El sistema crea los consecutivos siguientes al mayor existente (generado o ya usado en artículos) y los muestra. Si el código es nuevo, inicia en 001.</w:t>
+        <w:t xml:space="preserve">El sistema completa hasta tener esa cantidad de disponibles: solo crea los que faltan, siguiendo al mayor consecutivo (disponible o ya usado en artículos). Si el código es nuevo, inicia en 001.</w:t>
+      </w:r>
+    </w:p>
+    <w:p>
+      <w:pPr>
+        <w:pStyle w:val="ListParagraph"/>
+        <w:numPr>
+          <w:ilvl w:val="0"/>
+          <w:numId w:val="8"/>
+        </w:numPr>
+        <w:spacing w:after="60"/>
+      </w:pPr>
+      <w:r>
+        <w:rPr>
+          <w:rFonts w:ascii="Century Gothic" w:cs="Century Gothic" w:eastAsia="Century Gothic" w:hAnsi="Century Gothic"/>
+          <w:sz w:val="20"/>
+          <w:szCs w:val="20"/>
+        </w:rPr>
+        <w:t xml:space="preserve">La grilla muestra todos los disponibles; la columna </w:t>
+      </w:r>
+      <w:r>
+        <w:rPr>
+          <w:rFonts w:ascii="Century Gothic" w:cs="Century Gothic" w:eastAsia="Century Gothic" w:hAnsi="Century Gothic"/>
+          <w:b/>
+          <w:bCs/>
+          <w:sz w:val="20"/>
+          <w:szCs w:val="20"/>
+        </w:rPr>
+        <w:t xml:space="preserve">Generado ahora</w:t>
+      </w:r>
+      <w:r>
+        <w:rPr>
+          <w:rFonts w:ascii="Century Gothic" w:cs="Century Gothic" w:eastAsia="Century Gothic" w:hAnsi="Century Gothic"/>
+          <w:sz w:val="20"/>
+          <w:szCs w:val="20"/>
+        </w:rPr>
+        <w:t xml:space="preserve"> indica los nuevos. Si ya había suficientes, no genera ninguno y lo informa.</w:t>
       </w:r>
     </w:p>
     <w:p>
@@ -4491,7 +4527,7 @@
           <w:sz w:val="20"/>
           <w:szCs w:val="20"/>
         </w:rPr>
-        <w:t xml:space="preserve">Ejemplo: si el mayor de </w:t>
+        <w:t xml:space="preserve">Ejemplo: </w:t>
       </w:r>
       <w:r>
         <w:rPr>
@@ -4509,17 +4545,35 @@
           <w:sz w:val="20"/>
           <w:szCs w:val="20"/>
         </w:rPr>
-        <w:t xml:space="preserve"> es 25, al pedir 2 se generan </w:t>
-      </w:r>
-      <w:r>
-        <w:rPr>
-          <w:rFonts w:ascii="Century Gothic" w:cs="Century Gothic" w:eastAsia="Century Gothic" w:hAnsi="Century Gothic"/>
-          <w:b/>
-          <w:bCs/>
-          <w:sz w:val="20"/>
-          <w:szCs w:val="20"/>
-        </w:rPr>
-        <w:t xml:space="preserve">MU-026</w:t>
+        <w:t xml:space="preserve"> tiene disponibles MU-026 y MU-027 y el mayor usado en artículos es MU-025. Al pedir 5 se generan </w:t>
+      </w:r>
+      <w:r>
+        <w:rPr>
+          <w:rFonts w:ascii="Century Gothic" w:cs="Century Gothic" w:eastAsia="Century Gothic" w:hAnsi="Century Gothic"/>
+          <w:b/>
+          <w:bCs/>
+          <w:sz w:val="20"/>
+          <w:szCs w:val="20"/>
+        </w:rPr>
+        <w:t xml:space="preserve">MU-028</w:t>
+      </w:r>
+      <w:r>
+        <w:rPr>
+          <w:rFonts w:ascii="Century Gothic" w:cs="Century Gothic" w:eastAsia="Century Gothic" w:hAnsi="Century Gothic"/>
+          <w:sz w:val="20"/>
+          <w:szCs w:val="20"/>
+        </w:rPr>
+        <w:t xml:space="preserve">, </w:t>
+      </w:r>
+      <w:r>
+        <w:rPr>
+          <w:rFonts w:ascii="Century Gothic" w:cs="Century Gothic" w:eastAsia="Century Gothic" w:hAnsi="Century Gothic"/>
+          <w:b/>
+          <w:bCs/>
+          <w:sz w:val="20"/>
+          <w:szCs w:val="20"/>
+        </w:rPr>
+        <w:t xml:space="preserve">MU-029</w:t>
       </w:r>
       <w:r>
         <w:rPr>
@@ -4537,15 +4591,15 @@
           <w:sz w:val="20"/>
           <w:szCs w:val="20"/>
         </w:rPr>
-        <w:t xml:space="preserve">MU-027</w:t>
-      </w:r>
-      <w:r>
-        <w:rPr>
-          <w:rFonts w:ascii="Century Gothic" w:cs="Century Gothic" w:eastAsia="Century Gothic" w:hAnsi="Century Gothic"/>
-          <w:sz w:val="20"/>
-          <w:szCs w:val="20"/>
-        </w:rPr>
-        <w:t xml:space="preserve">.</w:t>
+        <w:t xml:space="preserve">MU-030</w:t>
+      </w:r>
+      <w:r>
+        <w:rPr>
+          <w:rFonts w:ascii="Century Gothic" w:cs="Century Gothic" w:eastAsia="Century Gothic" w:hAnsi="Century Gothic"/>
+          <w:sz w:val="20"/>
+          <w:szCs w:val="20"/>
+        </w:rPr>
+        <w:t xml:space="preserve">, y quedan 5 disponibles. Si luego se pide 3, no se genera nada.</w:t>
       </w:r>
     </w:p>
     <w:p>

--- a/documentos/2026-10-20 RQM Complemento de Modúlo de consulta de logs/T17 - Manual de Usuario.docx
+++ b/documentos/2026-10-20 RQM Complemento de Modúlo de consulta de logs/T17 - Manual de Usuario.docx
@@ -4389,7 +4389,97 @@
           <w:sz w:val="20"/>
           <w:szCs w:val="20"/>
         </w:rPr>
-        <w:t xml:space="preserve"> del código. Cuando un consecutivo se usa como referencia interna de un artículo, el sistema lo elimina de los disponibles.</w:t>
+        <w:t xml:space="preserve"> del código. Cuando un consecutivo se usa como referencia interna de un artículo, el sistema lo elimina de los disponibles. Se considera usado aunque el artículo tenga un complemento: </w:t>
+      </w:r>
+      <w:r>
+        <w:rPr>
+          <w:rFonts w:ascii="Century Gothic" w:cs="Century Gothic" w:eastAsia="Century Gothic" w:hAnsi="Century Gothic"/>
+          <w:b/>
+          <w:bCs/>
+          <w:sz w:val="20"/>
+          <w:szCs w:val="20"/>
+        </w:rPr>
+        <w:t xml:space="preserve">MU-026</w:t>
+      </w:r>
+      <w:r>
+        <w:rPr>
+          <w:rFonts w:ascii="Century Gothic" w:cs="Century Gothic" w:eastAsia="Century Gothic" w:hAnsi="Century Gothic"/>
+          <w:sz w:val="20"/>
+          <w:szCs w:val="20"/>
+        </w:rPr>
+        <w:t xml:space="preserve">, </w:t>
+      </w:r>
+      <w:r>
+        <w:rPr>
+          <w:rFonts w:ascii="Century Gothic" w:cs="Century Gothic" w:eastAsia="Century Gothic" w:hAnsi="Century Gothic"/>
+          <w:b/>
+          <w:bCs/>
+          <w:sz w:val="20"/>
+          <w:szCs w:val="20"/>
+        </w:rPr>
+        <w:t xml:space="preserve">MU-026-1</w:t>
+      </w:r>
+      <w:r>
+        <w:rPr>
+          <w:rFonts w:ascii="Century Gothic" w:cs="Century Gothic" w:eastAsia="Century Gothic" w:hAnsi="Century Gothic"/>
+          <w:sz w:val="20"/>
+          <w:szCs w:val="20"/>
+        </w:rPr>
+        <w:t xml:space="preserve">, </w:t>
+      </w:r>
+      <w:r>
+        <w:rPr>
+          <w:rFonts w:ascii="Century Gothic" w:cs="Century Gothic" w:eastAsia="Century Gothic" w:hAnsi="Century Gothic"/>
+          <w:b/>
+          <w:bCs/>
+          <w:sz w:val="20"/>
+          <w:szCs w:val="20"/>
+        </w:rPr>
+        <w:t xml:space="preserve">MU-026-02</w:t>
+      </w:r>
+      <w:r>
+        <w:rPr>
+          <w:rFonts w:ascii="Century Gothic" w:cs="Century Gothic" w:eastAsia="Century Gothic" w:hAnsi="Century Gothic"/>
+          <w:sz w:val="20"/>
+          <w:szCs w:val="20"/>
+        </w:rPr>
+        <w:t xml:space="preserve"> o </w:t>
+      </w:r>
+      <w:r>
+        <w:rPr>
+          <w:rFonts w:ascii="Century Gothic" w:cs="Century Gothic" w:eastAsia="Century Gothic" w:hAnsi="Century Gothic"/>
+          <w:b/>
+          <w:bCs/>
+          <w:sz w:val="20"/>
+          <w:szCs w:val="20"/>
+        </w:rPr>
+        <w:t xml:space="preserve">MU-026-X</w:t>
+      </w:r>
+      <w:r>
+        <w:rPr>
+          <w:rFonts w:ascii="Century Gothic" w:cs="Century Gothic" w:eastAsia="Century Gothic" w:hAnsi="Century Gothic"/>
+          <w:sz w:val="20"/>
+          <w:szCs w:val="20"/>
+        </w:rPr>
+        <w:t xml:space="preserve"> usan el consecutivo 026. Las referencias existentes de 2 dígitos (por ejemplo </w:t>
+      </w:r>
+      <w:r>
+        <w:rPr>
+          <w:rFonts w:ascii="Century Gothic" w:cs="Century Gothic" w:eastAsia="Century Gothic" w:hAnsi="Century Gothic"/>
+          <w:b/>
+          <w:bCs/>
+          <w:sz w:val="20"/>
+          <w:szCs w:val="20"/>
+        </w:rPr>
+        <w:t xml:space="preserve">MU-25</w:t>
+      </w:r>
+      <w:r>
+        <w:rPr>
+          <w:rFonts w:ascii="Century Gothic" w:cs="Century Gothic" w:eastAsia="Century Gothic" w:hAnsi="Century Gothic"/>
+          <w:sz w:val="20"/>
+          <w:szCs w:val="20"/>
+        </w:rPr>
+        <w:t xml:space="preserve">) se toman como 025.</w:t>
       </w:r>
     </w:p>
     <w:p>

--- a/documentos/2026-10-20 RQM Complemento de Modúlo de consulta de logs/T17 - Manual de Usuario.docx
+++ b/documentos/2026-10-20 RQM Complemento de Modúlo de consulta de logs/T17 - Manual de Usuario.docx
@@ -4461,7 +4461,7 @@
           <w:sz w:val="20"/>
           <w:szCs w:val="20"/>
         </w:rPr>
-        <w:t xml:space="preserve"> usan el consecutivo 026. Las referencias existentes de 2 dígitos (por ejemplo </w:t>
+        <w:t xml:space="preserve"> usan el consecutivo 026. Las referencias existentes de 1 o 2 dígitos se completan a 3 (</w:t>
       </w:r>
       <w:r>
         <w:rPr>
@@ -4479,7 +4479,92 @@
           <w:sz w:val="20"/>
           <w:szCs w:val="20"/>
         </w:rPr>
-        <w:t xml:space="preserve">) se toman como 025.</w:t>
+        <w:t xml:space="preserve"> = 025, </w:t>
+      </w:r>
+      <w:r>
+        <w:rPr>
+          <w:rFonts w:ascii="Century Gothic" w:cs="Century Gothic" w:eastAsia="Century Gothic" w:hAnsi="Century Gothic"/>
+          <w:b/>
+          <w:bCs/>
+          <w:sz w:val="20"/>
+          <w:szCs w:val="20"/>
+        </w:rPr>
+        <w:t xml:space="preserve">MU-5</w:t>
+      </w:r>
+      <w:r>
+        <w:rPr>
+          <w:rFonts w:ascii="Century Gothic" w:cs="Century Gothic" w:eastAsia="Century Gothic" w:hAnsi="Century Gothic"/>
+          <w:sz w:val="20"/>
+          <w:szCs w:val="20"/>
+        </w:rPr>
+        <w:t xml:space="preserve"> = 005).</w:t>
+      </w:r>
+    </w:p>
+    <w:p>
+      <w:pPr>
+        <w:spacing w:after="120" w:line="276"/>
+      </w:pPr>
+      <w:r>
+        <w:rPr>
+          <w:rFonts w:ascii="Century Gothic" w:cs="Century Gothic" w:eastAsia="Century Gothic" w:hAnsi="Century Gothic"/>
+          <w:sz w:val="20"/>
+          <w:szCs w:val="20"/>
+        </w:rPr>
+        <w:t xml:space="preserve">Si el código tiene referencias que no cumplen ese formato (por ejemplo </w:t>
+      </w:r>
+      <w:r>
+        <w:rPr>
+          <w:rFonts w:ascii="Century Gothic" w:cs="Century Gothic" w:eastAsia="Century Gothic" w:hAnsi="Century Gothic"/>
+          <w:b/>
+          <w:bCs/>
+          <w:sz w:val="20"/>
+          <w:szCs w:val="20"/>
+        </w:rPr>
+        <w:t xml:space="preserve">MU-25X</w:t>
+      </w:r>
+      <w:r>
+        <w:rPr>
+          <w:rFonts w:ascii="Century Gothic" w:cs="Century Gothic" w:eastAsia="Century Gothic" w:hAnsi="Century Gothic"/>
+          <w:sz w:val="20"/>
+          <w:szCs w:val="20"/>
+        </w:rPr>
+        <w:t xml:space="preserve"> o </w:t>
+      </w:r>
+      <w:r>
+        <w:rPr>
+          <w:rFonts w:ascii="Century Gothic" w:cs="Century Gothic" w:eastAsia="Century Gothic" w:hAnsi="Century Gothic"/>
+          <w:b/>
+          <w:bCs/>
+          <w:sz w:val="20"/>
+          <w:szCs w:val="20"/>
+        </w:rPr>
+        <w:t xml:space="preserve">MU-ABC</w:t>
+      </w:r>
+      <w:r>
+        <w:rPr>
+          <w:rFonts w:ascii="Century Gothic" w:cs="Century Gothic" w:eastAsia="Century Gothic" w:hAnsi="Century Gothic"/>
+          <w:sz w:val="20"/>
+          <w:szCs w:val="20"/>
+        </w:rPr>
+        <w:t xml:space="preserve">), la pantalla las muestra en una lista aparte con el </w:t>
+      </w:r>
+      <w:r>
+        <w:rPr>
+          <w:rFonts w:ascii="Century Gothic" w:cs="Century Gothic" w:eastAsia="Century Gothic" w:hAnsi="Century Gothic"/>
+          <w:b/>
+          <w:bCs/>
+          <w:sz w:val="20"/>
+          <w:szCs w:val="20"/>
+        </w:rPr>
+        <w:t xml:space="preserve">motivo</w:t>
+      </w:r>
+      <w:r>
+        <w:rPr>
+          <w:rFonts w:ascii="Century Gothic" w:cs="Century Gothic" w:eastAsia="Century Gothic" w:hAnsi="Century Gothic"/>
+          <w:sz w:val="20"/>
+          <w:szCs w:val="20"/>
+        </w:rPr>
+        <w:t xml:space="preserve">: no cuentan para calcular el siguiente consecutivo. Por eso, por ejemplo, el siguiente puede ser 001 aunque exista MU-25X.</w:t>
       </w:r>
     </w:p>
     <w:p>

--- a/documentos/2026-10-20 RQM Complemento de Modúlo de consulta de logs/T17 - Manual de Usuario.docx
+++ b/documentos/2026-10-20 RQM Complemento de Modúlo de consulta de logs/T17 - Manual de Usuario.docx
@@ -931,7 +931,7 @@
                 <w:sz w:val="18"/>
                 <w:szCs w:val="18"/>
               </w:rPr>
-              <w:t xml:space="preserve">Consecutivos de referencia interna (Administración).</w:t>
+              <w:t xml:space="preserve">Consecutivos de referencia interna (Administración). También con el rol Administrador.</w:t>
             </w:r>
           </w:p>
         </w:tc>
@@ -4249,7 +4249,25 @@
           <w:sz w:val="20"/>
           <w:szCs w:val="20"/>
         </w:rPr>
-        <w:t xml:space="preserve"> Permite pre-asignar la nomenclatura inicial de artículos nuevos (referencia interna) antes de crearlos. La referencia tiene el formato </w:t>
+        <w:t xml:space="preserve"> Ayuda a escoger la referencia interna de artículos nuevos: </w:t>
+      </w:r>
+      <w:r>
+        <w:rPr>
+          <w:rFonts w:ascii="Century Gothic" w:cs="Century Gothic" w:eastAsia="Century Gothic" w:hAnsi="Century Gothic"/>
+          <w:b/>
+          <w:bCs/>
+          <w:sz w:val="20"/>
+          <w:szCs w:val="20"/>
+        </w:rPr>
+        <w:t xml:space="preserve">sugiere</w:t>
+      </w:r>
+      <w:r>
+        <w:rPr>
+          <w:rFonts w:ascii="Century Gothic" w:cs="Century Gothic" w:eastAsia="Century Gothic" w:hAnsi="Century Gothic"/>
+          <w:sz w:val="20"/>
+          <w:szCs w:val="20"/>
+        </w:rPr>
+        <w:t xml:space="preserve"> números libres con el formato </w:t>
       </w:r>
       <w:r>
         <w:rPr>
@@ -4267,7 +4285,7 @@
           <w:sz w:val="20"/>
           <w:szCs w:val="20"/>
         </w:rPr>
-        <w:t xml:space="preserve">, por ejemplo </w:t>
+        <w:t xml:space="preserve"> (por ejemplo </w:t>
       </w:r>
       <w:r>
         <w:rPr>
@@ -4285,7 +4303,136 @@
           <w:sz w:val="20"/>
           <w:szCs w:val="20"/>
         </w:rPr>
-        <w:t xml:space="preserve">.</w:t>
+        <w:t xml:space="preserve"> o </w:t>
+      </w:r>
+      <w:r>
+        <w:rPr>
+          <w:rFonts w:ascii="Century Gothic" w:cs="Century Gothic" w:eastAsia="Century Gothic" w:hAnsi="Century Gothic"/>
+          <w:b/>
+          <w:bCs/>
+          <w:sz w:val="20"/>
+          <w:szCs w:val="20"/>
+        </w:rPr>
+        <w:t xml:space="preserve">VA-1227</w:t>
+      </w:r>
+      <w:r>
+        <w:rPr>
+          <w:rFonts w:ascii="Century Gothic" w:cs="Century Gothic" w:eastAsia="Century Gothic" w:hAnsi="Century Gothic"/>
+          <w:sz w:val="20"/>
+          <w:szCs w:val="20"/>
+        </w:rPr>
+        <w:t xml:space="preserve">) a partir de las referencias que ya existen en los artículos.</w:t>
+      </w:r>
+    </w:p>
+    <w:p>
+      <w:pPr>
+        <w:spacing w:after="40" w:before="80"/>
+        <w:jc w:val="center"/>
+      </w:pPr>
+      <w:r>
+        <w:drawing>
+          <wp:inline distT="0" distB="0" distL="0" distR="0">
+            <wp:extent cx="5715000" cy="4086225"/>
+            <wp:effectExtent t="0" r="0" b="0" l="0"/>
+            <wp:docPr id="1" name="" descr="" title=""/>
+            <wp:cNvGraphicFramePr>
+              <a:graphicFrameLocks xmlns:a="http://schemas.openxmlformats.org/drawingml/2006/main" noChangeAspect="1"/>
+            </wp:cNvGraphicFramePr>
+            <a:graphic xmlns:a="http://schemas.openxmlformats.org/drawingml/2006/main">
+              <a:graphicData uri="http://schemas.openxmlformats.org/drawingml/2006/picture">
+                <pic:pic xmlns:pic="http://schemas.openxmlformats.org/drawingml/2006/picture">
+                  <pic:nvPicPr>
+                    <pic:cNvPr id="0" name="" descr=""/>
+                    <pic:cNvPicPr>
+                      <a:picLocks noChangeAspect="1" noChangeArrowheads="1"/>
+                    </pic:cNvPicPr>
+                  </pic:nvPicPr>
+                  <pic:blipFill>
+                    <a:blip r:embed="rId8" cstate="none"/>
+                    <a:srcRect/>
+                    <a:stretch>
+                      <a:fillRect/>
+                    </a:stretch>
+                  </pic:blipFill>
+                  <pic:spPr bwMode="auto">
+                    <a:xfrm>
+                      <a:off x="0" y="0"/>
+                      <a:ext cx="5715000" cy="4086225"/>
+                    </a:xfrm>
+                    <a:prstGeom prst="rect">
+                      <a:avLst/>
+                    </a:prstGeom>
+                  </pic:spPr>
+                </pic:pic>
+              </a:graphicData>
+            </a:graphic>
+          </wp:inline>
+        </w:drawing>
+      </w:r>
+    </w:p>
+    <w:p>
+      <w:pPr>
+        <w:spacing w:after="160"/>
+        <w:jc w:val="center"/>
+      </w:pPr>
+      <w:r>
+        <w:rPr>
+          <w:rFonts w:ascii="Century Gothic" w:cs="Century Gothic" w:eastAsia="Century Gothic" w:hAnsi="Century Gothic"/>
+          <w:i/>
+          <w:iCs/>
+          <w:color w:val="7F7F7F"/>
+          <w:sz w:val="16"/>
+          <w:szCs w:val="16"/>
+        </w:rPr>
+        <w:t xml:space="preserve">Pantalla Consecutivos de referencia interna con el aviso de sugerencias</w:t>
+      </w:r>
+    </w:p>
+    <w:p>
+      <w:pPr>
+        <w:pStyle w:val="Heading2"/>
+        <w:spacing w:after="100" w:before="240"/>
+      </w:pPr>
+      <w:r>
+        <w:rPr>
+          <w:rFonts w:ascii="Century Gothic" w:cs="Century Gothic" w:eastAsia="Century Gothic" w:hAnsi="Century Gothic"/>
+          <w:b/>
+          <w:bCs/>
+          <w:color w:val="0F4761"/>
+          <w:sz w:val="24"/>
+          <w:szCs w:val="24"/>
+        </w:rPr>
+        <w:t xml:space="preserve">Los consecutivos son sugerencias</w:t>
+      </w:r>
+    </w:p>
+    <w:p>
+      <w:pPr>
+        <w:spacing w:after="120" w:line="276"/>
+      </w:pPr>
+      <w:r>
+        <w:rPr>
+          <w:rFonts w:ascii="Century Gothic" w:cs="Century Gothic" w:eastAsia="Century Gothic" w:hAnsi="Century Gothic"/>
+          <w:sz w:val="20"/>
+          <w:szCs w:val="20"/>
+        </w:rPr>
+        <w:t xml:space="preserve">Esta opción es una </w:t>
+      </w:r>
+      <w:r>
+        <w:rPr>
+          <w:rFonts w:ascii="Century Gothic" w:cs="Century Gothic" w:eastAsia="Century Gothic" w:hAnsi="Century Gothic"/>
+          <w:b/>
+          <w:bCs/>
+          <w:sz w:val="20"/>
+          <w:szCs w:val="20"/>
+        </w:rPr>
+        <w:t xml:space="preserve">ayuda de consulta</w:t>
+      </w:r>
+      <w:r>
+        <w:rPr>
+          <w:rFonts w:ascii="Century Gothic" w:cs="Century Gothic" w:eastAsia="Century Gothic" w:hAnsi="Century Gothic"/>
+          <w:sz w:val="20"/>
+          <w:szCs w:val="20"/>
+        </w:rPr>
+        <w:t xml:space="preserve">. Antes de usarla tenga en cuenta:</w:t>
       </w:r>
     </w:p>
     <w:p>
@@ -4305,15 +4452,15 @@
           <w:sz w:val="20"/>
           <w:szCs w:val="20"/>
         </w:rPr>
-        <w:t xml:space="preserve">Código:</w:t>
-      </w:r>
-      <w:r>
-        <w:rPr>
-          <w:rFonts w:ascii="Century Gothic" w:cs="Century Gothic" w:eastAsia="Century Gothic" w:hAnsi="Century Gothic"/>
-          <w:sz w:val="20"/>
-          <w:szCs w:val="20"/>
-        </w:rPr>
-        <w:t xml:space="preserve"> el prefijo de la referencia (máximo 6 caracteres, sin espacios). Se guarda en mayúsculas.</w:t>
+        <w:t xml:space="preserve">No reserva números.</w:t>
+      </w:r>
+      <w:r>
+        <w:rPr>
+          <w:rFonts w:ascii="Century Gothic" w:cs="Century Gothic" w:eastAsia="Century Gothic" w:hAnsi="Century Gothic"/>
+          <w:sz w:val="20"/>
+          <w:szCs w:val="20"/>
+        </w:rPr>
+        <w:t xml:space="preserve"> Consultar o Generar no aparta el número para nadie. Dos personas pueden ver la misma sugerencia al mismo tiempo; la usa quien primero cree el artículo. Si al crear el artículo aparece «Ya existe un artículo con la misma referencia interna.», vuelva a Consultar y tome otra.</w:t>
       </w:r>
     </w:p>
     <w:p>
@@ -4333,15 +4480,156 @@
           <w:sz w:val="20"/>
           <w:szCs w:val="20"/>
         </w:rPr>
-        <w:t xml:space="preserve">Cantidad requerida:</w:t>
-      </w:r>
-      <w:r>
-        <w:rPr>
-          <w:rFonts w:ascii="Century Gothic" w:cs="Century Gothic" w:eastAsia="Century Gothic" w:hAnsi="Century Gothic"/>
-          <w:sz w:val="20"/>
-          <w:szCs w:val="20"/>
-        </w:rPr>
-        <w:t xml:space="preserve"> cuántos consecutivos disponibles necesita en total.</w:t>
+        <w:t xml:space="preserve">No está enlazada con la creación del artículo.</w:t>
+      </w:r>
+      <w:r>
+        <w:rPr>
+          <w:rFonts w:ascii="Century Gothic" w:cs="Century Gothic" w:eastAsia="Century Gothic" w:hAnsi="Century Gothic"/>
+          <w:sz w:val="20"/>
+          <w:szCs w:val="20"/>
+        </w:rPr>
+        <w:t xml:space="preserve"> Al crear el artículo, la referencia interna se escribe a mano, como siempre. El sistema no verifica que sea una de las sugeridas ni que cumpla el formato.</w:t>
+      </w:r>
+    </w:p>
+    <w:p>
+      <w:pPr>
+        <w:pStyle w:val="ListParagraph"/>
+        <w:numPr>
+          <w:ilvl w:val="0"/>
+          <w:numId w:val="2"/>
+        </w:numPr>
+        <w:spacing w:after="60"/>
+      </w:pPr>
+      <w:r>
+        <w:rPr>
+          <w:rFonts w:ascii="Century Gothic" w:cs="Century Gothic" w:eastAsia="Century Gothic" w:hAnsi="Century Gothic"/>
+          <w:b/>
+          <w:bCs/>
+          <w:sz w:val="20"/>
+          <w:szCs w:val="20"/>
+        </w:rPr>
+        <w:t xml:space="preserve">La referencia válida es la del artículo.</w:t>
+      </w:r>
+      <w:r>
+        <w:rPr>
+          <w:rFonts w:ascii="Century Gothic" w:cs="Century Gothic" w:eastAsia="Century Gothic" w:hAnsi="Century Gothic"/>
+          <w:sz w:val="20"/>
+          <w:szCs w:val="20"/>
+        </w:rPr>
+        <w:t xml:space="preserve"> La que rige es la que queda guardada en el artículo, no la sugerida. La herramienta solo lee las referencias de los artículos para calcular el siguiente número.</w:t>
+      </w:r>
+    </w:p>
+    <w:p>
+      <w:pPr>
+        <w:pStyle w:val="ListParagraph"/>
+        <w:numPr>
+          <w:ilvl w:val="0"/>
+          <w:numId w:val="2"/>
+        </w:numPr>
+        <w:spacing w:after="60"/>
+      </w:pPr>
+      <w:r>
+        <w:rPr>
+          <w:rFonts w:ascii="Century Gothic" w:cs="Century Gothic" w:eastAsia="Century Gothic" w:hAnsi="Century Gothic"/>
+          <w:b/>
+          <w:bCs/>
+          <w:sz w:val="20"/>
+          <w:szCs w:val="20"/>
+        </w:rPr>
+        <w:t xml:space="preserve">Si al crear el artículo se usa una referencia distinta a la sugerida o fuera del formato</w:t>
+      </w:r>
+      <w:r>
+        <w:rPr>
+          <w:rFonts w:ascii="Century Gothic" w:cs="Century Gothic" w:eastAsia="Century Gothic" w:hAnsi="Century Gothic"/>
+          <w:sz w:val="20"/>
+          <w:szCs w:val="20"/>
+        </w:rPr>
+        <w:t xml:space="preserve">, por ejemplo con otro código, sin guion, con más de 4 dígitos o con un número salteado, el sistema lo acepta, porque la creación de artículos no cambia. En ese caso la herramienta:</w:t>
+      </w:r>
+    </w:p>
+    <w:p>
+      <w:pPr>
+        <w:pStyle w:val="ListParagraph"/>
+        <w:numPr>
+          <w:ilvl w:val="1"/>
+          <w:numId w:val="2"/>
+        </w:numPr>
+        <w:spacing w:after="60"/>
+      </w:pPr>
+      <w:r>
+        <w:rPr>
+          <w:rFonts w:ascii="Century Gothic" w:cs="Century Gothic" w:eastAsia="Century Gothic" w:hAnsi="Century Gothic"/>
+          <w:sz w:val="20"/>
+          <w:szCs w:val="20"/>
+        </w:rPr>
+        <w:t xml:space="preserve">puede seguir mostrando como disponible la sugerencia que no se usó;</w:t>
+      </w:r>
+    </w:p>
+    <w:p>
+      <w:pPr>
+        <w:pStyle w:val="ListParagraph"/>
+        <w:numPr>
+          <w:ilvl w:val="1"/>
+          <w:numId w:val="2"/>
+        </w:numPr>
+        <w:spacing w:after="60"/>
+      </w:pPr>
+      <w:r>
+        <w:rPr>
+          <w:rFonts w:ascii="Century Gothic" w:cs="Century Gothic" w:eastAsia="Century Gothic" w:hAnsi="Century Gothic"/>
+          <w:sz w:val="20"/>
+          <w:szCs w:val="20"/>
+        </w:rPr>
+        <w:t xml:space="preserve">no tiene en cuenta esa referencia para calcular el siguiente número, si no cumple el formato (aparece en la lista de referencias que no cuentan);</w:t>
+      </w:r>
+    </w:p>
+    <w:p>
+      <w:pPr>
+        <w:pStyle w:val="ListParagraph"/>
+        <w:numPr>
+          <w:ilvl w:val="1"/>
+          <w:numId w:val="2"/>
+        </w:numPr>
+        <w:spacing w:after="60"/>
+      </w:pPr>
+      <w:r>
+        <w:rPr>
+          <w:rFonts w:ascii="Century Gothic" w:cs="Century Gothic" w:eastAsia="Century Gothic" w:hAnsi="Century Gothic"/>
+          <w:sz w:val="20"/>
+          <w:szCs w:val="20"/>
+        </w:rPr>
+        <w:t xml:space="preserve">salta números, si se usó un número mayor que los sugeridos (los números intermedios no se vuelven a sugerir).</w:t>
+      </w:r>
+    </w:p>
+    <w:p>
+      <w:pPr>
+        <w:spacing w:after="120" w:line="276"/>
+      </w:pPr>
+      <w:r>
+        <w:rPr>
+          <w:rFonts w:ascii="Century Gothic" w:cs="Century Gothic" w:eastAsia="Century Gothic" w:hAnsi="Century Gothic"/>
+          <w:sz w:val="20"/>
+          <w:szCs w:val="20"/>
+        </w:rPr>
+        <w:t xml:space="preserve">Estos efectos son </w:t>
+      </w:r>
+      <w:r>
+        <w:rPr>
+          <w:rFonts w:ascii="Century Gothic" w:cs="Century Gothic" w:eastAsia="Century Gothic" w:hAnsi="Century Gothic"/>
+          <w:b/>
+          <w:bCs/>
+          <w:sz w:val="20"/>
+          <w:szCs w:val="20"/>
+        </w:rPr>
+        <w:t xml:space="preserve">consecuencia de usar referencias fuera de lo sugerido o del formato</w:t>
+      </w:r>
+      <w:r>
+        <w:rPr>
+          <w:rFonts w:ascii="Century Gothic" w:cs="Century Gothic" w:eastAsia="Century Gothic" w:hAnsi="Century Gothic"/>
+          <w:sz w:val="20"/>
+          <w:szCs w:val="20"/>
+        </w:rPr>
+        <w:t xml:space="preserve">, no un error de la herramienta. La responsabilidad sobre la referencia interna es de quien crea el artículo.</w:t>
       </w:r>
     </w:p>
     <w:p>
@@ -4358,213 +4646,451 @@
           <w:sz w:val="24"/>
           <w:szCs w:val="24"/>
         </w:rPr>
-        <w:t xml:space="preserve">Consultar</w:t>
-      </w:r>
-    </w:p>
-    <w:p>
-      <w:pPr>
-        <w:spacing w:after="120" w:line="276"/>
-      </w:pPr>
-      <w:r>
-        <w:rPr>
-          <w:rFonts w:ascii="Century Gothic" w:cs="Century Gothic" w:eastAsia="Century Gothic" w:hAnsi="Century Gothic"/>
-          <w:sz w:val="20"/>
-          <w:szCs w:val="20"/>
-        </w:rPr>
-        <w:t xml:space="preserve">Muestra los consecutivos </w:t>
-      </w:r>
-      <w:r>
-        <w:rPr>
-          <w:rFonts w:ascii="Century Gothic" w:cs="Century Gothic" w:eastAsia="Century Gothic" w:hAnsi="Century Gothic"/>
-          <w:b/>
-          <w:bCs/>
-          <w:sz w:val="20"/>
-          <w:szCs w:val="20"/>
-        </w:rPr>
-        <w:t xml:space="preserve">disponibles</w:t>
-      </w:r>
-      <w:r>
-        <w:rPr>
-          <w:rFonts w:ascii="Century Gothic" w:cs="Century Gothic" w:eastAsia="Century Gothic" w:hAnsi="Century Gothic"/>
-          <w:sz w:val="20"/>
-          <w:szCs w:val="20"/>
-        </w:rPr>
-        <w:t xml:space="preserve"> del código. Cuando un consecutivo se usa como referencia interna de un artículo, el sistema lo elimina de los disponibles. Se considera usado aunque el artículo tenga un complemento: </w:t>
-      </w:r>
-      <w:r>
-        <w:rPr>
-          <w:rFonts w:ascii="Century Gothic" w:cs="Century Gothic" w:eastAsia="Century Gothic" w:hAnsi="Century Gothic"/>
-          <w:b/>
-          <w:bCs/>
-          <w:sz w:val="20"/>
-          <w:szCs w:val="20"/>
-        </w:rPr>
-        <w:t xml:space="preserve">MU-026</w:t>
-      </w:r>
-      <w:r>
-        <w:rPr>
-          <w:rFonts w:ascii="Century Gothic" w:cs="Century Gothic" w:eastAsia="Century Gothic" w:hAnsi="Century Gothic"/>
-          <w:sz w:val="20"/>
-          <w:szCs w:val="20"/>
-        </w:rPr>
-        <w:t xml:space="preserve">, </w:t>
-      </w:r>
-      <w:r>
-        <w:rPr>
-          <w:rFonts w:ascii="Century Gothic" w:cs="Century Gothic" w:eastAsia="Century Gothic" w:hAnsi="Century Gothic"/>
-          <w:b/>
-          <w:bCs/>
-          <w:sz w:val="20"/>
-          <w:szCs w:val="20"/>
-        </w:rPr>
-        <w:t xml:space="preserve">MU-026-1</w:t>
-      </w:r>
-      <w:r>
-        <w:rPr>
-          <w:rFonts w:ascii="Century Gothic" w:cs="Century Gothic" w:eastAsia="Century Gothic" w:hAnsi="Century Gothic"/>
-          <w:sz w:val="20"/>
-          <w:szCs w:val="20"/>
-        </w:rPr>
-        <w:t xml:space="preserve">, </w:t>
-      </w:r>
-      <w:r>
-        <w:rPr>
-          <w:rFonts w:ascii="Century Gothic" w:cs="Century Gothic" w:eastAsia="Century Gothic" w:hAnsi="Century Gothic"/>
-          <w:b/>
-          <w:bCs/>
-          <w:sz w:val="20"/>
-          <w:szCs w:val="20"/>
-        </w:rPr>
-        <w:t xml:space="preserve">MU-026-02</w:t>
-      </w:r>
-      <w:r>
-        <w:rPr>
-          <w:rFonts w:ascii="Century Gothic" w:cs="Century Gothic" w:eastAsia="Century Gothic" w:hAnsi="Century Gothic"/>
-          <w:sz w:val="20"/>
-          <w:szCs w:val="20"/>
-        </w:rPr>
-        <w:t xml:space="preserve"> o </w:t>
-      </w:r>
-      <w:r>
-        <w:rPr>
-          <w:rFonts w:ascii="Century Gothic" w:cs="Century Gothic" w:eastAsia="Century Gothic" w:hAnsi="Century Gothic"/>
-          <w:b/>
-          <w:bCs/>
-          <w:sz w:val="20"/>
-          <w:szCs w:val="20"/>
-        </w:rPr>
-        <w:t xml:space="preserve">MU-026-X</w:t>
-      </w:r>
-      <w:r>
-        <w:rPr>
-          <w:rFonts w:ascii="Century Gothic" w:cs="Century Gothic" w:eastAsia="Century Gothic" w:hAnsi="Century Gothic"/>
-          <w:sz w:val="20"/>
-          <w:szCs w:val="20"/>
-        </w:rPr>
-        <w:t xml:space="preserve"> usan el consecutivo 026. Las referencias existentes de 1 o 2 dígitos se completan a 3 (</w:t>
-      </w:r>
-      <w:r>
-        <w:rPr>
-          <w:rFonts w:ascii="Century Gothic" w:cs="Century Gothic" w:eastAsia="Century Gothic" w:hAnsi="Century Gothic"/>
-          <w:b/>
-          <w:bCs/>
-          <w:sz w:val="20"/>
-          <w:szCs w:val="20"/>
-        </w:rPr>
-        <w:t xml:space="preserve">MU-25</w:t>
-      </w:r>
-      <w:r>
-        <w:rPr>
-          <w:rFonts w:ascii="Century Gothic" w:cs="Century Gothic" w:eastAsia="Century Gothic" w:hAnsi="Century Gothic"/>
-          <w:sz w:val="20"/>
-          <w:szCs w:val="20"/>
-        </w:rPr>
-        <w:t xml:space="preserve"> = 025, </w:t>
-      </w:r>
-      <w:r>
-        <w:rPr>
-          <w:rFonts w:ascii="Century Gothic" w:cs="Century Gothic" w:eastAsia="Century Gothic" w:hAnsi="Century Gothic"/>
-          <w:b/>
-          <w:bCs/>
-          <w:sz w:val="20"/>
-          <w:szCs w:val="20"/>
-        </w:rPr>
-        <w:t xml:space="preserve">MU-5</w:t>
-      </w:r>
-      <w:r>
-        <w:rPr>
-          <w:rFonts w:ascii="Century Gothic" w:cs="Century Gothic" w:eastAsia="Century Gothic" w:hAnsi="Century Gothic"/>
-          <w:sz w:val="20"/>
-          <w:szCs w:val="20"/>
-        </w:rPr>
-        <w:t xml:space="preserve"> = 005).</w:t>
-      </w:r>
-    </w:p>
-    <w:p>
-      <w:pPr>
-        <w:spacing w:after="120" w:line="276"/>
-      </w:pPr>
-      <w:r>
-        <w:rPr>
-          <w:rFonts w:ascii="Century Gothic" w:cs="Century Gothic" w:eastAsia="Century Gothic" w:hAnsi="Century Gothic"/>
-          <w:sz w:val="20"/>
-          <w:szCs w:val="20"/>
-        </w:rPr>
-        <w:t xml:space="preserve">Si el código tiene referencias que no cumplen ese formato (por ejemplo </w:t>
-      </w:r>
-      <w:r>
-        <w:rPr>
-          <w:rFonts w:ascii="Century Gothic" w:cs="Century Gothic" w:eastAsia="Century Gothic" w:hAnsi="Century Gothic"/>
-          <w:b/>
-          <w:bCs/>
-          <w:sz w:val="20"/>
-          <w:szCs w:val="20"/>
-        </w:rPr>
-        <w:t xml:space="preserve">MU-25X</w:t>
-      </w:r>
-      <w:r>
-        <w:rPr>
-          <w:rFonts w:ascii="Century Gothic" w:cs="Century Gothic" w:eastAsia="Century Gothic" w:hAnsi="Century Gothic"/>
-          <w:sz w:val="20"/>
-          <w:szCs w:val="20"/>
-        </w:rPr>
-        <w:t xml:space="preserve"> o </w:t>
-      </w:r>
-      <w:r>
-        <w:rPr>
-          <w:rFonts w:ascii="Century Gothic" w:cs="Century Gothic" w:eastAsia="Century Gothic" w:hAnsi="Century Gothic"/>
-          <w:b/>
-          <w:bCs/>
-          <w:sz w:val="20"/>
-          <w:szCs w:val="20"/>
-        </w:rPr>
-        <w:t xml:space="preserve">MU-ABC</w:t>
-      </w:r>
-      <w:r>
-        <w:rPr>
-          <w:rFonts w:ascii="Century Gothic" w:cs="Century Gothic" w:eastAsia="Century Gothic" w:hAnsi="Century Gothic"/>
-          <w:sz w:val="20"/>
-          <w:szCs w:val="20"/>
-        </w:rPr>
-        <w:t xml:space="preserve">), la pantalla las muestra en una lista aparte con el </w:t>
-      </w:r>
-      <w:r>
-        <w:rPr>
-          <w:rFonts w:ascii="Century Gothic" w:cs="Century Gothic" w:eastAsia="Century Gothic" w:hAnsi="Century Gothic"/>
-          <w:b/>
-          <w:bCs/>
-          <w:sz w:val="20"/>
-          <w:szCs w:val="20"/>
-        </w:rPr>
-        <w:t xml:space="preserve">motivo</w:t>
-      </w:r>
-      <w:r>
-        <w:rPr>
-          <w:rFonts w:ascii="Century Gothic" w:cs="Century Gothic" w:eastAsia="Century Gothic" w:hAnsi="Century Gothic"/>
-          <w:sz w:val="20"/>
-          <w:szCs w:val="20"/>
-        </w:rPr>
-        <w:t xml:space="preserve">: no cuentan para calcular el siguiente consecutivo. Por eso, por ejemplo, el siguiente puede ser 001 aunque exista MU-25X.</w:t>
+        <w:t xml:space="preserve">Formato de la referencia sugerida</w:t>
+      </w:r>
+    </w:p>
+    <w:tbl>
+      <w:tblPr>
+        <w:tblW w:type="dxa" w:w="9360"/>
+        <w:tblBorders>
+          <w:top w:val="single" w:color="auto" w:sz="4"/>
+          <w:left w:val="single" w:color="auto" w:sz="4"/>
+          <w:bottom w:val="single" w:color="auto" w:sz="4"/>
+          <w:right w:val="single" w:color="auto" w:sz="4"/>
+          <w:insideH w:val="single" w:color="auto" w:sz="4"/>
+          <w:insideV w:val="single" w:color="auto" w:sz="4"/>
+        </w:tblBorders>
+      </w:tblPr>
+      <w:tblGrid>
+        <w:gridCol w:w="1500"/>
+        <w:gridCol w:w="4900"/>
+        <w:gridCol w:w="2960"/>
+      </w:tblGrid>
+      <w:tr>
+        <w:trPr>
+          <w:tblHeader/>
+        </w:trPr>
+        <w:tc>
+          <w:tcPr>
+            <w:tcW w:type="dxa" w:w="1500"/>
+            <w:tcBorders>
+              <w:top w:val="single" w:color="8EAADB" w:sz="4"/>
+              <w:left w:val="single" w:color="8EAADB" w:sz="4"/>
+              <w:bottom w:val="single" w:color="8EAADB" w:sz="4"/>
+              <w:right w:val="single" w:color="8EAADB" w:sz="4"/>
+            </w:tcBorders>
+            <w:shd w:fill="0F4761" w:color="auto" w:val="clear"/>
+            <w:tcMar>
+              <w:top w:type="dxa" w:w="60"/>
+              <w:left w:type="dxa" w:w="100"/>
+              <w:bottom w:type="dxa" w:w="60"/>
+              <w:right w:type="dxa" w:w="100"/>
+            </w:tcMar>
+          </w:tcPr>
+          <w:p>
+            <w:pPr>
+              <w:jc w:val="center"/>
+            </w:pPr>
+            <w:r>
+              <w:rPr>
+                <w:rFonts w:ascii="Century Gothic" w:cs="Century Gothic" w:eastAsia="Century Gothic" w:hAnsi="Century Gothic"/>
+                <w:b/>
+                <w:bCs/>
+                <w:color w:val="FFFFFF"/>
+                <w:sz w:val="18"/>
+                <w:szCs w:val="18"/>
+              </w:rPr>
+              <w:t xml:space="preserve">Parte</w:t>
+            </w:r>
+          </w:p>
+        </w:tc>
+        <w:tc>
+          <w:tcPr>
+            <w:tcW w:type="dxa" w:w="4900"/>
+            <w:tcBorders>
+              <w:top w:val="single" w:color="8EAADB" w:sz="4"/>
+              <w:left w:val="single" w:color="8EAADB" w:sz="4"/>
+              <w:bottom w:val="single" w:color="8EAADB" w:sz="4"/>
+              <w:right w:val="single" w:color="8EAADB" w:sz="4"/>
+            </w:tcBorders>
+            <w:shd w:fill="0F4761" w:color="auto" w:val="clear"/>
+            <w:tcMar>
+              <w:top w:type="dxa" w:w="60"/>
+              <w:left w:type="dxa" w:w="100"/>
+              <w:bottom w:type="dxa" w:w="60"/>
+              <w:right w:type="dxa" w:w="100"/>
+            </w:tcMar>
+          </w:tcPr>
+          <w:p>
+            <w:pPr>
+              <w:jc w:val="center"/>
+            </w:pPr>
+            <w:r>
+              <w:rPr>
+                <w:rFonts w:ascii="Century Gothic" w:cs="Century Gothic" w:eastAsia="Century Gothic" w:hAnsi="Century Gothic"/>
+                <w:b/>
+                <w:bCs/>
+                <w:color w:val="FFFFFF"/>
+                <w:sz w:val="18"/>
+                <w:szCs w:val="18"/>
+              </w:rPr>
+              <w:t xml:space="preserve">Regla</w:t>
+            </w:r>
+          </w:p>
+        </w:tc>
+        <w:tc>
+          <w:tcPr>
+            <w:tcW w:type="dxa" w:w="2960"/>
+            <w:tcBorders>
+              <w:top w:val="single" w:color="8EAADB" w:sz="4"/>
+              <w:left w:val="single" w:color="8EAADB" w:sz="4"/>
+              <w:bottom w:val="single" w:color="8EAADB" w:sz="4"/>
+              <w:right w:val="single" w:color="8EAADB" w:sz="4"/>
+            </w:tcBorders>
+            <w:shd w:fill="0F4761" w:color="auto" w:val="clear"/>
+            <w:tcMar>
+              <w:top w:type="dxa" w:w="60"/>
+              <w:left w:type="dxa" w:w="100"/>
+              <w:bottom w:type="dxa" w:w="60"/>
+              <w:right w:type="dxa" w:w="100"/>
+            </w:tcMar>
+          </w:tcPr>
+          <w:p>
+            <w:pPr>
+              <w:jc w:val="center"/>
+            </w:pPr>
+            <w:r>
+              <w:rPr>
+                <w:rFonts w:ascii="Century Gothic" w:cs="Century Gothic" w:eastAsia="Century Gothic" w:hAnsi="Century Gothic"/>
+                <w:b/>
+                <w:bCs/>
+                <w:color w:val="FFFFFF"/>
+                <w:sz w:val="18"/>
+                <w:szCs w:val="18"/>
+              </w:rPr>
+              <w:t xml:space="preserve">Ejemplos</w:t>
+            </w:r>
+          </w:p>
+        </w:tc>
+      </w:tr>
+      <w:tr>
+        <w:tc>
+          <w:tcPr>
+            <w:tcW w:type="dxa" w:w="1500"/>
+            <w:tcBorders>
+              <w:top w:val="single" w:color="8EAADB" w:sz="4"/>
+              <w:left w:val="single" w:color="8EAADB" w:sz="4"/>
+              <w:bottom w:val="single" w:color="8EAADB" w:sz="4"/>
+              <w:right w:val="single" w:color="8EAADB" w:sz="4"/>
+            </w:tcBorders>
+            <w:shd w:fill="FFFFFF" w:color="auto" w:val="clear"/>
+            <w:tcMar>
+              <w:top w:type="dxa" w:w="60"/>
+              <w:left w:type="dxa" w:w="100"/>
+              <w:bottom w:type="dxa" w:w="60"/>
+              <w:right w:type="dxa" w:w="100"/>
+            </w:tcMar>
+          </w:tcPr>
+          <w:p>
+            <w:pPr>
+              <w:jc w:val="left"/>
+            </w:pPr>
+            <w:r>
+              <w:rPr>
+                <w:rFonts w:ascii="Century Gothic" w:cs="Century Gothic" w:eastAsia="Century Gothic" w:hAnsi="Century Gothic"/>
+                <w:b/>
+                <w:bCs/>
+                <w:sz w:val="18"/>
+                <w:szCs w:val="18"/>
+              </w:rPr>
+              <w:t xml:space="preserve">Código</w:t>
+            </w:r>
+          </w:p>
+        </w:tc>
+        <w:tc>
+          <w:tcPr>
+            <w:tcW w:type="dxa" w:w="4900"/>
+            <w:tcBorders>
+              <w:top w:val="single" w:color="8EAADB" w:sz="4"/>
+              <w:left w:val="single" w:color="8EAADB" w:sz="4"/>
+              <w:bottom w:val="single" w:color="8EAADB" w:sz="4"/>
+              <w:right w:val="single" w:color="8EAADB" w:sz="4"/>
+            </w:tcBorders>
+            <w:shd w:fill="FFFFFF" w:color="auto" w:val="clear"/>
+            <w:tcMar>
+              <w:top w:type="dxa" w:w="60"/>
+              <w:left w:type="dxa" w:w="100"/>
+              <w:bottom w:type="dxa" w:w="60"/>
+              <w:right w:type="dxa" w:w="100"/>
+            </w:tcMar>
+          </w:tcPr>
+          <w:p>
+            <w:pPr>
+              <w:jc w:val="left"/>
+            </w:pPr>
+            <w:r>
+              <w:rPr>
+                <w:rFonts w:ascii="Century Gothic" w:cs="Century Gothic" w:eastAsia="Century Gothic" w:hAnsi="Century Gothic"/>
+                <w:b w:val="false"/>
+                <w:bCs w:val="false"/>
+                <w:sz w:val="18"/>
+                <w:szCs w:val="18"/>
+              </w:rPr>
+              <w:t xml:space="preserve">De 1 a 5 caracteres. Letras (incluida la Ñ), números y un espacio entre palabras. Sin guion, tildes ni otros signos. Se guarda en mayúsculas.</w:t>
+            </w:r>
+          </w:p>
+        </w:tc>
+        <w:tc>
+          <w:tcPr>
+            <w:tcW w:type="dxa" w:w="2960"/>
+            <w:tcBorders>
+              <w:top w:val="single" w:color="8EAADB" w:sz="4"/>
+              <w:left w:val="single" w:color="8EAADB" w:sz="4"/>
+              <w:bottom w:val="single" w:color="8EAADB" w:sz="4"/>
+              <w:right w:val="single" w:color="8EAADB" w:sz="4"/>
+            </w:tcBorders>
+            <w:shd w:fill="FFFFFF" w:color="auto" w:val="clear"/>
+            <w:tcMar>
+              <w:top w:type="dxa" w:w="60"/>
+              <w:left w:type="dxa" w:w="100"/>
+              <w:bottom w:type="dxa" w:w="60"/>
+              <w:right w:type="dxa" w:w="100"/>
+            </w:tcMar>
+          </w:tcPr>
+          <w:p>
+            <w:pPr>
+              <w:jc w:val="left"/>
+            </w:pPr>
+            <w:r>
+              <w:rPr>
+                <w:rFonts w:ascii="Century Gothic" w:cs="Century Gothic" w:eastAsia="Century Gothic" w:hAnsi="Century Gothic"/>
+                <w:b w:val="false"/>
+                <w:bCs w:val="false"/>
+                <w:sz w:val="18"/>
+                <w:szCs w:val="18"/>
+              </w:rPr>
+              <w:t xml:space="preserve">MU, VA, B10, PM VA</w:t>
+            </w:r>
+          </w:p>
+        </w:tc>
+      </w:tr>
+      <w:tr>
+        <w:tc>
+          <w:tcPr>
+            <w:tcW w:type="dxa" w:w="1500"/>
+            <w:tcBorders>
+              <w:top w:val="single" w:color="8EAADB" w:sz="4"/>
+              <w:left w:val="single" w:color="8EAADB" w:sz="4"/>
+              <w:bottom w:val="single" w:color="8EAADB" w:sz="4"/>
+              <w:right w:val="single" w:color="8EAADB" w:sz="4"/>
+            </w:tcBorders>
+            <w:shd w:fill="DAE9F7" w:color="auto" w:val="clear"/>
+            <w:tcMar>
+              <w:top w:type="dxa" w:w="60"/>
+              <w:left w:type="dxa" w:w="100"/>
+              <w:bottom w:type="dxa" w:w="60"/>
+              <w:right w:type="dxa" w:w="100"/>
+            </w:tcMar>
+          </w:tcPr>
+          <w:p>
+            <w:pPr>
+              <w:jc w:val="left"/>
+            </w:pPr>
+            <w:r>
+              <w:rPr>
+                <w:rFonts w:ascii="Century Gothic" w:cs="Century Gothic" w:eastAsia="Century Gothic" w:hAnsi="Century Gothic"/>
+                <w:b/>
+                <w:bCs/>
+                <w:sz w:val="18"/>
+                <w:szCs w:val="18"/>
+              </w:rPr>
+              <w:t xml:space="preserve">Guion</w:t>
+            </w:r>
+          </w:p>
+        </w:tc>
+        <w:tc>
+          <w:tcPr>
+            <w:tcW w:type="dxa" w:w="4900"/>
+            <w:tcBorders>
+              <w:top w:val="single" w:color="8EAADB" w:sz="4"/>
+              <w:left w:val="single" w:color="8EAADB" w:sz="4"/>
+              <w:bottom w:val="single" w:color="8EAADB" w:sz="4"/>
+              <w:right w:val="single" w:color="8EAADB" w:sz="4"/>
+            </w:tcBorders>
+            <w:shd w:fill="DAE9F7" w:color="auto" w:val="clear"/>
+            <w:tcMar>
+              <w:top w:type="dxa" w:w="60"/>
+              <w:left w:type="dxa" w:w="100"/>
+              <w:bottom w:type="dxa" w:w="60"/>
+              <w:right w:type="dxa" w:w="100"/>
+            </w:tcMar>
+          </w:tcPr>
+          <w:p>
+            <w:pPr>
+              <w:jc w:val="left"/>
+            </w:pPr>
+            <w:r>
+              <w:rPr>
+                <w:rFonts w:ascii="Century Gothic" w:cs="Century Gothic" w:eastAsia="Century Gothic" w:hAnsi="Century Gothic"/>
+                <w:b w:val="false"/>
+                <w:bCs w:val="false"/>
+                <w:sz w:val="18"/>
+                <w:szCs w:val="18"/>
+              </w:rPr>
+              <w:t xml:space="preserve">Siempre un guion entre el código y el número.</w:t>
+            </w:r>
+          </w:p>
+        </w:tc>
+        <w:tc>
+          <w:tcPr>
+            <w:tcW w:type="dxa" w:w="2960"/>
+            <w:tcBorders>
+              <w:top w:val="single" w:color="8EAADB" w:sz="4"/>
+              <w:left w:val="single" w:color="8EAADB" w:sz="4"/>
+              <w:bottom w:val="single" w:color="8EAADB" w:sz="4"/>
+              <w:right w:val="single" w:color="8EAADB" w:sz="4"/>
+            </w:tcBorders>
+            <w:shd w:fill="DAE9F7" w:color="auto" w:val="clear"/>
+            <w:tcMar>
+              <w:top w:type="dxa" w:w="60"/>
+              <w:left w:type="dxa" w:w="100"/>
+              <w:bottom w:type="dxa" w:w="60"/>
+              <w:right w:type="dxa" w:w="100"/>
+            </w:tcMar>
+          </w:tcPr>
+          <w:p>
+            <w:pPr>
+              <w:jc w:val="left"/>
+            </w:pPr>
+            <w:r>
+              <w:rPr>
+                <w:rFonts w:ascii="Century Gothic" w:cs="Century Gothic" w:eastAsia="Century Gothic" w:hAnsi="Century Gothic"/>
+                <w:b w:val="false"/>
+                <w:bCs w:val="false"/>
+                <w:sz w:val="18"/>
+                <w:szCs w:val="18"/>
+              </w:rPr>
+              <w:t xml:space="preserve">MU-…</w:t>
+            </w:r>
+          </w:p>
+        </w:tc>
+      </w:tr>
+      <w:tr>
+        <w:tc>
+          <w:tcPr>
+            <w:tcW w:type="dxa" w:w="1500"/>
+            <w:tcBorders>
+              <w:top w:val="single" w:color="8EAADB" w:sz="4"/>
+              <w:left w:val="single" w:color="8EAADB" w:sz="4"/>
+              <w:bottom w:val="single" w:color="8EAADB" w:sz="4"/>
+              <w:right w:val="single" w:color="8EAADB" w:sz="4"/>
+            </w:tcBorders>
+            <w:shd w:fill="FFFFFF" w:color="auto" w:val="clear"/>
+            <w:tcMar>
+              <w:top w:type="dxa" w:w="60"/>
+              <w:left w:type="dxa" w:w="100"/>
+              <w:bottom w:type="dxa" w:w="60"/>
+              <w:right w:type="dxa" w:w="100"/>
+            </w:tcMar>
+          </w:tcPr>
+          <w:p>
+            <w:pPr>
+              <w:jc w:val="left"/>
+            </w:pPr>
+            <w:r>
+              <w:rPr>
+                <w:rFonts w:ascii="Century Gothic" w:cs="Century Gothic" w:eastAsia="Century Gothic" w:hAnsi="Century Gothic"/>
+                <w:b/>
+                <w:bCs/>
+                <w:sz w:val="18"/>
+                <w:szCs w:val="18"/>
+              </w:rPr>
+              <w:t xml:space="preserve">Número</w:t>
+            </w:r>
+          </w:p>
+        </w:tc>
+        <w:tc>
+          <w:tcPr>
+            <w:tcW w:type="dxa" w:w="4900"/>
+            <w:tcBorders>
+              <w:top w:val="single" w:color="8EAADB" w:sz="4"/>
+              <w:left w:val="single" w:color="8EAADB" w:sz="4"/>
+              <w:bottom w:val="single" w:color="8EAADB" w:sz="4"/>
+              <w:right w:val="single" w:color="8EAADB" w:sz="4"/>
+            </w:tcBorders>
+            <w:shd w:fill="FFFFFF" w:color="auto" w:val="clear"/>
+            <w:tcMar>
+              <w:top w:type="dxa" w:w="60"/>
+              <w:left w:type="dxa" w:w="100"/>
+              <w:bottom w:type="dxa" w:w="60"/>
+              <w:right w:type="dxa" w:w="100"/>
+            </w:tcMar>
+          </w:tcPr>
+          <w:p>
+            <w:pPr>
+              <w:jc w:val="left"/>
+            </w:pPr>
+            <w:r>
+              <w:rPr>
+                <w:rFonts w:ascii="Century Gothic" w:cs="Century Gothic" w:eastAsia="Century Gothic" w:hAnsi="Century Gothic"/>
+                <w:b w:val="false"/>
+                <w:bCs w:val="false"/>
+                <w:sz w:val="18"/>
+                <w:szCs w:val="18"/>
+              </w:rPr>
+              <w:t xml:space="preserve">Mínimo 3 dígitos con ceros a la izquierda; desde 1000 usa 4 dígitos. Máximo 9999.</w:t>
+            </w:r>
+          </w:p>
+        </w:tc>
+        <w:tc>
+          <w:tcPr>
+            <w:tcW w:type="dxa" w:w="2960"/>
+            <w:tcBorders>
+              <w:top w:val="single" w:color="8EAADB" w:sz="4"/>
+              <w:left w:val="single" w:color="8EAADB" w:sz="4"/>
+              <w:bottom w:val="single" w:color="8EAADB" w:sz="4"/>
+              <w:right w:val="single" w:color="8EAADB" w:sz="4"/>
+            </w:tcBorders>
+            <w:shd w:fill="FFFFFF" w:color="auto" w:val="clear"/>
+            <w:tcMar>
+              <w:top w:type="dxa" w:w="60"/>
+              <w:left w:type="dxa" w:w="100"/>
+              <w:bottom w:type="dxa" w:w="60"/>
+              <w:right w:type="dxa" w:w="100"/>
+            </w:tcMar>
+          </w:tcPr>
+          <w:p>
+            <w:pPr>
+              <w:jc w:val="left"/>
+            </w:pPr>
+            <w:r>
+              <w:rPr>
+                <w:rFonts w:ascii="Century Gothic" w:cs="Century Gothic" w:eastAsia="Century Gothic" w:hAnsi="Century Gothic"/>
+                <w:b w:val="false"/>
+                <w:bCs w:val="false"/>
+                <w:sz w:val="18"/>
+                <w:szCs w:val="18"/>
+              </w:rPr>
+              <w:t xml:space="preserve">MU-005, MU-026, VA-999, VA-1227</w:t>
+            </w:r>
+          </w:p>
+        </w:tc>
+      </w:tr>
+    </w:tbl>
+    <w:p>
+      <w:pPr>
+        <w:spacing w:after="120"/>
+      </w:pPr>
+      <w:r>
+        <w:rPr>
+          <w:rFonts w:ascii="Century Gothic" w:cs="Century Gothic" w:eastAsia="Century Gothic" w:hAnsi="Century Gothic"/>
+          <w:i/>
+          <w:iCs/>
+          <w:color w:val="7F7F7F"/>
+          <w:sz w:val="18"/>
+          <w:szCs w:val="18"/>
+        </w:rPr>
+        <w:t xml:space="preserve">La referencia interna del artículo admite máximo 10 caracteres: código de 5 + guion + 4 dígitos = 10 (por ejemplo PM VA-9999). Por eso el código no puede tener más de 5 caracteres.</w:t>
       </w:r>
     </w:p>
     <w:p>
@@ -4581,7 +5107,1511 @@
           <w:sz w:val="24"/>
           <w:szCs w:val="24"/>
         </w:rPr>
-        <w:t xml:space="preserve">Generar</w:t>
+        <w:t xml:space="preserve">Cómo reconoce los números ya usados</w:t>
+      </w:r>
+    </w:p>
+    <w:p>
+      <w:pPr>
+        <w:spacing w:after="120" w:line="276"/>
+      </w:pPr>
+      <w:r>
+        <w:rPr>
+          <w:rFonts w:ascii="Century Gothic" w:cs="Century Gothic" w:eastAsia="Century Gothic" w:hAnsi="Century Gothic"/>
+          <w:sz w:val="20"/>
+          <w:szCs w:val="20"/>
+        </w:rPr>
+        <w:t xml:space="preserve">Para cada código, la herramienta revisa las referencias internas de los artículos que empiezan por </w:t>
+      </w:r>
+      <w:r>
+        <w:rPr>
+          <w:rFonts w:ascii="Century Gothic" w:cs="Century Gothic" w:eastAsia="Century Gothic" w:hAnsi="Century Gothic"/>
+          <w:b/>
+          <w:bCs/>
+          <w:sz w:val="20"/>
+          <w:szCs w:val="20"/>
+        </w:rPr>
+        <w:t xml:space="preserve">el código y un guion</w:t>
+      </w:r>
+      <w:r>
+        <w:rPr>
+          <w:rFonts w:ascii="Century Gothic" w:cs="Century Gothic" w:eastAsia="Century Gothic" w:hAnsi="Century Gothic"/>
+          <w:sz w:val="20"/>
+          <w:szCs w:val="20"/>
+        </w:rPr>
+        <w:t xml:space="preserve">. Después del guion toma el número (de 1 a 4 dígitos); lo que siga al número se considera un </w:t>
+      </w:r>
+      <w:r>
+        <w:rPr>
+          <w:rFonts w:ascii="Century Gothic" w:cs="Century Gothic" w:eastAsia="Century Gothic" w:hAnsi="Century Gothic"/>
+          <w:b/>
+          <w:bCs/>
+          <w:sz w:val="20"/>
+          <w:szCs w:val="20"/>
+        </w:rPr>
+        <w:t xml:space="preserve">complemento</w:t>
+      </w:r>
+      <w:r>
+        <w:rPr>
+          <w:rFonts w:ascii="Century Gothic" w:cs="Century Gothic" w:eastAsia="Century Gothic" w:hAnsi="Century Gothic"/>
+          <w:sz w:val="20"/>
+          <w:szCs w:val="20"/>
+        </w:rPr>
+        <w:t xml:space="preserve"> y no afecta. No importan mayúsculas o minúsculas.</w:t>
+      </w:r>
+    </w:p>
+    <w:tbl>
+      <w:tblPr>
+        <w:tblW w:type="dxa" w:w="9360"/>
+        <w:tblBorders>
+          <w:top w:val="single" w:color="auto" w:sz="4"/>
+          <w:left w:val="single" w:color="auto" w:sz="4"/>
+          <w:bottom w:val="single" w:color="auto" w:sz="4"/>
+          <w:right w:val="single" w:color="auto" w:sz="4"/>
+          <w:insideH w:val="single" w:color="auto" w:sz="4"/>
+          <w:insideV w:val="single" w:color="auto" w:sz="4"/>
+        </w:tblBorders>
+      </w:tblPr>
+      <w:tblGrid>
+        <w:gridCol w:w="3000"/>
+        <w:gridCol w:w="3560"/>
+        <w:gridCol w:w="2800"/>
+      </w:tblGrid>
+      <w:tr>
+        <w:trPr>
+          <w:tblHeader/>
+        </w:trPr>
+        <w:tc>
+          <w:tcPr>
+            <w:tcW w:type="dxa" w:w="3000"/>
+            <w:tcBorders>
+              <w:top w:val="single" w:color="8EAADB" w:sz="4"/>
+              <w:left w:val="single" w:color="8EAADB" w:sz="4"/>
+              <w:bottom w:val="single" w:color="8EAADB" w:sz="4"/>
+              <w:right w:val="single" w:color="8EAADB" w:sz="4"/>
+            </w:tcBorders>
+            <w:shd w:fill="0F4761" w:color="auto" w:val="clear"/>
+            <w:tcMar>
+              <w:top w:type="dxa" w:w="60"/>
+              <w:left w:type="dxa" w:w="100"/>
+              <w:bottom w:type="dxa" w:w="60"/>
+              <w:right w:type="dxa" w:w="100"/>
+            </w:tcMar>
+          </w:tcPr>
+          <w:p>
+            <w:pPr>
+              <w:jc w:val="center"/>
+            </w:pPr>
+            <w:r>
+              <w:rPr>
+                <w:rFonts w:ascii="Century Gothic" w:cs="Century Gothic" w:eastAsia="Century Gothic" w:hAnsi="Century Gothic"/>
+                <w:b/>
+                <w:bCs/>
+                <w:color w:val="FFFFFF"/>
+                <w:sz w:val="18"/>
+                <w:szCs w:val="18"/>
+              </w:rPr>
+              <w:t xml:space="preserve">Referencia del artículo</w:t>
+            </w:r>
+          </w:p>
+        </w:tc>
+        <w:tc>
+          <w:tcPr>
+            <w:tcW w:type="dxa" w:w="3560"/>
+            <w:tcBorders>
+              <w:top w:val="single" w:color="8EAADB" w:sz="4"/>
+              <w:left w:val="single" w:color="8EAADB" w:sz="4"/>
+              <w:bottom w:val="single" w:color="8EAADB" w:sz="4"/>
+              <w:right w:val="single" w:color="8EAADB" w:sz="4"/>
+            </w:tcBorders>
+            <w:shd w:fill="0F4761" w:color="auto" w:val="clear"/>
+            <w:tcMar>
+              <w:top w:type="dxa" w:w="60"/>
+              <w:left w:type="dxa" w:w="100"/>
+              <w:bottom w:type="dxa" w:w="60"/>
+              <w:right w:type="dxa" w:w="100"/>
+            </w:tcMar>
+          </w:tcPr>
+          <w:p>
+            <w:pPr>
+              <w:jc w:val="center"/>
+            </w:pPr>
+            <w:r>
+              <w:rPr>
+                <w:rFonts w:ascii="Century Gothic" w:cs="Century Gothic" w:eastAsia="Century Gothic" w:hAnsi="Century Gothic"/>
+                <w:b/>
+                <w:bCs/>
+                <w:color w:val="FFFFFF"/>
+                <w:sz w:val="18"/>
+                <w:szCs w:val="18"/>
+              </w:rPr>
+              <w:t xml:space="preserve">¿Cuenta para el código?</w:t>
+            </w:r>
+          </w:p>
+        </w:tc>
+        <w:tc>
+          <w:tcPr>
+            <w:tcW w:type="dxa" w:w="2800"/>
+            <w:tcBorders>
+              <w:top w:val="single" w:color="8EAADB" w:sz="4"/>
+              <w:left w:val="single" w:color="8EAADB" w:sz="4"/>
+              <w:bottom w:val="single" w:color="8EAADB" w:sz="4"/>
+              <w:right w:val="single" w:color="8EAADB" w:sz="4"/>
+            </w:tcBorders>
+            <w:shd w:fill="0F4761" w:color="auto" w:val="clear"/>
+            <w:tcMar>
+              <w:top w:type="dxa" w:w="60"/>
+              <w:left w:type="dxa" w:w="100"/>
+              <w:bottom w:type="dxa" w:w="60"/>
+              <w:right w:type="dxa" w:w="100"/>
+            </w:tcMar>
+          </w:tcPr>
+          <w:p>
+            <w:pPr>
+              <w:jc w:val="center"/>
+            </w:pPr>
+            <w:r>
+              <w:rPr>
+                <w:rFonts w:ascii="Century Gothic" w:cs="Century Gothic" w:eastAsia="Century Gothic" w:hAnsi="Century Gothic"/>
+                <w:b/>
+                <w:bCs/>
+                <w:color w:val="FFFFFF"/>
+                <w:sz w:val="18"/>
+                <w:szCs w:val="18"/>
+              </w:rPr>
+              <w:t xml:space="preserve">Número que usa</w:t>
+            </w:r>
+          </w:p>
+        </w:tc>
+      </w:tr>
+      <w:tr>
+        <w:tc>
+          <w:tcPr>
+            <w:tcW w:type="dxa" w:w="3000"/>
+            <w:tcBorders>
+              <w:top w:val="single" w:color="8EAADB" w:sz="4"/>
+              <w:left w:val="single" w:color="8EAADB" w:sz="4"/>
+              <w:bottom w:val="single" w:color="8EAADB" w:sz="4"/>
+              <w:right w:val="single" w:color="8EAADB" w:sz="4"/>
+            </w:tcBorders>
+            <w:shd w:fill="FFFFFF" w:color="auto" w:val="clear"/>
+            <w:tcMar>
+              <w:top w:type="dxa" w:w="60"/>
+              <w:left w:type="dxa" w:w="100"/>
+              <w:bottom w:type="dxa" w:w="60"/>
+              <w:right w:type="dxa" w:w="100"/>
+            </w:tcMar>
+          </w:tcPr>
+          <w:p>
+            <w:pPr>
+              <w:jc w:val="left"/>
+            </w:pPr>
+            <w:r>
+              <w:rPr>
+                <w:rFonts w:ascii="Century Gothic" w:cs="Century Gothic" w:eastAsia="Century Gothic" w:hAnsi="Century Gothic"/>
+                <w:b/>
+                <w:bCs/>
+                <w:sz w:val="18"/>
+                <w:szCs w:val="18"/>
+              </w:rPr>
+              <w:t xml:space="preserve">VA-1226</w:t>
+            </w:r>
+          </w:p>
+        </w:tc>
+        <w:tc>
+          <w:tcPr>
+            <w:tcW w:type="dxa" w:w="3560"/>
+            <w:tcBorders>
+              <w:top w:val="single" w:color="8EAADB" w:sz="4"/>
+              <w:left w:val="single" w:color="8EAADB" w:sz="4"/>
+              <w:bottom w:val="single" w:color="8EAADB" w:sz="4"/>
+              <w:right w:val="single" w:color="8EAADB" w:sz="4"/>
+            </w:tcBorders>
+            <w:shd w:fill="FFFFFF" w:color="auto" w:val="clear"/>
+            <w:tcMar>
+              <w:top w:type="dxa" w:w="60"/>
+              <w:left w:type="dxa" w:w="100"/>
+              <w:bottom w:type="dxa" w:w="60"/>
+              <w:right w:type="dxa" w:w="100"/>
+            </w:tcMar>
+          </w:tcPr>
+          <w:p>
+            <w:pPr>
+              <w:jc w:val="left"/>
+            </w:pPr>
+            <w:r>
+              <w:rPr>
+                <w:rFonts w:ascii="Century Gothic" w:cs="Century Gothic" w:eastAsia="Century Gothic" w:hAnsi="Century Gothic"/>
+                <w:b w:val="false"/>
+                <w:bCs w:val="false"/>
+                <w:sz w:val="18"/>
+                <w:szCs w:val="18"/>
+              </w:rPr>
+              <w:t xml:space="preserve">Sí (VA)</w:t>
+            </w:r>
+          </w:p>
+        </w:tc>
+        <w:tc>
+          <w:tcPr>
+            <w:tcW w:type="dxa" w:w="2800"/>
+            <w:tcBorders>
+              <w:top w:val="single" w:color="8EAADB" w:sz="4"/>
+              <w:left w:val="single" w:color="8EAADB" w:sz="4"/>
+              <w:bottom w:val="single" w:color="8EAADB" w:sz="4"/>
+              <w:right w:val="single" w:color="8EAADB" w:sz="4"/>
+            </w:tcBorders>
+            <w:shd w:fill="FFFFFF" w:color="auto" w:val="clear"/>
+            <w:tcMar>
+              <w:top w:type="dxa" w:w="60"/>
+              <w:left w:type="dxa" w:w="100"/>
+              <w:bottom w:type="dxa" w:w="60"/>
+              <w:right w:type="dxa" w:w="100"/>
+            </w:tcMar>
+          </w:tcPr>
+          <w:p>
+            <w:pPr>
+              <w:jc w:val="left"/>
+            </w:pPr>
+            <w:r>
+              <w:rPr>
+                <w:rFonts w:ascii="Century Gothic" w:cs="Century Gothic" w:eastAsia="Century Gothic" w:hAnsi="Century Gothic"/>
+                <w:b w:val="false"/>
+                <w:bCs w:val="false"/>
+                <w:sz w:val="18"/>
+                <w:szCs w:val="18"/>
+              </w:rPr>
+              <w:t xml:space="preserve">1226</w:t>
+            </w:r>
+          </w:p>
+        </w:tc>
+      </w:tr>
+      <w:tr>
+        <w:tc>
+          <w:tcPr>
+            <w:tcW w:type="dxa" w:w="3000"/>
+            <w:tcBorders>
+              <w:top w:val="single" w:color="8EAADB" w:sz="4"/>
+              <w:left w:val="single" w:color="8EAADB" w:sz="4"/>
+              <w:bottom w:val="single" w:color="8EAADB" w:sz="4"/>
+              <w:right w:val="single" w:color="8EAADB" w:sz="4"/>
+            </w:tcBorders>
+            <w:shd w:fill="DAE9F7" w:color="auto" w:val="clear"/>
+            <w:tcMar>
+              <w:top w:type="dxa" w:w="60"/>
+              <w:left w:type="dxa" w:w="100"/>
+              <w:bottom w:type="dxa" w:w="60"/>
+              <w:right w:type="dxa" w:w="100"/>
+            </w:tcMar>
+          </w:tcPr>
+          <w:p>
+            <w:pPr>
+              <w:jc w:val="left"/>
+            </w:pPr>
+            <w:r>
+              <w:rPr>
+                <w:rFonts w:ascii="Century Gothic" w:cs="Century Gothic" w:eastAsia="Century Gothic" w:hAnsi="Century Gothic"/>
+                <w:b/>
+                <w:bCs/>
+                <w:sz w:val="18"/>
+                <w:szCs w:val="18"/>
+              </w:rPr>
+              <w:t xml:space="preserve">MU-026</w:t>
+            </w:r>
+          </w:p>
+        </w:tc>
+        <w:tc>
+          <w:tcPr>
+            <w:tcW w:type="dxa" w:w="3560"/>
+            <w:tcBorders>
+              <w:top w:val="single" w:color="8EAADB" w:sz="4"/>
+              <w:left w:val="single" w:color="8EAADB" w:sz="4"/>
+              <w:bottom w:val="single" w:color="8EAADB" w:sz="4"/>
+              <w:right w:val="single" w:color="8EAADB" w:sz="4"/>
+            </w:tcBorders>
+            <w:shd w:fill="DAE9F7" w:color="auto" w:val="clear"/>
+            <w:tcMar>
+              <w:top w:type="dxa" w:w="60"/>
+              <w:left w:type="dxa" w:w="100"/>
+              <w:bottom w:type="dxa" w:w="60"/>
+              <w:right w:type="dxa" w:w="100"/>
+            </w:tcMar>
+          </w:tcPr>
+          <w:p>
+            <w:pPr>
+              <w:jc w:val="left"/>
+            </w:pPr>
+            <w:r>
+              <w:rPr>
+                <w:rFonts w:ascii="Century Gothic" w:cs="Century Gothic" w:eastAsia="Century Gothic" w:hAnsi="Century Gothic"/>
+                <w:b w:val="false"/>
+                <w:bCs w:val="false"/>
+                <w:sz w:val="18"/>
+                <w:szCs w:val="18"/>
+              </w:rPr>
+              <w:t xml:space="preserve">Sí (MU)</w:t>
+            </w:r>
+          </w:p>
+        </w:tc>
+        <w:tc>
+          <w:tcPr>
+            <w:tcW w:type="dxa" w:w="2800"/>
+            <w:tcBorders>
+              <w:top w:val="single" w:color="8EAADB" w:sz="4"/>
+              <w:left w:val="single" w:color="8EAADB" w:sz="4"/>
+              <w:bottom w:val="single" w:color="8EAADB" w:sz="4"/>
+              <w:right w:val="single" w:color="8EAADB" w:sz="4"/>
+            </w:tcBorders>
+            <w:shd w:fill="DAE9F7" w:color="auto" w:val="clear"/>
+            <w:tcMar>
+              <w:top w:type="dxa" w:w="60"/>
+              <w:left w:type="dxa" w:w="100"/>
+              <w:bottom w:type="dxa" w:w="60"/>
+              <w:right w:type="dxa" w:w="100"/>
+            </w:tcMar>
+          </w:tcPr>
+          <w:p>
+            <w:pPr>
+              <w:jc w:val="left"/>
+            </w:pPr>
+            <w:r>
+              <w:rPr>
+                <w:rFonts w:ascii="Century Gothic" w:cs="Century Gothic" w:eastAsia="Century Gothic" w:hAnsi="Century Gothic"/>
+                <w:b w:val="false"/>
+                <w:bCs w:val="false"/>
+                <w:sz w:val="18"/>
+                <w:szCs w:val="18"/>
+              </w:rPr>
+              <w:t xml:space="preserve">26</w:t>
+            </w:r>
+          </w:p>
+        </w:tc>
+      </w:tr>
+      <w:tr>
+        <w:tc>
+          <w:tcPr>
+            <w:tcW w:type="dxa" w:w="3000"/>
+            <w:tcBorders>
+              <w:top w:val="single" w:color="8EAADB" w:sz="4"/>
+              <w:left w:val="single" w:color="8EAADB" w:sz="4"/>
+              <w:bottom w:val="single" w:color="8EAADB" w:sz="4"/>
+              <w:right w:val="single" w:color="8EAADB" w:sz="4"/>
+            </w:tcBorders>
+            <w:shd w:fill="FFFFFF" w:color="auto" w:val="clear"/>
+            <w:tcMar>
+              <w:top w:type="dxa" w:w="60"/>
+              <w:left w:type="dxa" w:w="100"/>
+              <w:bottom w:type="dxa" w:w="60"/>
+              <w:right w:type="dxa" w:w="100"/>
+            </w:tcMar>
+          </w:tcPr>
+          <w:p>
+            <w:pPr>
+              <w:jc w:val="left"/>
+            </w:pPr>
+            <w:r>
+              <w:rPr>
+                <w:rFonts w:ascii="Century Gothic" w:cs="Century Gothic" w:eastAsia="Century Gothic" w:hAnsi="Century Gothic"/>
+                <w:b/>
+                <w:bCs/>
+                <w:sz w:val="18"/>
+                <w:szCs w:val="18"/>
+              </w:rPr>
+              <w:t xml:space="preserve">MU-26 y MU-5</w:t>
+            </w:r>
+          </w:p>
+        </w:tc>
+        <w:tc>
+          <w:tcPr>
+            <w:tcW w:type="dxa" w:w="3560"/>
+            <w:tcBorders>
+              <w:top w:val="single" w:color="8EAADB" w:sz="4"/>
+              <w:left w:val="single" w:color="8EAADB" w:sz="4"/>
+              <w:bottom w:val="single" w:color="8EAADB" w:sz="4"/>
+              <w:right w:val="single" w:color="8EAADB" w:sz="4"/>
+            </w:tcBorders>
+            <w:shd w:fill="FFFFFF" w:color="auto" w:val="clear"/>
+            <w:tcMar>
+              <w:top w:type="dxa" w:w="60"/>
+              <w:left w:type="dxa" w:w="100"/>
+              <w:bottom w:type="dxa" w:w="60"/>
+              <w:right w:type="dxa" w:w="100"/>
+            </w:tcMar>
+          </w:tcPr>
+          <w:p>
+            <w:pPr>
+              <w:jc w:val="left"/>
+            </w:pPr>
+            <w:r>
+              <w:rPr>
+                <w:rFonts w:ascii="Century Gothic" w:cs="Century Gothic" w:eastAsia="Century Gothic" w:hAnsi="Century Gothic"/>
+                <w:b w:val="false"/>
+                <w:bCs w:val="false"/>
+                <w:sz w:val="18"/>
+                <w:szCs w:val="18"/>
+              </w:rPr>
+              <w:t xml:space="preserve">Sí (MU)</w:t>
+            </w:r>
+          </w:p>
+        </w:tc>
+        <w:tc>
+          <w:tcPr>
+            <w:tcW w:type="dxa" w:w="2800"/>
+            <w:tcBorders>
+              <w:top w:val="single" w:color="8EAADB" w:sz="4"/>
+              <w:left w:val="single" w:color="8EAADB" w:sz="4"/>
+              <w:bottom w:val="single" w:color="8EAADB" w:sz="4"/>
+              <w:right w:val="single" w:color="8EAADB" w:sz="4"/>
+            </w:tcBorders>
+            <w:shd w:fill="FFFFFF" w:color="auto" w:val="clear"/>
+            <w:tcMar>
+              <w:top w:type="dxa" w:w="60"/>
+              <w:left w:type="dxa" w:w="100"/>
+              <w:bottom w:type="dxa" w:w="60"/>
+              <w:right w:type="dxa" w:w="100"/>
+            </w:tcMar>
+          </w:tcPr>
+          <w:p>
+            <w:pPr>
+              <w:jc w:val="left"/>
+            </w:pPr>
+            <w:r>
+              <w:rPr>
+                <w:rFonts w:ascii="Century Gothic" w:cs="Century Gothic" w:eastAsia="Century Gothic" w:hAnsi="Century Gothic"/>
+                <w:b w:val="false"/>
+                <w:bCs w:val="false"/>
+                <w:sz w:val="18"/>
+                <w:szCs w:val="18"/>
+              </w:rPr>
+              <w:t xml:space="preserve">26 y 5 (equivalen a MU-026 y MU-005)</w:t>
+            </w:r>
+          </w:p>
+        </w:tc>
+      </w:tr>
+      <w:tr>
+        <w:tc>
+          <w:tcPr>
+            <w:tcW w:type="dxa" w:w="3000"/>
+            <w:tcBorders>
+              <w:top w:val="single" w:color="8EAADB" w:sz="4"/>
+              <w:left w:val="single" w:color="8EAADB" w:sz="4"/>
+              <w:bottom w:val="single" w:color="8EAADB" w:sz="4"/>
+              <w:right w:val="single" w:color="8EAADB" w:sz="4"/>
+            </w:tcBorders>
+            <w:shd w:fill="DAE9F7" w:color="auto" w:val="clear"/>
+            <w:tcMar>
+              <w:top w:type="dxa" w:w="60"/>
+              <w:left w:type="dxa" w:w="100"/>
+              <w:bottom w:type="dxa" w:w="60"/>
+              <w:right w:type="dxa" w:w="100"/>
+            </w:tcMar>
+          </w:tcPr>
+          <w:p>
+            <w:pPr>
+              <w:jc w:val="left"/>
+            </w:pPr>
+            <w:r>
+              <w:rPr>
+                <w:rFonts w:ascii="Century Gothic" w:cs="Century Gothic" w:eastAsia="Century Gothic" w:hAnsi="Century Gothic"/>
+                <w:b/>
+                <w:bCs/>
+                <w:sz w:val="18"/>
+                <w:szCs w:val="18"/>
+              </w:rPr>
+              <w:t xml:space="preserve">VA-1015-1, MU-026-ROJO</w:t>
+            </w:r>
+          </w:p>
+        </w:tc>
+        <w:tc>
+          <w:tcPr>
+            <w:tcW w:type="dxa" w:w="3560"/>
+            <w:tcBorders>
+              <w:top w:val="single" w:color="8EAADB" w:sz="4"/>
+              <w:left w:val="single" w:color="8EAADB" w:sz="4"/>
+              <w:bottom w:val="single" w:color="8EAADB" w:sz="4"/>
+              <w:right w:val="single" w:color="8EAADB" w:sz="4"/>
+            </w:tcBorders>
+            <w:shd w:fill="DAE9F7" w:color="auto" w:val="clear"/>
+            <w:tcMar>
+              <w:top w:type="dxa" w:w="60"/>
+              <w:left w:type="dxa" w:w="100"/>
+              <w:bottom w:type="dxa" w:w="60"/>
+              <w:right w:type="dxa" w:w="100"/>
+            </w:tcMar>
+          </w:tcPr>
+          <w:p>
+            <w:pPr>
+              <w:jc w:val="left"/>
+            </w:pPr>
+            <w:r>
+              <w:rPr>
+                <w:rFonts w:ascii="Century Gothic" w:cs="Century Gothic" w:eastAsia="Century Gothic" w:hAnsi="Century Gothic"/>
+                <w:b w:val="false"/>
+                <w:bCs w:val="false"/>
+                <w:sz w:val="18"/>
+                <w:szCs w:val="18"/>
+              </w:rPr>
+              <w:t xml:space="preserve">Sí: complemento con guion</w:t>
+            </w:r>
+          </w:p>
+        </w:tc>
+        <w:tc>
+          <w:tcPr>
+            <w:tcW w:type="dxa" w:w="2800"/>
+            <w:tcBorders>
+              <w:top w:val="single" w:color="8EAADB" w:sz="4"/>
+              <w:left w:val="single" w:color="8EAADB" w:sz="4"/>
+              <w:bottom w:val="single" w:color="8EAADB" w:sz="4"/>
+              <w:right w:val="single" w:color="8EAADB" w:sz="4"/>
+            </w:tcBorders>
+            <w:shd w:fill="DAE9F7" w:color="auto" w:val="clear"/>
+            <w:tcMar>
+              <w:top w:type="dxa" w:w="60"/>
+              <w:left w:type="dxa" w:w="100"/>
+              <w:bottom w:type="dxa" w:w="60"/>
+              <w:right w:type="dxa" w:w="100"/>
+            </w:tcMar>
+          </w:tcPr>
+          <w:p>
+            <w:pPr>
+              <w:jc w:val="left"/>
+            </w:pPr>
+            <w:r>
+              <w:rPr>
+                <w:rFonts w:ascii="Century Gothic" w:cs="Century Gothic" w:eastAsia="Century Gothic" w:hAnsi="Century Gothic"/>
+                <w:b w:val="false"/>
+                <w:bCs w:val="false"/>
+                <w:sz w:val="18"/>
+                <w:szCs w:val="18"/>
+              </w:rPr>
+              <w:t xml:space="preserve">1015, 26</w:t>
+            </w:r>
+          </w:p>
+        </w:tc>
+      </w:tr>
+      <w:tr>
+        <w:tc>
+          <w:tcPr>
+            <w:tcW w:type="dxa" w:w="3000"/>
+            <w:tcBorders>
+              <w:top w:val="single" w:color="8EAADB" w:sz="4"/>
+              <w:left w:val="single" w:color="8EAADB" w:sz="4"/>
+              <w:bottom w:val="single" w:color="8EAADB" w:sz="4"/>
+              <w:right w:val="single" w:color="8EAADB" w:sz="4"/>
+            </w:tcBorders>
+            <w:shd w:fill="FFFFFF" w:color="auto" w:val="clear"/>
+            <w:tcMar>
+              <w:top w:type="dxa" w:w="60"/>
+              <w:left w:type="dxa" w:w="100"/>
+              <w:bottom w:type="dxa" w:w="60"/>
+              <w:right w:type="dxa" w:w="100"/>
+            </w:tcMar>
+          </w:tcPr>
+          <w:p>
+            <w:pPr>
+              <w:jc w:val="left"/>
+            </w:pPr>
+            <w:r>
+              <w:rPr>
+                <w:rFonts w:ascii="Century Gothic" w:cs="Century Gothic" w:eastAsia="Century Gothic" w:hAnsi="Century Gothic"/>
+                <w:b/>
+                <w:bCs/>
+                <w:sz w:val="18"/>
+                <w:szCs w:val="18"/>
+              </w:rPr>
+              <w:t xml:space="preserve">CP-59T, VA-984SURA, MU-25M</w:t>
+            </w:r>
+          </w:p>
+        </w:tc>
+        <w:tc>
+          <w:tcPr>
+            <w:tcW w:type="dxa" w:w="3560"/>
+            <w:tcBorders>
+              <w:top w:val="single" w:color="8EAADB" w:sz="4"/>
+              <w:left w:val="single" w:color="8EAADB" w:sz="4"/>
+              <w:bottom w:val="single" w:color="8EAADB" w:sz="4"/>
+              <w:right w:val="single" w:color="8EAADB" w:sz="4"/>
+            </w:tcBorders>
+            <w:shd w:fill="FFFFFF" w:color="auto" w:val="clear"/>
+            <w:tcMar>
+              <w:top w:type="dxa" w:w="60"/>
+              <w:left w:type="dxa" w:w="100"/>
+              <w:bottom w:type="dxa" w:w="60"/>
+              <w:right w:type="dxa" w:w="100"/>
+            </w:tcMar>
+          </w:tcPr>
+          <w:p>
+            <w:pPr>
+              <w:jc w:val="left"/>
+            </w:pPr>
+            <w:r>
+              <w:rPr>
+                <w:rFonts w:ascii="Century Gothic" w:cs="Century Gothic" w:eastAsia="Century Gothic" w:hAnsi="Century Gothic"/>
+                <w:b w:val="false"/>
+                <w:bCs w:val="false"/>
+                <w:sz w:val="18"/>
+                <w:szCs w:val="18"/>
+              </w:rPr>
+              <w:t xml:space="preserve">Sí: complemento pegado al número</w:t>
+            </w:r>
+          </w:p>
+        </w:tc>
+        <w:tc>
+          <w:tcPr>
+            <w:tcW w:type="dxa" w:w="2800"/>
+            <w:tcBorders>
+              <w:top w:val="single" w:color="8EAADB" w:sz="4"/>
+              <w:left w:val="single" w:color="8EAADB" w:sz="4"/>
+              <w:bottom w:val="single" w:color="8EAADB" w:sz="4"/>
+              <w:right w:val="single" w:color="8EAADB" w:sz="4"/>
+            </w:tcBorders>
+            <w:shd w:fill="FFFFFF" w:color="auto" w:val="clear"/>
+            <w:tcMar>
+              <w:top w:type="dxa" w:w="60"/>
+              <w:left w:type="dxa" w:w="100"/>
+              <w:bottom w:type="dxa" w:w="60"/>
+              <w:right w:type="dxa" w:w="100"/>
+            </w:tcMar>
+          </w:tcPr>
+          <w:p>
+            <w:pPr>
+              <w:jc w:val="left"/>
+            </w:pPr>
+            <w:r>
+              <w:rPr>
+                <w:rFonts w:ascii="Century Gothic" w:cs="Century Gothic" w:eastAsia="Century Gothic" w:hAnsi="Century Gothic"/>
+                <w:b w:val="false"/>
+                <w:bCs w:val="false"/>
+                <w:sz w:val="18"/>
+                <w:szCs w:val="18"/>
+              </w:rPr>
+              <w:t xml:space="preserve">59, 984, 25</w:t>
+            </w:r>
+          </w:p>
+        </w:tc>
+      </w:tr>
+      <w:tr>
+        <w:tc>
+          <w:tcPr>
+            <w:tcW w:type="dxa" w:w="3000"/>
+            <w:tcBorders>
+              <w:top w:val="single" w:color="8EAADB" w:sz="4"/>
+              <w:left w:val="single" w:color="8EAADB" w:sz="4"/>
+              <w:bottom w:val="single" w:color="8EAADB" w:sz="4"/>
+              <w:right w:val="single" w:color="8EAADB" w:sz="4"/>
+            </w:tcBorders>
+            <w:shd w:fill="DAE9F7" w:color="auto" w:val="clear"/>
+            <w:tcMar>
+              <w:top w:type="dxa" w:w="60"/>
+              <w:left w:type="dxa" w:w="100"/>
+              <w:bottom w:type="dxa" w:w="60"/>
+              <w:right w:type="dxa" w:w="100"/>
+            </w:tcMar>
+          </w:tcPr>
+          <w:p>
+            <w:pPr>
+              <w:jc w:val="left"/>
+            </w:pPr>
+            <w:r>
+              <w:rPr>
+                <w:rFonts w:ascii="Century Gothic" w:cs="Century Gothic" w:eastAsia="Century Gothic" w:hAnsi="Century Gothic"/>
+                <w:b/>
+                <w:bCs/>
+                <w:sz w:val="18"/>
+                <w:szCs w:val="18"/>
+              </w:rPr>
+              <w:t xml:space="preserve">MU-1 ROJO</w:t>
+            </w:r>
+          </w:p>
+        </w:tc>
+        <w:tc>
+          <w:tcPr>
+            <w:tcW w:type="dxa" w:w="3560"/>
+            <w:tcBorders>
+              <w:top w:val="single" w:color="8EAADB" w:sz="4"/>
+              <w:left w:val="single" w:color="8EAADB" w:sz="4"/>
+              <w:bottom w:val="single" w:color="8EAADB" w:sz="4"/>
+              <w:right w:val="single" w:color="8EAADB" w:sz="4"/>
+            </w:tcBorders>
+            <w:shd w:fill="DAE9F7" w:color="auto" w:val="clear"/>
+            <w:tcMar>
+              <w:top w:type="dxa" w:w="60"/>
+              <w:left w:type="dxa" w:w="100"/>
+              <w:bottom w:type="dxa" w:w="60"/>
+              <w:right w:type="dxa" w:w="100"/>
+            </w:tcMar>
+          </w:tcPr>
+          <w:p>
+            <w:pPr>
+              <w:jc w:val="left"/>
+            </w:pPr>
+            <w:r>
+              <w:rPr>
+                <w:rFonts w:ascii="Century Gothic" w:cs="Century Gothic" w:eastAsia="Century Gothic" w:hAnsi="Century Gothic"/>
+                <w:b w:val="false"/>
+                <w:bCs w:val="false"/>
+                <w:sz w:val="18"/>
+                <w:szCs w:val="18"/>
+              </w:rPr>
+              <w:t xml:space="preserve">Sí: complemento con espacio</w:t>
+            </w:r>
+          </w:p>
+        </w:tc>
+        <w:tc>
+          <w:tcPr>
+            <w:tcW w:type="dxa" w:w="2800"/>
+            <w:tcBorders>
+              <w:top w:val="single" w:color="8EAADB" w:sz="4"/>
+              <w:left w:val="single" w:color="8EAADB" w:sz="4"/>
+              <w:bottom w:val="single" w:color="8EAADB" w:sz="4"/>
+              <w:right w:val="single" w:color="8EAADB" w:sz="4"/>
+            </w:tcBorders>
+            <w:shd w:fill="DAE9F7" w:color="auto" w:val="clear"/>
+            <w:tcMar>
+              <w:top w:type="dxa" w:w="60"/>
+              <w:left w:type="dxa" w:w="100"/>
+              <w:bottom w:type="dxa" w:w="60"/>
+              <w:right w:type="dxa" w:w="100"/>
+            </w:tcMar>
+          </w:tcPr>
+          <w:p>
+            <w:pPr>
+              <w:jc w:val="left"/>
+            </w:pPr>
+            <w:r>
+              <w:rPr>
+                <w:rFonts w:ascii="Century Gothic" w:cs="Century Gothic" w:eastAsia="Century Gothic" w:hAnsi="Century Gothic"/>
+                <w:b w:val="false"/>
+                <w:bCs w:val="false"/>
+                <w:sz w:val="18"/>
+                <w:szCs w:val="18"/>
+              </w:rPr>
+              <w:t xml:space="preserve">1</w:t>
+            </w:r>
+          </w:p>
+        </w:tc>
+      </w:tr>
+      <w:tr>
+        <w:tc>
+          <w:tcPr>
+            <w:tcW w:type="dxa" w:w="3000"/>
+            <w:tcBorders>
+              <w:top w:val="single" w:color="8EAADB" w:sz="4"/>
+              <w:left w:val="single" w:color="8EAADB" w:sz="4"/>
+              <w:bottom w:val="single" w:color="8EAADB" w:sz="4"/>
+              <w:right w:val="single" w:color="8EAADB" w:sz="4"/>
+            </w:tcBorders>
+            <w:shd w:fill="FFFFFF" w:color="auto" w:val="clear"/>
+            <w:tcMar>
+              <w:top w:type="dxa" w:w="60"/>
+              <w:left w:type="dxa" w:w="100"/>
+              <w:bottom w:type="dxa" w:w="60"/>
+              <w:right w:type="dxa" w:w="100"/>
+            </w:tcMar>
+          </w:tcPr>
+          <w:p>
+            <w:pPr>
+              <w:jc w:val="left"/>
+            </w:pPr>
+            <w:r>
+              <w:rPr>
+                <w:rFonts w:ascii="Century Gothic" w:cs="Century Gothic" w:eastAsia="Century Gothic" w:hAnsi="Century Gothic"/>
+                <w:b/>
+                <w:bCs/>
+                <w:sz w:val="18"/>
+                <w:szCs w:val="18"/>
+              </w:rPr>
+              <w:t xml:space="preserve">MU-0251</w:t>
+            </w:r>
+          </w:p>
+        </w:tc>
+        <w:tc>
+          <w:tcPr>
+            <w:tcW w:type="dxa" w:w="3560"/>
+            <w:tcBorders>
+              <w:top w:val="single" w:color="8EAADB" w:sz="4"/>
+              <w:left w:val="single" w:color="8EAADB" w:sz="4"/>
+              <w:bottom w:val="single" w:color="8EAADB" w:sz="4"/>
+              <w:right w:val="single" w:color="8EAADB" w:sz="4"/>
+            </w:tcBorders>
+            <w:shd w:fill="FFFFFF" w:color="auto" w:val="clear"/>
+            <w:tcMar>
+              <w:top w:type="dxa" w:w="60"/>
+              <w:left w:type="dxa" w:w="100"/>
+              <w:bottom w:type="dxa" w:w="60"/>
+              <w:right w:type="dxa" w:w="100"/>
+            </w:tcMar>
+          </w:tcPr>
+          <w:p>
+            <w:pPr>
+              <w:jc w:val="left"/>
+            </w:pPr>
+            <w:r>
+              <w:rPr>
+                <w:rFonts w:ascii="Century Gothic" w:cs="Century Gothic" w:eastAsia="Century Gothic" w:hAnsi="Century Gothic"/>
+                <w:b w:val="false"/>
+                <w:bCs w:val="false"/>
+                <w:sz w:val="18"/>
+                <w:szCs w:val="18"/>
+              </w:rPr>
+              <w:t xml:space="preserve">Sí: 4 dígitos con cero a la izquierda</w:t>
+            </w:r>
+          </w:p>
+        </w:tc>
+        <w:tc>
+          <w:tcPr>
+            <w:tcW w:type="dxa" w:w="2800"/>
+            <w:tcBorders>
+              <w:top w:val="single" w:color="8EAADB" w:sz="4"/>
+              <w:left w:val="single" w:color="8EAADB" w:sz="4"/>
+              <w:bottom w:val="single" w:color="8EAADB" w:sz="4"/>
+              <w:right w:val="single" w:color="8EAADB" w:sz="4"/>
+            </w:tcBorders>
+            <w:shd w:fill="FFFFFF" w:color="auto" w:val="clear"/>
+            <w:tcMar>
+              <w:top w:type="dxa" w:w="60"/>
+              <w:left w:type="dxa" w:w="100"/>
+              <w:bottom w:type="dxa" w:w="60"/>
+              <w:right w:type="dxa" w:w="100"/>
+            </w:tcMar>
+          </w:tcPr>
+          <w:p>
+            <w:pPr>
+              <w:jc w:val="left"/>
+            </w:pPr>
+            <w:r>
+              <w:rPr>
+                <w:rFonts w:ascii="Century Gothic" w:cs="Century Gothic" w:eastAsia="Century Gothic" w:hAnsi="Century Gothic"/>
+                <w:b w:val="false"/>
+                <w:bCs w:val="false"/>
+                <w:sz w:val="18"/>
+                <w:szCs w:val="18"/>
+              </w:rPr>
+              <w:t xml:space="preserve">251</w:t>
+            </w:r>
+          </w:p>
+        </w:tc>
+      </w:tr>
+      <w:tr>
+        <w:tc>
+          <w:tcPr>
+            <w:tcW w:type="dxa" w:w="3000"/>
+            <w:tcBorders>
+              <w:top w:val="single" w:color="8EAADB" w:sz="4"/>
+              <w:left w:val="single" w:color="8EAADB" w:sz="4"/>
+              <w:bottom w:val="single" w:color="8EAADB" w:sz="4"/>
+              <w:right w:val="single" w:color="8EAADB" w:sz="4"/>
+            </w:tcBorders>
+            <w:shd w:fill="DAE9F7" w:color="auto" w:val="clear"/>
+            <w:tcMar>
+              <w:top w:type="dxa" w:w="60"/>
+              <w:left w:type="dxa" w:w="100"/>
+              <w:bottom w:type="dxa" w:w="60"/>
+              <w:right w:type="dxa" w:w="100"/>
+            </w:tcMar>
+          </w:tcPr>
+          <w:p>
+            <w:pPr>
+              <w:jc w:val="left"/>
+            </w:pPr>
+            <w:r>
+              <w:rPr>
+                <w:rFonts w:ascii="Century Gothic" w:cs="Century Gothic" w:eastAsia="Century Gothic" w:hAnsi="Century Gothic"/>
+                <w:b/>
+                <w:bCs/>
+                <w:sz w:val="18"/>
+                <w:szCs w:val="18"/>
+              </w:rPr>
+              <w:t xml:space="preserve">PM VA-825</w:t>
+            </w:r>
+          </w:p>
+        </w:tc>
+        <w:tc>
+          <w:tcPr>
+            <w:tcW w:type="dxa" w:w="3560"/>
+            <w:tcBorders>
+              <w:top w:val="single" w:color="8EAADB" w:sz="4"/>
+              <w:left w:val="single" w:color="8EAADB" w:sz="4"/>
+              <w:bottom w:val="single" w:color="8EAADB" w:sz="4"/>
+              <w:right w:val="single" w:color="8EAADB" w:sz="4"/>
+            </w:tcBorders>
+            <w:shd w:fill="DAE9F7" w:color="auto" w:val="clear"/>
+            <w:tcMar>
+              <w:top w:type="dxa" w:w="60"/>
+              <w:left w:type="dxa" w:w="100"/>
+              <w:bottom w:type="dxa" w:w="60"/>
+              <w:right w:type="dxa" w:w="100"/>
+            </w:tcMar>
+          </w:tcPr>
+          <w:p>
+            <w:pPr>
+              <w:jc w:val="left"/>
+            </w:pPr>
+            <w:r>
+              <w:rPr>
+                <w:rFonts w:ascii="Century Gothic" w:cs="Century Gothic" w:eastAsia="Century Gothic" w:hAnsi="Century Gothic"/>
+                <w:b w:val="false"/>
+                <w:bCs w:val="false"/>
+                <w:sz w:val="18"/>
+                <w:szCs w:val="18"/>
+              </w:rPr>
+              <w:t xml:space="preserve">Sí, para el código PM VA (no para VA ni para PM)</w:t>
+            </w:r>
+          </w:p>
+        </w:tc>
+        <w:tc>
+          <w:tcPr>
+            <w:tcW w:type="dxa" w:w="2800"/>
+            <w:tcBorders>
+              <w:top w:val="single" w:color="8EAADB" w:sz="4"/>
+              <w:left w:val="single" w:color="8EAADB" w:sz="4"/>
+              <w:bottom w:val="single" w:color="8EAADB" w:sz="4"/>
+              <w:right w:val="single" w:color="8EAADB" w:sz="4"/>
+            </w:tcBorders>
+            <w:shd w:fill="DAE9F7" w:color="auto" w:val="clear"/>
+            <w:tcMar>
+              <w:top w:type="dxa" w:w="60"/>
+              <w:left w:type="dxa" w:w="100"/>
+              <w:bottom w:type="dxa" w:w="60"/>
+              <w:right w:type="dxa" w:w="100"/>
+            </w:tcMar>
+          </w:tcPr>
+          <w:p>
+            <w:pPr>
+              <w:jc w:val="left"/>
+            </w:pPr>
+            <w:r>
+              <w:rPr>
+                <w:rFonts w:ascii="Century Gothic" w:cs="Century Gothic" w:eastAsia="Century Gothic" w:hAnsi="Century Gothic"/>
+                <w:b w:val="false"/>
+                <w:bCs w:val="false"/>
+                <w:sz w:val="18"/>
+                <w:szCs w:val="18"/>
+              </w:rPr>
+              <w:t xml:space="preserve">825</w:t>
+            </w:r>
+          </w:p>
+        </w:tc>
+      </w:tr>
+      <w:tr>
+        <w:tc>
+          <w:tcPr>
+            <w:tcW w:type="dxa" w:w="3000"/>
+            <w:tcBorders>
+              <w:top w:val="single" w:color="8EAADB" w:sz="4"/>
+              <w:left w:val="single" w:color="8EAADB" w:sz="4"/>
+              <w:bottom w:val="single" w:color="8EAADB" w:sz="4"/>
+              <w:right w:val="single" w:color="8EAADB" w:sz="4"/>
+            </w:tcBorders>
+            <w:shd w:fill="FFFFFF" w:color="auto" w:val="clear"/>
+            <w:tcMar>
+              <w:top w:type="dxa" w:w="60"/>
+              <w:left w:type="dxa" w:w="100"/>
+              <w:bottom w:type="dxa" w:w="60"/>
+              <w:right w:type="dxa" w:w="100"/>
+            </w:tcMar>
+          </w:tcPr>
+          <w:p>
+            <w:pPr>
+              <w:jc w:val="left"/>
+            </w:pPr>
+            <w:r>
+              <w:rPr>
+                <w:rFonts w:ascii="Century Gothic" w:cs="Century Gothic" w:eastAsia="Century Gothic" w:hAnsi="Century Gothic"/>
+                <w:b/>
+                <w:bCs/>
+                <w:sz w:val="18"/>
+                <w:szCs w:val="18"/>
+              </w:rPr>
+              <w:t xml:space="preserve">MUX-99</w:t>
+            </w:r>
+          </w:p>
+        </w:tc>
+        <w:tc>
+          <w:tcPr>
+            <w:tcW w:type="dxa" w:w="3560"/>
+            <w:tcBorders>
+              <w:top w:val="single" w:color="8EAADB" w:sz="4"/>
+              <w:left w:val="single" w:color="8EAADB" w:sz="4"/>
+              <w:bottom w:val="single" w:color="8EAADB" w:sz="4"/>
+              <w:right w:val="single" w:color="8EAADB" w:sz="4"/>
+            </w:tcBorders>
+            <w:shd w:fill="FFFFFF" w:color="auto" w:val="clear"/>
+            <w:tcMar>
+              <w:top w:type="dxa" w:w="60"/>
+              <w:left w:type="dxa" w:w="100"/>
+              <w:bottom w:type="dxa" w:w="60"/>
+              <w:right w:type="dxa" w:w="100"/>
+            </w:tcMar>
+          </w:tcPr>
+          <w:p>
+            <w:pPr>
+              <w:jc w:val="left"/>
+            </w:pPr>
+            <w:r>
+              <w:rPr>
+                <w:rFonts w:ascii="Century Gothic" w:cs="Century Gothic" w:eastAsia="Century Gothic" w:hAnsi="Century Gothic"/>
+                <w:b w:val="false"/>
+                <w:bCs w:val="false"/>
+                <w:sz w:val="18"/>
+                <w:szCs w:val="18"/>
+              </w:rPr>
+              <w:t xml:space="preserve">No: es del código MUX, no de MU</w:t>
+            </w:r>
+          </w:p>
+        </w:tc>
+        <w:tc>
+          <w:tcPr>
+            <w:tcW w:type="dxa" w:w="2800"/>
+            <w:tcBorders>
+              <w:top w:val="single" w:color="8EAADB" w:sz="4"/>
+              <w:left w:val="single" w:color="8EAADB" w:sz="4"/>
+              <w:bottom w:val="single" w:color="8EAADB" w:sz="4"/>
+              <w:right w:val="single" w:color="8EAADB" w:sz="4"/>
+            </w:tcBorders>
+            <w:shd w:fill="FFFFFF" w:color="auto" w:val="clear"/>
+            <w:tcMar>
+              <w:top w:type="dxa" w:w="60"/>
+              <w:left w:type="dxa" w:w="100"/>
+              <w:bottom w:type="dxa" w:w="60"/>
+              <w:right w:type="dxa" w:w="100"/>
+            </w:tcMar>
+          </w:tcPr>
+          <w:p>
+            <w:pPr>
+              <w:jc w:val="left"/>
+            </w:pPr>
+            <w:r>
+              <w:rPr>
+                <w:rFonts w:ascii="Century Gothic" w:cs="Century Gothic" w:eastAsia="Century Gothic" w:hAnsi="Century Gothic"/>
+                <w:b w:val="false"/>
+                <w:bCs w:val="false"/>
+                <w:sz w:val="18"/>
+                <w:szCs w:val="18"/>
+              </w:rPr>
+              <w:t xml:space="preserve">—</w:t>
+            </w:r>
+          </w:p>
+        </w:tc>
+      </w:tr>
+      <w:tr>
+        <w:tc>
+          <w:tcPr>
+            <w:tcW w:type="dxa" w:w="3000"/>
+            <w:tcBorders>
+              <w:top w:val="single" w:color="8EAADB" w:sz="4"/>
+              <w:left w:val="single" w:color="8EAADB" w:sz="4"/>
+              <w:bottom w:val="single" w:color="8EAADB" w:sz="4"/>
+              <w:right w:val="single" w:color="8EAADB" w:sz="4"/>
+            </w:tcBorders>
+            <w:shd w:fill="DAE9F7" w:color="auto" w:val="clear"/>
+            <w:tcMar>
+              <w:top w:type="dxa" w:w="60"/>
+              <w:left w:type="dxa" w:w="100"/>
+              <w:bottom w:type="dxa" w:w="60"/>
+              <w:right w:type="dxa" w:w="100"/>
+            </w:tcMar>
+          </w:tcPr>
+          <w:p>
+            <w:pPr>
+              <w:jc w:val="left"/>
+            </w:pPr>
+            <w:r>
+              <w:rPr>
+                <w:rFonts w:ascii="Century Gothic" w:cs="Century Gothic" w:eastAsia="Century Gothic" w:hAnsi="Century Gothic"/>
+                <w:b/>
+                <w:bCs/>
+                <w:sz w:val="18"/>
+                <w:szCs w:val="18"/>
+              </w:rPr>
+              <w:t xml:space="preserve">MU26, MU 26</w:t>
+            </w:r>
+          </w:p>
+        </w:tc>
+        <w:tc>
+          <w:tcPr>
+            <w:tcW w:type="dxa" w:w="3560"/>
+            <w:tcBorders>
+              <w:top w:val="single" w:color="8EAADB" w:sz="4"/>
+              <w:left w:val="single" w:color="8EAADB" w:sz="4"/>
+              <w:bottom w:val="single" w:color="8EAADB" w:sz="4"/>
+              <w:right w:val="single" w:color="8EAADB" w:sz="4"/>
+            </w:tcBorders>
+            <w:shd w:fill="DAE9F7" w:color="auto" w:val="clear"/>
+            <w:tcMar>
+              <w:top w:type="dxa" w:w="60"/>
+              <w:left w:type="dxa" w:w="100"/>
+              <w:bottom w:type="dxa" w:w="60"/>
+              <w:right w:type="dxa" w:w="100"/>
+            </w:tcMar>
+          </w:tcPr>
+          <w:p>
+            <w:pPr>
+              <w:jc w:val="left"/>
+            </w:pPr>
+            <w:r>
+              <w:rPr>
+                <w:rFonts w:ascii="Century Gothic" w:cs="Century Gothic" w:eastAsia="Century Gothic" w:hAnsi="Century Gothic"/>
+                <w:b w:val="false"/>
+                <w:bCs w:val="false"/>
+                <w:sz w:val="18"/>
+                <w:szCs w:val="18"/>
+              </w:rPr>
+              <w:t xml:space="preserve">No: sin guion después del código</w:t>
+            </w:r>
+          </w:p>
+        </w:tc>
+        <w:tc>
+          <w:tcPr>
+            <w:tcW w:type="dxa" w:w="2800"/>
+            <w:tcBorders>
+              <w:top w:val="single" w:color="8EAADB" w:sz="4"/>
+              <w:left w:val="single" w:color="8EAADB" w:sz="4"/>
+              <w:bottom w:val="single" w:color="8EAADB" w:sz="4"/>
+              <w:right w:val="single" w:color="8EAADB" w:sz="4"/>
+            </w:tcBorders>
+            <w:shd w:fill="DAE9F7" w:color="auto" w:val="clear"/>
+            <w:tcMar>
+              <w:top w:type="dxa" w:w="60"/>
+              <w:left w:type="dxa" w:w="100"/>
+              <w:bottom w:type="dxa" w:w="60"/>
+              <w:right w:type="dxa" w:w="100"/>
+            </w:tcMar>
+          </w:tcPr>
+          <w:p>
+            <w:pPr>
+              <w:jc w:val="left"/>
+            </w:pPr>
+            <w:r>
+              <w:rPr>
+                <w:rFonts w:ascii="Century Gothic" w:cs="Century Gothic" w:eastAsia="Century Gothic" w:hAnsi="Century Gothic"/>
+                <w:b w:val="false"/>
+                <w:bCs w:val="false"/>
+                <w:sz w:val="18"/>
+                <w:szCs w:val="18"/>
+              </w:rPr>
+              <w:t xml:space="preserve">—</w:t>
+            </w:r>
+          </w:p>
+        </w:tc>
+      </w:tr>
+      <w:tr>
+        <w:tc>
+          <w:tcPr>
+            <w:tcW w:type="dxa" w:w="3000"/>
+            <w:tcBorders>
+              <w:top w:val="single" w:color="8EAADB" w:sz="4"/>
+              <w:left w:val="single" w:color="8EAADB" w:sz="4"/>
+              <w:bottom w:val="single" w:color="8EAADB" w:sz="4"/>
+              <w:right w:val="single" w:color="8EAADB" w:sz="4"/>
+            </w:tcBorders>
+            <w:shd w:fill="FFFFFF" w:color="auto" w:val="clear"/>
+            <w:tcMar>
+              <w:top w:type="dxa" w:w="60"/>
+              <w:left w:type="dxa" w:w="100"/>
+              <w:bottom w:type="dxa" w:w="60"/>
+              <w:right w:type="dxa" w:w="100"/>
+            </w:tcMar>
+          </w:tcPr>
+          <w:p>
+            <w:pPr>
+              <w:jc w:val="left"/>
+            </w:pPr>
+            <w:r>
+              <w:rPr>
+                <w:rFonts w:ascii="Century Gothic" w:cs="Century Gothic" w:eastAsia="Century Gothic" w:hAnsi="Century Gothic"/>
+                <w:b/>
+                <w:bCs/>
+                <w:sz w:val="18"/>
+                <w:szCs w:val="18"/>
+              </w:rPr>
+              <w:t xml:space="preserve">TH-XXXL, CP-LIBRESE, MU--5</w:t>
+            </w:r>
+          </w:p>
+        </w:tc>
+        <w:tc>
+          <w:tcPr>
+            <w:tcW w:type="dxa" w:w="3560"/>
+            <w:tcBorders>
+              <w:top w:val="single" w:color="8EAADB" w:sz="4"/>
+              <w:left w:val="single" w:color="8EAADB" w:sz="4"/>
+              <w:bottom w:val="single" w:color="8EAADB" w:sz="4"/>
+              <w:right w:val="single" w:color="8EAADB" w:sz="4"/>
+            </w:tcBorders>
+            <w:shd w:fill="FFFFFF" w:color="auto" w:val="clear"/>
+            <w:tcMar>
+              <w:top w:type="dxa" w:w="60"/>
+              <w:left w:type="dxa" w:w="100"/>
+              <w:bottom w:type="dxa" w:w="60"/>
+              <w:right w:type="dxa" w:w="100"/>
+            </w:tcMar>
+          </w:tcPr>
+          <w:p>
+            <w:pPr>
+              <w:jc w:val="left"/>
+            </w:pPr>
+            <w:r>
+              <w:rPr>
+                <w:rFonts w:ascii="Century Gothic" w:cs="Century Gothic" w:eastAsia="Century Gothic" w:hAnsi="Century Gothic"/>
+                <w:b w:val="false"/>
+                <w:bCs w:val="false"/>
+                <w:sz w:val="18"/>
+                <w:szCs w:val="18"/>
+              </w:rPr>
+              <w:t xml:space="preserve">No: después del guion no hay un número</w:t>
+            </w:r>
+          </w:p>
+        </w:tc>
+        <w:tc>
+          <w:tcPr>
+            <w:tcW w:type="dxa" w:w="2800"/>
+            <w:tcBorders>
+              <w:top w:val="single" w:color="8EAADB" w:sz="4"/>
+              <w:left w:val="single" w:color="8EAADB" w:sz="4"/>
+              <w:bottom w:val="single" w:color="8EAADB" w:sz="4"/>
+              <w:right w:val="single" w:color="8EAADB" w:sz="4"/>
+            </w:tcBorders>
+            <w:shd w:fill="FFFFFF" w:color="auto" w:val="clear"/>
+            <w:tcMar>
+              <w:top w:type="dxa" w:w="60"/>
+              <w:left w:type="dxa" w:w="100"/>
+              <w:bottom w:type="dxa" w:w="60"/>
+              <w:right w:type="dxa" w:w="100"/>
+            </w:tcMar>
+          </w:tcPr>
+          <w:p>
+            <w:pPr>
+              <w:jc w:val="left"/>
+            </w:pPr>
+            <w:r>
+              <w:rPr>
+                <w:rFonts w:ascii="Century Gothic" w:cs="Century Gothic" w:eastAsia="Century Gothic" w:hAnsi="Century Gothic"/>
+                <w:b w:val="false"/>
+                <w:bCs w:val="false"/>
+                <w:sz w:val="18"/>
+                <w:szCs w:val="18"/>
+              </w:rPr>
+              <w:t xml:space="preserve">Se lista como «no cuenta»</w:t>
+            </w:r>
+          </w:p>
+        </w:tc>
+      </w:tr>
+      <w:tr>
+        <w:tc>
+          <w:tcPr>
+            <w:tcW w:type="dxa" w:w="3000"/>
+            <w:tcBorders>
+              <w:top w:val="single" w:color="8EAADB" w:sz="4"/>
+              <w:left w:val="single" w:color="8EAADB" w:sz="4"/>
+              <w:bottom w:val="single" w:color="8EAADB" w:sz="4"/>
+              <w:right w:val="single" w:color="8EAADB" w:sz="4"/>
+            </w:tcBorders>
+            <w:shd w:fill="DAE9F7" w:color="auto" w:val="clear"/>
+            <w:tcMar>
+              <w:top w:type="dxa" w:w="60"/>
+              <w:left w:type="dxa" w:w="100"/>
+              <w:bottom w:type="dxa" w:w="60"/>
+              <w:right w:type="dxa" w:w="100"/>
+            </w:tcMar>
+          </w:tcPr>
+          <w:p>
+            <w:pPr>
+              <w:jc w:val="left"/>
+            </w:pPr>
+            <w:r>
+              <w:rPr>
+                <w:rFonts w:ascii="Century Gothic" w:cs="Century Gothic" w:eastAsia="Century Gothic" w:hAnsi="Century Gothic"/>
+                <w:b/>
+                <w:bCs/>
+                <w:sz w:val="18"/>
+                <w:szCs w:val="18"/>
+              </w:rPr>
+              <w:t xml:space="preserve">MU-12345</w:t>
+            </w:r>
+          </w:p>
+        </w:tc>
+        <w:tc>
+          <w:tcPr>
+            <w:tcW w:type="dxa" w:w="3560"/>
+            <w:tcBorders>
+              <w:top w:val="single" w:color="8EAADB" w:sz="4"/>
+              <w:left w:val="single" w:color="8EAADB" w:sz="4"/>
+              <w:bottom w:val="single" w:color="8EAADB" w:sz="4"/>
+              <w:right w:val="single" w:color="8EAADB" w:sz="4"/>
+            </w:tcBorders>
+            <w:shd w:fill="DAE9F7" w:color="auto" w:val="clear"/>
+            <w:tcMar>
+              <w:top w:type="dxa" w:w="60"/>
+              <w:left w:type="dxa" w:w="100"/>
+              <w:bottom w:type="dxa" w:w="60"/>
+              <w:right w:type="dxa" w:w="100"/>
+            </w:tcMar>
+          </w:tcPr>
+          <w:p>
+            <w:pPr>
+              <w:jc w:val="left"/>
+            </w:pPr>
+            <w:r>
+              <w:rPr>
+                <w:rFonts w:ascii="Century Gothic" w:cs="Century Gothic" w:eastAsia="Century Gothic" w:hAnsi="Century Gothic"/>
+                <w:b w:val="false"/>
+                <w:bCs w:val="false"/>
+                <w:sz w:val="18"/>
+                <w:szCs w:val="18"/>
+              </w:rPr>
+              <w:t xml:space="preserve">No: más de 4 dígitos</w:t>
+            </w:r>
+          </w:p>
+        </w:tc>
+        <w:tc>
+          <w:tcPr>
+            <w:tcW w:type="dxa" w:w="2800"/>
+            <w:tcBorders>
+              <w:top w:val="single" w:color="8EAADB" w:sz="4"/>
+              <w:left w:val="single" w:color="8EAADB" w:sz="4"/>
+              <w:bottom w:val="single" w:color="8EAADB" w:sz="4"/>
+              <w:right w:val="single" w:color="8EAADB" w:sz="4"/>
+            </w:tcBorders>
+            <w:shd w:fill="DAE9F7" w:color="auto" w:val="clear"/>
+            <w:tcMar>
+              <w:top w:type="dxa" w:w="60"/>
+              <w:left w:type="dxa" w:w="100"/>
+              <w:bottom w:type="dxa" w:w="60"/>
+              <w:right w:type="dxa" w:w="100"/>
+            </w:tcMar>
+          </w:tcPr>
+          <w:p>
+            <w:pPr>
+              <w:jc w:val="left"/>
+            </w:pPr>
+            <w:r>
+              <w:rPr>
+                <w:rFonts w:ascii="Century Gothic" w:cs="Century Gothic" w:eastAsia="Century Gothic" w:hAnsi="Century Gothic"/>
+                <w:b w:val="false"/>
+                <w:bCs w:val="false"/>
+                <w:sz w:val="18"/>
+                <w:szCs w:val="18"/>
+              </w:rPr>
+              <w:t xml:space="preserve">Se lista como «no cuenta»</w:t>
+            </w:r>
+          </w:p>
+        </w:tc>
+      </w:tr>
+      <w:tr>
+        <w:tc>
+          <w:tcPr>
+            <w:tcW w:type="dxa" w:w="3000"/>
+            <w:tcBorders>
+              <w:top w:val="single" w:color="8EAADB" w:sz="4"/>
+              <w:left w:val="single" w:color="8EAADB" w:sz="4"/>
+              <w:bottom w:val="single" w:color="8EAADB" w:sz="4"/>
+              <w:right w:val="single" w:color="8EAADB" w:sz="4"/>
+            </w:tcBorders>
+            <w:shd w:fill="FFFFFF" w:color="auto" w:val="clear"/>
+            <w:tcMar>
+              <w:top w:type="dxa" w:w="60"/>
+              <w:left w:type="dxa" w:w="100"/>
+              <w:bottom w:type="dxa" w:w="60"/>
+              <w:right w:type="dxa" w:w="100"/>
+            </w:tcMar>
+          </w:tcPr>
+          <w:p>
+            <w:pPr>
+              <w:jc w:val="left"/>
+            </w:pPr>
+            <w:r>
+              <w:rPr>
+                <w:rFonts w:ascii="Century Gothic" w:cs="Century Gothic" w:eastAsia="Century Gothic" w:hAnsi="Century Gothic"/>
+                <w:b/>
+                <w:bCs/>
+                <w:sz w:val="18"/>
+                <w:szCs w:val="18"/>
+              </w:rPr>
+              <w:t xml:space="preserve">SEN -360</w:t>
+            </w:r>
+          </w:p>
+        </w:tc>
+        <w:tc>
+          <w:tcPr>
+            <w:tcW w:type="dxa" w:w="3560"/>
+            <w:tcBorders>
+              <w:top w:val="single" w:color="8EAADB" w:sz="4"/>
+              <w:left w:val="single" w:color="8EAADB" w:sz="4"/>
+              <w:bottom w:val="single" w:color="8EAADB" w:sz="4"/>
+              <w:right w:val="single" w:color="8EAADB" w:sz="4"/>
+            </w:tcBorders>
+            <w:shd w:fill="FFFFFF" w:color="auto" w:val="clear"/>
+            <w:tcMar>
+              <w:top w:type="dxa" w:w="60"/>
+              <w:left w:type="dxa" w:w="100"/>
+              <w:bottom w:type="dxa" w:w="60"/>
+              <w:right w:type="dxa" w:w="100"/>
+            </w:tcMar>
+          </w:tcPr>
+          <w:p>
+            <w:pPr>
+              <w:jc w:val="left"/>
+            </w:pPr>
+            <w:r>
+              <w:rPr>
+                <w:rFonts w:ascii="Century Gothic" w:cs="Century Gothic" w:eastAsia="Century Gothic" w:hAnsi="Century Gothic"/>
+                <w:b w:val="false"/>
+                <w:bCs w:val="false"/>
+                <w:sz w:val="18"/>
+                <w:szCs w:val="18"/>
+              </w:rPr>
+              <w:t xml:space="preserve">No, para SEN: hay un espacio antes del guion</w:t>
+            </w:r>
+          </w:p>
+        </w:tc>
+        <w:tc>
+          <w:tcPr>
+            <w:tcW w:type="dxa" w:w="2800"/>
+            <w:tcBorders>
+              <w:top w:val="single" w:color="8EAADB" w:sz="4"/>
+              <w:left w:val="single" w:color="8EAADB" w:sz="4"/>
+              <w:bottom w:val="single" w:color="8EAADB" w:sz="4"/>
+              <w:right w:val="single" w:color="8EAADB" w:sz="4"/>
+            </w:tcBorders>
+            <w:shd w:fill="FFFFFF" w:color="auto" w:val="clear"/>
+            <w:tcMar>
+              <w:top w:type="dxa" w:w="60"/>
+              <w:left w:type="dxa" w:w="100"/>
+              <w:bottom w:type="dxa" w:w="60"/>
+              <w:right w:type="dxa" w:w="100"/>
+            </w:tcMar>
+          </w:tcPr>
+          <w:p>
+            <w:pPr>
+              <w:jc w:val="left"/>
+            </w:pPr>
+            <w:r>
+              <w:rPr>
+                <w:rFonts w:ascii="Century Gothic" w:cs="Century Gothic" w:eastAsia="Century Gothic" w:hAnsi="Century Gothic"/>
+                <w:b w:val="false"/>
+                <w:bCs w:val="false"/>
+                <w:sz w:val="18"/>
+                <w:szCs w:val="18"/>
+              </w:rPr>
+              <w:t xml:space="preserve">—</w:t>
+            </w:r>
+          </w:p>
+        </w:tc>
+      </w:tr>
+    </w:tbl>
+    <w:p>
+      <w:pPr>
+        <w:pStyle w:val="Heading2"/>
+        <w:spacing w:after="100" w:before="240"/>
+      </w:pPr>
+      <w:r>
+        <w:rPr>
+          <w:rFonts w:ascii="Century Gothic" w:cs="Century Gothic" w:eastAsia="Century Gothic" w:hAnsi="Century Gothic"/>
+          <w:b/>
+          <w:bCs/>
+          <w:color w:val="0F4761"/>
+          <w:sz w:val="24"/>
+          <w:szCs w:val="24"/>
+        </w:rPr>
+        <w:t xml:space="preserve">Consultar</w:t>
       </w:r>
     </w:p>
     <w:p>
@@ -4599,7 +6629,25 @@
           <w:sz w:val="20"/>
           <w:szCs w:val="20"/>
         </w:rPr>
-        <w:t xml:space="preserve">Escriba el código y la cantidad requerida.</w:t>
+        <w:t xml:space="preserve">Escriba el </w:t>
+      </w:r>
+      <w:r>
+        <w:rPr>
+          <w:rFonts w:ascii="Century Gothic" w:cs="Century Gothic" w:eastAsia="Century Gothic" w:hAnsi="Century Gothic"/>
+          <w:b/>
+          <w:bCs/>
+          <w:sz w:val="20"/>
+          <w:szCs w:val="20"/>
+        </w:rPr>
+        <w:t xml:space="preserve">código</w:t>
+      </w:r>
+      <w:r>
+        <w:rPr>
+          <w:rFonts w:ascii="Century Gothic" w:cs="Century Gothic" w:eastAsia="Century Gothic" w:hAnsi="Century Gothic"/>
+          <w:sz w:val="20"/>
+          <w:szCs w:val="20"/>
+        </w:rPr>
+        <w:t xml:space="preserve">.</w:t>
       </w:r>
     </w:p>
     <w:p>
@@ -4627,15 +6675,157 @@
           <w:sz w:val="20"/>
           <w:szCs w:val="20"/>
         </w:rPr>
+        <w:t xml:space="preserve">Consultar</w:t>
+      </w:r>
+      <w:r>
+        <w:rPr>
+          <w:rFonts w:ascii="Century Gothic" w:cs="Century Gothic" w:eastAsia="Century Gothic" w:hAnsi="Century Gothic"/>
+          <w:sz w:val="20"/>
+          <w:szCs w:val="20"/>
+        </w:rPr>
+        <w:t xml:space="preserve">.</w:t>
+      </w:r>
+    </w:p>
+    <w:p>
+      <w:pPr>
+        <w:spacing w:after="120" w:line="276"/>
+      </w:pPr>
+      <w:r>
+        <w:rPr>
+          <w:rFonts w:ascii="Century Gothic" w:cs="Century Gothic" w:eastAsia="Century Gothic" w:hAnsi="Century Gothic"/>
+          <w:sz w:val="20"/>
+          <w:szCs w:val="20"/>
+        </w:rPr>
+        <w:t xml:space="preserve">La grilla muestra las sugerencias </w:t>
+      </w:r>
+      <w:r>
+        <w:rPr>
+          <w:rFonts w:ascii="Century Gothic" w:cs="Century Gothic" w:eastAsia="Century Gothic" w:hAnsi="Century Gothic"/>
+          <w:b/>
+          <w:bCs/>
+          <w:sz w:val="20"/>
+          <w:szCs w:val="20"/>
+        </w:rPr>
+        <w:t xml:space="preserve">disponibles</w:t>
+      </w:r>
+      <w:r>
+        <w:rPr>
+          <w:rFonts w:ascii="Century Gothic" w:cs="Century Gothic" w:eastAsia="Century Gothic" w:hAnsi="Century Gothic"/>
+          <w:sz w:val="20"/>
+          <w:szCs w:val="20"/>
+        </w:rPr>
+        <w:t xml:space="preserve"> del código. Antes de mostrarlas, el sistema retira las que ya se usaron como referencia de un artículo. Si no hay sugerencias, lo informa (por ejemplo: «No hay consecutivos disponibles para el código CP»).</w:t>
+      </w:r>
+    </w:p>
+    <w:p>
+      <w:pPr>
+        <w:spacing w:after="120" w:line="276"/>
+      </w:pPr>
+      <w:r>
+        <w:rPr>
+          <w:rFonts w:ascii="Century Gothic" w:cs="Century Gothic" w:eastAsia="Century Gothic" w:hAnsi="Century Gothic"/>
+          <w:sz w:val="20"/>
+          <w:szCs w:val="20"/>
+        </w:rPr>
+        <w:t xml:space="preserve">Si el código tiene referencias que empiezan por el código y el guion pero no tienen un número válido, aparecen en una segunda lista, </w:t>
+      </w:r>
+      <w:r>
+        <w:rPr>
+          <w:rFonts w:ascii="Century Gothic" w:cs="Century Gothic" w:eastAsia="Century Gothic" w:hAnsi="Century Gothic"/>
+          <w:b/>
+          <w:bCs/>
+          <w:sz w:val="20"/>
+          <w:szCs w:val="20"/>
+        </w:rPr>
+        <w:t xml:space="preserve">Referencias del código que no se toman como consecutivo</w:t>
+      </w:r>
+      <w:r>
+        <w:rPr>
+          <w:rFonts w:ascii="Century Gothic" w:cs="Century Gothic" w:eastAsia="Century Gothic" w:hAnsi="Century Gothic"/>
+          <w:sz w:val="20"/>
+          <w:szCs w:val="20"/>
+        </w:rPr>
+        <w:t xml:space="preserve">, con el motivo. Esas referencias no cuentan para calcular el siguiente número.</w:t>
+      </w:r>
+    </w:p>
+    <w:p>
+      <w:pPr>
+        <w:spacing w:after="40" w:before="80"/>
+        <w:jc w:val="center"/>
+      </w:pPr>
+      <w:r>
+        <w:drawing>
+          <wp:inline distT="0" distB="0" distL="0" distR="0">
+            <wp:extent cx="5715000" cy="4086225"/>
+            <wp:effectExtent t="0" r="0" b="0" l="0"/>
+            <wp:docPr id="1" name="" descr="" title=""/>
+            <wp:cNvGraphicFramePr>
+              <a:graphicFrameLocks xmlns:a="http://schemas.openxmlformats.org/drawingml/2006/main" noChangeAspect="1"/>
+            </wp:cNvGraphicFramePr>
+            <a:graphic xmlns:a="http://schemas.openxmlformats.org/drawingml/2006/main">
+              <a:graphicData uri="http://schemas.openxmlformats.org/drawingml/2006/picture">
+                <pic:pic xmlns:pic="http://schemas.openxmlformats.org/drawingml/2006/picture">
+                  <pic:nvPicPr>
+                    <pic:cNvPr id="0" name="" descr=""/>
+                    <pic:cNvPicPr>
+                      <a:picLocks noChangeAspect="1" noChangeArrowheads="1"/>
+                    </pic:cNvPicPr>
+                  </pic:nvPicPr>
+                  <pic:blipFill>
+                    <a:blip r:embed="rId9" cstate="none"/>
+                    <a:srcRect/>
+                    <a:stretch>
+                      <a:fillRect/>
+                    </a:stretch>
+                  </pic:blipFill>
+                  <pic:spPr bwMode="auto">
+                    <a:xfrm>
+                      <a:off x="0" y="0"/>
+                      <a:ext cx="5715000" cy="4086225"/>
+                    </a:xfrm>
+                    <a:prstGeom prst="rect">
+                      <a:avLst/>
+                    </a:prstGeom>
+                  </pic:spPr>
+                </pic:pic>
+              </a:graphicData>
+            </a:graphic>
+          </wp:inline>
+        </w:drawing>
+      </w:r>
+    </w:p>
+    <w:p>
+      <w:pPr>
+        <w:spacing w:after="160"/>
+        <w:jc w:val="center"/>
+      </w:pPr>
+      <w:r>
+        <w:rPr>
+          <w:rFonts w:ascii="Century Gothic" w:cs="Century Gothic" w:eastAsia="Century Gothic" w:hAnsi="Century Gothic"/>
+          <w:i/>
+          <w:iCs/>
+          <w:color w:val="7F7F7F"/>
+          <w:sz w:val="16"/>
+          <w:szCs w:val="16"/>
+        </w:rPr>
+        <w:t xml:space="preserve">Código TH: referencias que no cuentan, con su motivo</w:t>
+      </w:r>
+    </w:p>
+    <w:p>
+      <w:pPr>
+        <w:pStyle w:val="Heading2"/>
+        <w:spacing w:after="100" w:before="240"/>
+      </w:pPr>
+      <w:r>
+        <w:rPr>
+          <w:rFonts w:ascii="Century Gothic" w:cs="Century Gothic" w:eastAsia="Century Gothic" w:hAnsi="Century Gothic"/>
+          <w:b/>
+          <w:bCs/>
+          <w:color w:val="0F4761"/>
+          <w:sz w:val="24"/>
+          <w:szCs w:val="24"/>
+        </w:rPr>
         <w:t xml:space="preserve">Generar</w:t>
-      </w:r>
-      <w:r>
-        <w:rPr>
-          <w:rFonts w:ascii="Century Gothic" w:cs="Century Gothic" w:eastAsia="Century Gothic" w:hAnsi="Century Gothic"/>
-          <w:sz w:val="20"/>
-          <w:szCs w:val="20"/>
-        </w:rPr>
-        <w:t xml:space="preserve"> y confirme.</w:t>
       </w:r>
     </w:p>
     <w:p>
@@ -4643,7 +6833,7 @@
         <w:pStyle w:val="ListParagraph"/>
         <w:numPr>
           <w:ilvl w:val="0"/>
-          <w:numId w:val="8"/>
+          <w:numId w:val="9"/>
         </w:numPr>
         <w:spacing w:after="60"/>
       </w:pPr>
@@ -4653,7 +6843,43 @@
           <w:sz w:val="20"/>
           <w:szCs w:val="20"/>
         </w:rPr>
-        <w:t xml:space="preserve">El sistema completa hasta tener esa cantidad de disponibles: solo crea los que faltan, siguiendo al mayor consecutivo (disponible o ya usado en artículos). Si el código es nuevo, inicia en 001.</w:t>
+        <w:t xml:space="preserve">Escriba el </w:t>
+      </w:r>
+      <w:r>
+        <w:rPr>
+          <w:rFonts w:ascii="Century Gothic" w:cs="Century Gothic" w:eastAsia="Century Gothic" w:hAnsi="Century Gothic"/>
+          <w:b/>
+          <w:bCs/>
+          <w:sz w:val="20"/>
+          <w:szCs w:val="20"/>
+        </w:rPr>
+        <w:t xml:space="preserve">código</w:t>
+      </w:r>
+      <w:r>
+        <w:rPr>
+          <w:rFonts w:ascii="Century Gothic" w:cs="Century Gothic" w:eastAsia="Century Gothic" w:hAnsi="Century Gothic"/>
+          <w:sz w:val="20"/>
+          <w:szCs w:val="20"/>
+        </w:rPr>
+        <w:t xml:space="preserve"> y la </w:t>
+      </w:r>
+      <w:r>
+        <w:rPr>
+          <w:rFonts w:ascii="Century Gothic" w:cs="Century Gothic" w:eastAsia="Century Gothic" w:hAnsi="Century Gothic"/>
+          <w:b/>
+          <w:bCs/>
+          <w:sz w:val="20"/>
+          <w:szCs w:val="20"/>
+        </w:rPr>
+        <w:t xml:space="preserve">cantidad requerida</w:t>
+      </w:r>
+      <w:r>
+        <w:rPr>
+          <w:rFonts w:ascii="Century Gothic" w:cs="Century Gothic" w:eastAsia="Century Gothic" w:hAnsi="Century Gothic"/>
+          <w:sz w:val="20"/>
+          <w:szCs w:val="20"/>
+        </w:rPr>
+        <w:t xml:space="preserve"> (de 1 a 1000).</w:t>
       </w:r>
     </w:p>
     <w:p>
@@ -4661,7 +6887,7 @@
         <w:pStyle w:val="ListParagraph"/>
         <w:numPr>
           <w:ilvl w:val="0"/>
-          <w:numId w:val="8"/>
+          <w:numId w:val="9"/>
         </w:numPr>
         <w:spacing w:after="60"/>
       </w:pPr>
@@ -4671,7 +6897,115 @@
           <w:sz w:val="20"/>
           <w:szCs w:val="20"/>
         </w:rPr>
-        <w:t xml:space="preserve">La grilla muestra todos los disponibles; la columna </w:t>
+        <w:t xml:space="preserve">Pulse </w:t>
+      </w:r>
+      <w:r>
+        <w:rPr>
+          <w:rFonts w:ascii="Century Gothic" w:cs="Century Gothic" w:eastAsia="Century Gothic" w:hAnsi="Century Gothic"/>
+          <w:b/>
+          <w:bCs/>
+          <w:sz w:val="20"/>
+          <w:szCs w:val="20"/>
+        </w:rPr>
+        <w:t xml:space="preserve">Generar</w:t>
+      </w:r>
+      <w:r>
+        <w:rPr>
+          <w:rFonts w:ascii="Century Gothic" w:cs="Century Gothic" w:eastAsia="Century Gothic" w:hAnsi="Century Gothic"/>
+          <w:sz w:val="20"/>
+          <w:szCs w:val="20"/>
+        </w:rPr>
+        <w:t xml:space="preserve"> y confirme con </w:t>
+      </w:r>
+      <w:r>
+        <w:rPr>
+          <w:rFonts w:ascii="Century Gothic" w:cs="Century Gothic" w:eastAsia="Century Gothic" w:hAnsi="Century Gothic"/>
+          <w:b/>
+          <w:bCs/>
+          <w:sz w:val="20"/>
+          <w:szCs w:val="20"/>
+        </w:rPr>
+        <w:t xml:space="preserve">Sí, generar</w:t>
+      </w:r>
+      <w:r>
+        <w:rPr>
+          <w:rFonts w:ascii="Century Gothic" w:cs="Century Gothic" w:eastAsia="Century Gothic" w:hAnsi="Century Gothic"/>
+          <w:sz w:val="20"/>
+          <w:szCs w:val="20"/>
+        </w:rPr>
+        <w:t xml:space="preserve"> (con </w:t>
+      </w:r>
+      <w:r>
+        <w:rPr>
+          <w:rFonts w:ascii="Century Gothic" w:cs="Century Gothic" w:eastAsia="Century Gothic" w:hAnsi="Century Gothic"/>
+          <w:b/>
+          <w:bCs/>
+          <w:sz w:val="20"/>
+          <w:szCs w:val="20"/>
+        </w:rPr>
+        <w:t xml:space="preserve">No</w:t>
+      </w:r>
+      <w:r>
+        <w:rPr>
+          <w:rFonts w:ascii="Century Gothic" w:cs="Century Gothic" w:eastAsia="Century Gothic" w:hAnsi="Century Gothic"/>
+          <w:sz w:val="20"/>
+          <w:szCs w:val="20"/>
+        </w:rPr>
+        <w:t xml:space="preserve"> no se genera nada).</w:t>
+      </w:r>
+    </w:p>
+    <w:p>
+      <w:pPr>
+        <w:pStyle w:val="ListParagraph"/>
+        <w:numPr>
+          <w:ilvl w:val="0"/>
+          <w:numId w:val="9"/>
+        </w:numPr>
+        <w:spacing w:after="60"/>
+      </w:pPr>
+      <w:r>
+        <w:rPr>
+          <w:rFonts w:ascii="Century Gothic" w:cs="Century Gothic" w:eastAsia="Century Gothic" w:hAnsi="Century Gothic"/>
+          <w:sz w:val="20"/>
+          <w:szCs w:val="20"/>
+        </w:rPr>
+        <w:t xml:space="preserve">El sistema completa hasta tener esa cantidad de sugerencias disponibles: solo crea las que faltan, a continuación del </w:t>
+      </w:r>
+      <w:r>
+        <w:rPr>
+          <w:rFonts w:ascii="Century Gothic" w:cs="Century Gothic" w:eastAsia="Century Gothic" w:hAnsi="Century Gothic"/>
+          <w:b/>
+          <w:bCs/>
+          <w:sz w:val="20"/>
+          <w:szCs w:val="20"/>
+        </w:rPr>
+        <w:t xml:space="preserve">mayor número</w:t>
+      </w:r>
+      <w:r>
+        <w:rPr>
+          <w:rFonts w:ascii="Century Gothic" w:cs="Century Gothic" w:eastAsia="Century Gothic" w:hAnsi="Century Gothic"/>
+          <w:sz w:val="20"/>
+          <w:szCs w:val="20"/>
+        </w:rPr>
+        <w:t xml:space="preserve"> entre las sugerencias disponibles y las referencias usadas en artículos. Si el código no tiene referencias, empieza en 001.</w:t>
+      </w:r>
+    </w:p>
+    <w:p>
+      <w:pPr>
+        <w:pStyle w:val="ListParagraph"/>
+        <w:numPr>
+          <w:ilvl w:val="0"/>
+          <w:numId w:val="9"/>
+        </w:numPr>
+        <w:spacing w:after="60"/>
+      </w:pPr>
+      <w:r>
+        <w:rPr>
+          <w:rFonts w:ascii="Century Gothic" w:cs="Century Gothic" w:eastAsia="Century Gothic" w:hAnsi="Century Gothic"/>
+          <w:sz w:val="20"/>
+          <w:szCs w:val="20"/>
+        </w:rPr>
+        <w:t xml:space="preserve">La grilla muestra todas las disponibles; la columna </w:t>
       </w:r>
       <w:r>
         <w:rPr>
@@ -4689,7 +7023,7 @@
           <w:sz w:val="20"/>
           <w:szCs w:val="20"/>
         </w:rPr>
-        <w:t xml:space="preserve"> indica los nuevos. Si ya había suficientes, no genera ninguno y lo informa.</w:t>
+        <w:t xml:space="preserve"> indica las nuevas. Si ya había suficientes, no genera ninguna y lo informa.</w:t>
       </w:r>
     </w:p>
     <w:p>
@@ -4702,35 +7036,45 @@
           <w:sz w:val="20"/>
           <w:szCs w:val="20"/>
         </w:rPr>
-        <w:t xml:space="preserve">Ejemplo: </w:t>
-      </w:r>
-      <w:r>
-        <w:rPr>
-          <w:rFonts w:ascii="Century Gothic" w:cs="Century Gothic" w:eastAsia="Century Gothic" w:hAnsi="Century Gothic"/>
-          <w:b/>
-          <w:bCs/>
-          <w:sz w:val="20"/>
-          <w:szCs w:val="20"/>
-        </w:rPr>
-        <w:t xml:space="preserve">MU</w:t>
-      </w:r>
-      <w:r>
-        <w:rPr>
-          <w:rFonts w:ascii="Century Gothic" w:cs="Century Gothic" w:eastAsia="Century Gothic" w:hAnsi="Century Gothic"/>
-          <w:sz w:val="20"/>
-          <w:szCs w:val="20"/>
-        </w:rPr>
-        <w:t xml:space="preserve"> tiene disponibles MU-026 y MU-027 y el mayor usado en artículos es MU-025. Al pedir 5 se generan </w:t>
-      </w:r>
-      <w:r>
-        <w:rPr>
-          <w:rFonts w:ascii="Century Gothic" w:cs="Century Gothic" w:eastAsia="Century Gothic" w:hAnsi="Century Gothic"/>
-          <w:b/>
-          <w:bCs/>
-          <w:sz w:val="20"/>
-          <w:szCs w:val="20"/>
-        </w:rPr>
-        <w:t xml:space="preserve">MU-028</w:t>
+        <w:t xml:space="preserve">Ejemplos con los datos actuales:</w:t>
+      </w:r>
+    </w:p>
+    <w:p>
+      <w:pPr>
+        <w:pStyle w:val="ListParagraph"/>
+        <w:numPr>
+          <w:ilvl w:val="0"/>
+          <w:numId w:val="2"/>
+        </w:numPr>
+        <w:spacing w:after="60"/>
+      </w:pPr>
+      <w:r>
+        <w:rPr>
+          <w:rFonts w:ascii="Century Gothic" w:cs="Century Gothic" w:eastAsia="Century Gothic" w:hAnsi="Century Gothic"/>
+          <w:b/>
+          <w:bCs/>
+          <w:sz w:val="20"/>
+          <w:szCs w:val="20"/>
+        </w:rPr>
+        <w:t xml:space="preserve">VA</w:t>
+      </w:r>
+      <w:r>
+        <w:rPr>
+          <w:rFonts w:ascii="Century Gothic" w:cs="Century Gothic" w:eastAsia="Century Gothic" w:hAnsi="Century Gothic"/>
+          <w:sz w:val="20"/>
+          <w:szCs w:val="20"/>
+        </w:rPr>
+        <w:t xml:space="preserve">: el mayor usado es VA-1226. Al pedir 3 se sugieren </w:t>
+      </w:r>
+      <w:r>
+        <w:rPr>
+          <w:rFonts w:ascii="Century Gothic" w:cs="Century Gothic" w:eastAsia="Century Gothic" w:hAnsi="Century Gothic"/>
+          <w:b/>
+          <w:bCs/>
+          <w:sz w:val="20"/>
+          <w:szCs w:val="20"/>
+        </w:rPr>
+        <w:t xml:space="preserve">VA-1227</w:t>
       </w:r>
       <w:r>
         <w:rPr>
@@ -4748,7 +7092,7 @@
           <w:sz w:val="20"/>
           <w:szCs w:val="20"/>
         </w:rPr>
-        <w:t xml:space="preserve">MU-029</w:t>
+        <w:t xml:space="preserve">VA-1228</w:t>
       </w:r>
       <w:r>
         <w:rPr>
@@ -4766,15 +7110,224 @@
           <w:sz w:val="20"/>
           <w:szCs w:val="20"/>
         </w:rPr>
-        <w:t xml:space="preserve">MU-030</w:t>
-      </w:r>
-      <w:r>
-        <w:rPr>
-          <w:rFonts w:ascii="Century Gothic" w:cs="Century Gothic" w:eastAsia="Century Gothic" w:hAnsi="Century Gothic"/>
-          <w:sz w:val="20"/>
-          <w:szCs w:val="20"/>
-        </w:rPr>
-        <w:t xml:space="preserve">, y quedan 5 disponibles. Si luego se pide 3, no se genera nada.</w:t>
+        <w:t xml:space="preserve">VA-1229</w:t>
+      </w:r>
+      <w:r>
+        <w:rPr>
+          <w:rFonts w:ascii="Century Gothic" w:cs="Century Gothic" w:eastAsia="Century Gothic" w:hAnsi="Century Gothic"/>
+          <w:sz w:val="20"/>
+          <w:szCs w:val="20"/>
+        </w:rPr>
+        <w:t xml:space="preserve">.</w:t>
+      </w:r>
+    </w:p>
+    <w:p>
+      <w:pPr>
+        <w:pStyle w:val="ListParagraph"/>
+        <w:numPr>
+          <w:ilvl w:val="0"/>
+          <w:numId w:val="2"/>
+        </w:numPr>
+        <w:spacing w:after="60"/>
+      </w:pPr>
+      <w:r>
+        <w:rPr>
+          <w:rFonts w:ascii="Century Gothic" w:cs="Century Gothic" w:eastAsia="Century Gothic" w:hAnsi="Century Gothic"/>
+          <w:b/>
+          <w:bCs/>
+          <w:sz w:val="20"/>
+          <w:szCs w:val="20"/>
+        </w:rPr>
+        <w:t xml:space="preserve">PM VA</w:t>
+      </w:r>
+      <w:r>
+        <w:rPr>
+          <w:rFonts w:ascii="Century Gothic" w:cs="Century Gothic" w:eastAsia="Century Gothic" w:hAnsi="Century Gothic"/>
+          <w:sz w:val="20"/>
+          <w:szCs w:val="20"/>
+        </w:rPr>
+        <w:t xml:space="preserve">: el mayor usado es PM VA-825. Al pedir 2 se sugieren </w:t>
+      </w:r>
+      <w:r>
+        <w:rPr>
+          <w:rFonts w:ascii="Century Gothic" w:cs="Century Gothic" w:eastAsia="Century Gothic" w:hAnsi="Century Gothic"/>
+          <w:b/>
+          <w:bCs/>
+          <w:sz w:val="20"/>
+          <w:szCs w:val="20"/>
+        </w:rPr>
+        <w:t xml:space="preserve">PM VA-826</w:t>
+      </w:r>
+      <w:r>
+        <w:rPr>
+          <w:rFonts w:ascii="Century Gothic" w:cs="Century Gothic" w:eastAsia="Century Gothic" w:hAnsi="Century Gothic"/>
+          <w:sz w:val="20"/>
+          <w:szCs w:val="20"/>
+        </w:rPr>
+        <w:t xml:space="preserve"> y </w:t>
+      </w:r>
+      <w:r>
+        <w:rPr>
+          <w:rFonts w:ascii="Century Gothic" w:cs="Century Gothic" w:eastAsia="Century Gothic" w:hAnsi="Century Gothic"/>
+          <w:b/>
+          <w:bCs/>
+          <w:sz w:val="20"/>
+          <w:szCs w:val="20"/>
+        </w:rPr>
+        <w:t xml:space="preserve">PM VA-827</w:t>
+      </w:r>
+      <w:r>
+        <w:rPr>
+          <w:rFonts w:ascii="Century Gothic" w:cs="Century Gothic" w:eastAsia="Century Gothic" w:hAnsi="Century Gothic"/>
+          <w:sz w:val="20"/>
+          <w:szCs w:val="20"/>
+        </w:rPr>
+        <w:t xml:space="preserve">.</w:t>
+      </w:r>
+    </w:p>
+    <w:p>
+      <w:pPr>
+        <w:pStyle w:val="ListParagraph"/>
+        <w:numPr>
+          <w:ilvl w:val="0"/>
+          <w:numId w:val="2"/>
+        </w:numPr>
+        <w:spacing w:after="60"/>
+      </w:pPr>
+      <w:r>
+        <w:rPr>
+          <w:rFonts w:ascii="Century Gothic" w:cs="Century Gothic" w:eastAsia="Century Gothic" w:hAnsi="Century Gothic"/>
+          <w:b/>
+          <w:bCs/>
+          <w:sz w:val="20"/>
+          <w:szCs w:val="20"/>
+        </w:rPr>
+        <w:t xml:space="preserve">Código nuevo</w:t>
+      </w:r>
+      <w:r>
+        <w:rPr>
+          <w:rFonts w:ascii="Century Gothic" w:cs="Century Gothic" w:eastAsia="Century Gothic" w:hAnsi="Century Gothic"/>
+          <w:sz w:val="20"/>
+          <w:szCs w:val="20"/>
+        </w:rPr>
+        <w:t xml:space="preserve">: al pedir 3 se sugieren </w:t>
+      </w:r>
+      <w:r>
+        <w:rPr>
+          <w:rFonts w:ascii="Century Gothic" w:cs="Century Gothic" w:eastAsia="Century Gothic" w:hAnsi="Century Gothic"/>
+          <w:b/>
+          <w:bCs/>
+          <w:sz w:val="20"/>
+          <w:szCs w:val="20"/>
+        </w:rPr>
+        <w:t xml:space="preserve">001</w:t>
+      </w:r>
+      <w:r>
+        <w:rPr>
+          <w:rFonts w:ascii="Century Gothic" w:cs="Century Gothic" w:eastAsia="Century Gothic" w:hAnsi="Century Gothic"/>
+          <w:sz w:val="20"/>
+          <w:szCs w:val="20"/>
+        </w:rPr>
+        <w:t xml:space="preserve">, </w:t>
+      </w:r>
+      <w:r>
+        <w:rPr>
+          <w:rFonts w:ascii="Century Gothic" w:cs="Century Gothic" w:eastAsia="Century Gothic" w:hAnsi="Century Gothic"/>
+          <w:b/>
+          <w:bCs/>
+          <w:sz w:val="20"/>
+          <w:szCs w:val="20"/>
+        </w:rPr>
+        <w:t xml:space="preserve">002</w:t>
+      </w:r>
+      <w:r>
+        <w:rPr>
+          <w:rFonts w:ascii="Century Gothic" w:cs="Century Gothic" w:eastAsia="Century Gothic" w:hAnsi="Century Gothic"/>
+          <w:sz w:val="20"/>
+          <w:szCs w:val="20"/>
+        </w:rPr>
+        <w:t xml:space="preserve"> y </w:t>
+      </w:r>
+      <w:r>
+        <w:rPr>
+          <w:rFonts w:ascii="Century Gothic" w:cs="Century Gothic" w:eastAsia="Century Gothic" w:hAnsi="Century Gothic"/>
+          <w:b/>
+          <w:bCs/>
+          <w:sz w:val="20"/>
+          <w:szCs w:val="20"/>
+        </w:rPr>
+        <w:t xml:space="preserve">003</w:t>
+      </w:r>
+      <w:r>
+        <w:rPr>
+          <w:rFonts w:ascii="Century Gothic" w:cs="Century Gothic" w:eastAsia="Century Gothic" w:hAnsi="Century Gothic"/>
+          <w:sz w:val="20"/>
+          <w:szCs w:val="20"/>
+        </w:rPr>
+        <w:t xml:space="preserve">. Si luego se pide 2, no se genera nada porque ya hay 3 disponibles.</w:t>
+      </w:r>
+    </w:p>
+    <w:p>
+      <w:pPr>
+        <w:spacing w:after="40" w:before="80"/>
+        <w:jc w:val="center"/>
+      </w:pPr>
+      <w:r>
+        <w:drawing>
+          <wp:inline distT="0" distB="0" distL="0" distR="0">
+            <wp:extent cx="5715000" cy="4086225"/>
+            <wp:effectExtent t="0" r="0" b="0" l="0"/>
+            <wp:docPr id="1" name="" descr="" title=""/>
+            <wp:cNvGraphicFramePr>
+              <a:graphicFrameLocks xmlns:a="http://schemas.openxmlformats.org/drawingml/2006/main" noChangeAspect="1"/>
+            </wp:cNvGraphicFramePr>
+            <a:graphic xmlns:a="http://schemas.openxmlformats.org/drawingml/2006/main">
+              <a:graphicData uri="http://schemas.openxmlformats.org/drawingml/2006/picture">
+                <pic:pic xmlns:pic="http://schemas.openxmlformats.org/drawingml/2006/picture">
+                  <pic:nvPicPr>
+                    <pic:cNvPr id="0" name="" descr=""/>
+                    <pic:cNvPicPr>
+                      <a:picLocks noChangeAspect="1" noChangeArrowheads="1"/>
+                    </pic:cNvPicPr>
+                  </pic:nvPicPr>
+                  <pic:blipFill>
+                    <a:blip r:embed="rId10" cstate="none"/>
+                    <a:srcRect/>
+                    <a:stretch>
+                      <a:fillRect/>
+                    </a:stretch>
+                  </pic:blipFill>
+                  <pic:spPr bwMode="auto">
+                    <a:xfrm>
+                      <a:off x="0" y="0"/>
+                      <a:ext cx="5715000" cy="4086225"/>
+                    </a:xfrm>
+                    <a:prstGeom prst="rect">
+                      <a:avLst/>
+                    </a:prstGeom>
+                  </pic:spPr>
+                </pic:pic>
+              </a:graphicData>
+            </a:graphic>
+          </wp:inline>
+        </w:drawing>
+      </w:r>
+    </w:p>
+    <w:p>
+      <w:pPr>
+        <w:spacing w:after="160"/>
+        <w:jc w:val="center"/>
+      </w:pPr>
+      <w:r>
+        <w:rPr>
+          <w:rFonts w:ascii="Century Gothic" w:cs="Century Gothic" w:eastAsia="Century Gothic" w:hAnsi="Century Gothic"/>
+          <w:i/>
+          <w:iCs/>
+          <w:color w:val="7F7F7F"/>
+          <w:sz w:val="16"/>
+          <w:szCs w:val="16"/>
+        </w:rPr>
+        <w:t xml:space="preserve">Generación para VA: continúa en 4 dígitos después de VA-1226</w:t>
       </w:r>
     </w:p>
     <w:p>
@@ -4790,17 +7343,1037 @@
           <w:sz w:val="18"/>
           <w:szCs w:val="18"/>
         </w:rPr>
-        <w:t xml:space="preserve">La creación del artículo no cambia: el usuario escribe la referencia interna asignada al crear el artículo.</w:t>
-      </w:r>
-    </w:p>
-    <w:p>
-      <w:pPr>
-        <w:pBdr>
-          <w:top w:val="dashed" w:color="BFBFBF" w:sz="4" w:space="6"/>
-          <w:bottom w:val="dashed" w:color="BFBFBF" w:sz="4" w:space="6"/>
-        </w:pBdr>
-        <w:spacing w:after="160" w:before="80"/>
+        <w:t xml:space="preserve">La herramienta no rellena huecos: si existen MU-001 y MU-050, la siguiente sugerencia es MU-051, aunque del 002 al 049 no se hayan usado.</w:t>
+      </w:r>
+    </w:p>
+    <w:p>
+      <w:pPr>
+        <w:pStyle w:val="Heading2"/>
+        <w:spacing w:after="100" w:before="240"/>
+      </w:pPr>
+      <w:r>
+        <w:rPr>
+          <w:rFonts w:ascii="Century Gothic" w:cs="Century Gothic" w:eastAsia="Century Gothic" w:hAnsi="Century Gothic"/>
+          <w:b/>
+          <w:bCs/>
+          <w:color w:val="0F4761"/>
+          <w:sz w:val="24"/>
+          <w:szCs w:val="24"/>
+        </w:rPr>
+        <w:t xml:space="preserve">Límites</w:t>
+      </w:r>
+    </w:p>
+    <w:tbl>
+      <w:tblPr>
+        <w:tblW w:type="dxa" w:w="9360"/>
+        <w:tblBorders>
+          <w:top w:val="single" w:color="auto" w:sz="4"/>
+          <w:left w:val="single" w:color="auto" w:sz="4"/>
+          <w:bottom w:val="single" w:color="auto" w:sz="4"/>
+          <w:right w:val="single" w:color="auto" w:sz="4"/>
+          <w:insideH w:val="single" w:color="auto" w:sz="4"/>
+          <w:insideV w:val="single" w:color="auto" w:sz="4"/>
+        </w:tblBorders>
+      </w:tblPr>
+      <w:tblGrid>
+        <w:gridCol w:w="2200"/>
+        <w:gridCol w:w="7160"/>
+      </w:tblGrid>
+      <w:tr>
+        <w:trPr>
+          <w:tblHeader/>
+        </w:trPr>
+        <w:tc>
+          <w:tcPr>
+            <w:tcW w:type="dxa" w:w="2200"/>
+            <w:tcBorders>
+              <w:top w:val="single" w:color="8EAADB" w:sz="4"/>
+              <w:left w:val="single" w:color="8EAADB" w:sz="4"/>
+              <w:bottom w:val="single" w:color="8EAADB" w:sz="4"/>
+              <w:right w:val="single" w:color="8EAADB" w:sz="4"/>
+            </w:tcBorders>
+            <w:shd w:fill="0F4761" w:color="auto" w:val="clear"/>
+            <w:tcMar>
+              <w:top w:type="dxa" w:w="60"/>
+              <w:left w:type="dxa" w:w="100"/>
+              <w:bottom w:type="dxa" w:w="60"/>
+              <w:right w:type="dxa" w:w="100"/>
+            </w:tcMar>
+          </w:tcPr>
+          <w:p>
+            <w:pPr>
+              <w:jc w:val="center"/>
+            </w:pPr>
+            <w:r>
+              <w:rPr>
+                <w:rFonts w:ascii="Century Gothic" w:cs="Century Gothic" w:eastAsia="Century Gothic" w:hAnsi="Century Gothic"/>
+                <w:b/>
+                <w:bCs/>
+                <w:color w:val="FFFFFF"/>
+                <w:sz w:val="18"/>
+                <w:szCs w:val="18"/>
+              </w:rPr>
+              <w:t xml:space="preserve">Límite</w:t>
+            </w:r>
+          </w:p>
+        </w:tc>
+        <w:tc>
+          <w:tcPr>
+            <w:tcW w:type="dxa" w:w="7160"/>
+            <w:tcBorders>
+              <w:top w:val="single" w:color="8EAADB" w:sz="4"/>
+              <w:left w:val="single" w:color="8EAADB" w:sz="4"/>
+              <w:bottom w:val="single" w:color="8EAADB" w:sz="4"/>
+              <w:right w:val="single" w:color="8EAADB" w:sz="4"/>
+            </w:tcBorders>
+            <w:shd w:fill="0F4761" w:color="auto" w:val="clear"/>
+            <w:tcMar>
+              <w:top w:type="dxa" w:w="60"/>
+              <w:left w:type="dxa" w:w="100"/>
+              <w:bottom w:type="dxa" w:w="60"/>
+              <w:right w:type="dxa" w:w="100"/>
+            </w:tcMar>
+          </w:tcPr>
+          <w:p>
+            <w:pPr>
+              <w:jc w:val="center"/>
+            </w:pPr>
+            <w:r>
+              <w:rPr>
+                <w:rFonts w:ascii="Century Gothic" w:cs="Century Gothic" w:eastAsia="Century Gothic" w:hAnsi="Century Gothic"/>
+                <w:b/>
+                <w:bCs/>
+                <w:color w:val="FFFFFF"/>
+                <w:sz w:val="18"/>
+                <w:szCs w:val="18"/>
+              </w:rPr>
+              <w:t xml:space="preserve">Detalle</w:t>
+            </w:r>
+          </w:p>
+        </w:tc>
+      </w:tr>
+      <w:tr>
+        <w:tc>
+          <w:tcPr>
+            <w:tcW w:type="dxa" w:w="2200"/>
+            <w:tcBorders>
+              <w:top w:val="single" w:color="8EAADB" w:sz="4"/>
+              <w:left w:val="single" w:color="8EAADB" w:sz="4"/>
+              <w:bottom w:val="single" w:color="8EAADB" w:sz="4"/>
+              <w:right w:val="single" w:color="8EAADB" w:sz="4"/>
+            </w:tcBorders>
+            <w:shd w:fill="FFFFFF" w:color="auto" w:val="clear"/>
+            <w:tcMar>
+              <w:top w:type="dxa" w:w="60"/>
+              <w:left w:type="dxa" w:w="100"/>
+              <w:bottom w:type="dxa" w:w="60"/>
+              <w:right w:type="dxa" w:w="100"/>
+            </w:tcMar>
+          </w:tcPr>
+          <w:p>
+            <w:pPr>
+              <w:jc w:val="left"/>
+            </w:pPr>
+            <w:r>
+              <w:rPr>
+                <w:rFonts w:ascii="Century Gothic" w:cs="Century Gothic" w:eastAsia="Century Gothic" w:hAnsi="Century Gothic"/>
+                <w:b/>
+                <w:bCs/>
+                <w:sz w:val="18"/>
+                <w:szCs w:val="18"/>
+              </w:rPr>
+              <w:t xml:space="preserve">Código</w:t>
+            </w:r>
+          </w:p>
+        </w:tc>
+        <w:tc>
+          <w:tcPr>
+            <w:tcW w:type="dxa" w:w="7160"/>
+            <w:tcBorders>
+              <w:top w:val="single" w:color="8EAADB" w:sz="4"/>
+              <w:left w:val="single" w:color="8EAADB" w:sz="4"/>
+              <w:bottom w:val="single" w:color="8EAADB" w:sz="4"/>
+              <w:right w:val="single" w:color="8EAADB" w:sz="4"/>
+            </w:tcBorders>
+            <w:shd w:fill="FFFFFF" w:color="auto" w:val="clear"/>
+            <w:tcMar>
+              <w:top w:type="dxa" w:w="60"/>
+              <w:left w:type="dxa" w:w="100"/>
+              <w:bottom w:type="dxa" w:w="60"/>
+              <w:right w:type="dxa" w:w="100"/>
+            </w:tcMar>
+          </w:tcPr>
+          <w:p>
+            <w:pPr>
+              <w:jc w:val="left"/>
+            </w:pPr>
+            <w:r>
+              <w:rPr>
+                <w:rFonts w:ascii="Century Gothic" w:cs="Century Gothic" w:eastAsia="Century Gothic" w:hAnsi="Century Gothic"/>
+                <w:b w:val="false"/>
+                <w:bCs w:val="false"/>
+                <w:sz w:val="18"/>
+                <w:szCs w:val="18"/>
+              </w:rPr>
+              <w:t xml:space="preserve">Máximo 5 caracteres. Los códigos existentes más largos (por ejemplo TAPA MU o ADVA 2) no se pueden usar en esta opción.</w:t>
+            </w:r>
+          </w:p>
+        </w:tc>
+      </w:tr>
+      <w:tr>
+        <w:tc>
+          <w:tcPr>
+            <w:tcW w:type="dxa" w:w="2200"/>
+            <w:tcBorders>
+              <w:top w:val="single" w:color="8EAADB" w:sz="4"/>
+              <w:left w:val="single" w:color="8EAADB" w:sz="4"/>
+              <w:bottom w:val="single" w:color="8EAADB" w:sz="4"/>
+              <w:right w:val="single" w:color="8EAADB" w:sz="4"/>
+            </w:tcBorders>
+            <w:shd w:fill="DAE9F7" w:color="auto" w:val="clear"/>
+            <w:tcMar>
+              <w:top w:type="dxa" w:w="60"/>
+              <w:left w:type="dxa" w:w="100"/>
+              <w:bottom w:type="dxa" w:w="60"/>
+              <w:right w:type="dxa" w:w="100"/>
+            </w:tcMar>
+          </w:tcPr>
+          <w:p>
+            <w:pPr>
+              <w:jc w:val="left"/>
+            </w:pPr>
+            <w:r>
+              <w:rPr>
+                <w:rFonts w:ascii="Century Gothic" w:cs="Century Gothic" w:eastAsia="Century Gothic" w:hAnsi="Century Gothic"/>
+                <w:b/>
+                <w:bCs/>
+                <w:sz w:val="18"/>
+                <w:szCs w:val="18"/>
+              </w:rPr>
+              <w:t xml:space="preserve">Número máximo</w:t>
+            </w:r>
+          </w:p>
+        </w:tc>
+        <w:tc>
+          <w:tcPr>
+            <w:tcW w:type="dxa" w:w="7160"/>
+            <w:tcBorders>
+              <w:top w:val="single" w:color="8EAADB" w:sz="4"/>
+              <w:left w:val="single" w:color="8EAADB" w:sz="4"/>
+              <w:bottom w:val="single" w:color="8EAADB" w:sz="4"/>
+              <w:right w:val="single" w:color="8EAADB" w:sz="4"/>
+            </w:tcBorders>
+            <w:shd w:fill="DAE9F7" w:color="auto" w:val="clear"/>
+            <w:tcMar>
+              <w:top w:type="dxa" w:w="60"/>
+              <w:left w:type="dxa" w:w="100"/>
+              <w:bottom w:type="dxa" w:w="60"/>
+              <w:right w:type="dxa" w:w="100"/>
+            </w:tcMar>
+          </w:tcPr>
+          <w:p>
+            <w:pPr>
+              <w:jc w:val="left"/>
+            </w:pPr>
+            <w:r>
+              <w:rPr>
+                <w:rFonts w:ascii="Century Gothic" w:cs="Century Gothic" w:eastAsia="Century Gothic" w:hAnsi="Century Gothic"/>
+                <w:b w:val="false"/>
+                <w:bCs w:val="false"/>
+                <w:sz w:val="18"/>
+                <w:szCs w:val="18"/>
+              </w:rPr>
+              <w:t xml:space="preserve">9999 por código. Si no caben los pedidos, el sistema indica cuántos se pueden generar.</w:t>
+            </w:r>
+          </w:p>
+        </w:tc>
+      </w:tr>
+      <w:tr>
+        <w:tc>
+          <w:tcPr>
+            <w:tcW w:type="dxa" w:w="2200"/>
+            <w:tcBorders>
+              <w:top w:val="single" w:color="8EAADB" w:sz="4"/>
+              <w:left w:val="single" w:color="8EAADB" w:sz="4"/>
+              <w:bottom w:val="single" w:color="8EAADB" w:sz="4"/>
+              <w:right w:val="single" w:color="8EAADB" w:sz="4"/>
+            </w:tcBorders>
+            <w:shd w:fill="FFFFFF" w:color="auto" w:val="clear"/>
+            <w:tcMar>
+              <w:top w:type="dxa" w:w="60"/>
+              <w:left w:type="dxa" w:w="100"/>
+              <w:bottom w:type="dxa" w:w="60"/>
+              <w:right w:type="dxa" w:w="100"/>
+            </w:tcMar>
+          </w:tcPr>
+          <w:p>
+            <w:pPr>
+              <w:jc w:val="left"/>
+            </w:pPr>
+            <w:r>
+              <w:rPr>
+                <w:rFonts w:ascii="Century Gothic" w:cs="Century Gothic" w:eastAsia="Century Gothic" w:hAnsi="Century Gothic"/>
+                <w:b/>
+                <w:bCs/>
+                <w:sz w:val="18"/>
+                <w:szCs w:val="18"/>
+              </w:rPr>
+              <w:t xml:space="preserve">Cantidad por vez</w:t>
+            </w:r>
+          </w:p>
+        </w:tc>
+        <w:tc>
+          <w:tcPr>
+            <w:tcW w:type="dxa" w:w="7160"/>
+            <w:tcBorders>
+              <w:top w:val="single" w:color="8EAADB" w:sz="4"/>
+              <w:left w:val="single" w:color="8EAADB" w:sz="4"/>
+              <w:bottom w:val="single" w:color="8EAADB" w:sz="4"/>
+              <w:right w:val="single" w:color="8EAADB" w:sz="4"/>
+            </w:tcBorders>
+            <w:shd w:fill="FFFFFF" w:color="auto" w:val="clear"/>
+            <w:tcMar>
+              <w:top w:type="dxa" w:w="60"/>
+              <w:left w:type="dxa" w:w="100"/>
+              <w:bottom w:type="dxa" w:w="60"/>
+              <w:right w:type="dxa" w:w="100"/>
+            </w:tcMar>
+          </w:tcPr>
+          <w:p>
+            <w:pPr>
+              <w:jc w:val="left"/>
+            </w:pPr>
+            <w:r>
+              <w:rPr>
+                <w:rFonts w:ascii="Century Gothic" w:cs="Century Gothic" w:eastAsia="Century Gothic" w:hAnsi="Century Gothic"/>
+                <w:b w:val="false"/>
+                <w:bCs w:val="false"/>
+                <w:sz w:val="18"/>
+                <w:szCs w:val="18"/>
+              </w:rPr>
+              <w:t xml:space="preserve">De 1 a 1000.</w:t>
+            </w:r>
+          </w:p>
+        </w:tc>
+      </w:tr>
+      <w:tr>
+        <w:tc>
+          <w:tcPr>
+            <w:tcW w:type="dxa" w:w="2200"/>
+            <w:tcBorders>
+              <w:top w:val="single" w:color="8EAADB" w:sz="4"/>
+              <w:left w:val="single" w:color="8EAADB" w:sz="4"/>
+              <w:bottom w:val="single" w:color="8EAADB" w:sz="4"/>
+              <w:right w:val="single" w:color="8EAADB" w:sz="4"/>
+            </w:tcBorders>
+            <w:shd w:fill="DAE9F7" w:color="auto" w:val="clear"/>
+            <w:tcMar>
+              <w:top w:type="dxa" w:w="60"/>
+              <w:left w:type="dxa" w:w="100"/>
+              <w:bottom w:type="dxa" w:w="60"/>
+              <w:right w:type="dxa" w:w="100"/>
+            </w:tcMar>
+          </w:tcPr>
+          <w:p>
+            <w:pPr>
+              <w:jc w:val="left"/>
+            </w:pPr>
+            <w:r>
+              <w:rPr>
+                <w:rFonts w:ascii="Century Gothic" w:cs="Century Gothic" w:eastAsia="Century Gothic" w:hAnsi="Century Gothic"/>
+                <w:b/>
+                <w:bCs/>
+                <w:sz w:val="18"/>
+                <w:szCs w:val="18"/>
+              </w:rPr>
+              <w:t xml:space="preserve">Complemento</w:t>
+            </w:r>
+          </w:p>
+        </w:tc>
+        <w:tc>
+          <w:tcPr>
+            <w:tcW w:type="dxa" w:w="7160"/>
+            <w:tcBorders>
+              <w:top w:val="single" w:color="8EAADB" w:sz="4"/>
+              <w:left w:val="single" w:color="8EAADB" w:sz="4"/>
+              <w:bottom w:val="single" w:color="8EAADB" w:sz="4"/>
+              <w:right w:val="single" w:color="8EAADB" w:sz="4"/>
+            </w:tcBorders>
+            <w:shd w:fill="DAE9F7" w:color="auto" w:val="clear"/>
+            <w:tcMar>
+              <w:top w:type="dxa" w:w="60"/>
+              <w:left w:type="dxa" w:w="100"/>
+              <w:bottom w:type="dxa" w:w="60"/>
+              <w:right w:type="dxa" w:w="100"/>
+            </w:tcMar>
+          </w:tcPr>
+          <w:p>
+            <w:pPr>
+              <w:jc w:val="left"/>
+            </w:pPr>
+            <w:r>
+              <w:rPr>
+                <w:rFonts w:ascii="Century Gothic" w:cs="Century Gothic" w:eastAsia="Century Gothic" w:hAnsi="Century Gothic"/>
+                <w:b w:val="false"/>
+                <w:bCs w:val="false"/>
+                <w:sz w:val="18"/>
+                <w:szCs w:val="18"/>
+              </w:rPr>
+              <w:t xml:space="preserve">Las sugerencias no incluyen complemento. Si se agrega al crear el artículo, la referencia completa debe caber en 10 caracteres (con un código de 5 y un número de 4 ya no hay espacio).</w:t>
+            </w:r>
+          </w:p>
+        </w:tc>
+      </w:tr>
+      <w:tr>
+        <w:tc>
+          <w:tcPr>
+            <w:tcW w:type="dxa" w:w="2200"/>
+            <w:tcBorders>
+              <w:top w:val="single" w:color="8EAADB" w:sz="4"/>
+              <w:left w:val="single" w:color="8EAADB" w:sz="4"/>
+              <w:bottom w:val="single" w:color="8EAADB" w:sz="4"/>
+              <w:right w:val="single" w:color="8EAADB" w:sz="4"/>
+            </w:tcBorders>
+            <w:shd w:fill="FFFFFF" w:color="auto" w:val="clear"/>
+            <w:tcMar>
+              <w:top w:type="dxa" w:w="60"/>
+              <w:left w:type="dxa" w:w="100"/>
+              <w:bottom w:type="dxa" w:w="60"/>
+              <w:right w:type="dxa" w:w="100"/>
+            </w:tcMar>
+          </w:tcPr>
+          <w:p>
+            <w:pPr>
+              <w:jc w:val="left"/>
+            </w:pPr>
+            <w:r>
+              <w:rPr>
+                <w:rFonts w:ascii="Century Gothic" w:cs="Century Gothic" w:eastAsia="Century Gothic" w:hAnsi="Century Gothic"/>
+                <w:b/>
+                <w:bCs/>
+                <w:sz w:val="18"/>
+                <w:szCs w:val="18"/>
+              </w:rPr>
+              <w:t xml:space="preserve">Reserva</w:t>
+            </w:r>
+          </w:p>
+        </w:tc>
+        <w:tc>
+          <w:tcPr>
+            <w:tcW w:type="dxa" w:w="7160"/>
+            <w:tcBorders>
+              <w:top w:val="single" w:color="8EAADB" w:sz="4"/>
+              <w:left w:val="single" w:color="8EAADB" w:sz="4"/>
+              <w:bottom w:val="single" w:color="8EAADB" w:sz="4"/>
+              <w:right w:val="single" w:color="8EAADB" w:sz="4"/>
+            </w:tcBorders>
+            <w:shd w:fill="FFFFFF" w:color="auto" w:val="clear"/>
+            <w:tcMar>
+              <w:top w:type="dxa" w:w="60"/>
+              <w:left w:type="dxa" w:w="100"/>
+              <w:bottom w:type="dxa" w:w="60"/>
+              <w:right w:type="dxa" w:w="100"/>
+            </w:tcMar>
+          </w:tcPr>
+          <w:p>
+            <w:pPr>
+              <w:jc w:val="left"/>
+            </w:pPr>
+            <w:r>
+              <w:rPr>
+                <w:rFonts w:ascii="Century Gothic" w:cs="Century Gothic" w:eastAsia="Century Gothic" w:hAnsi="Century Gothic"/>
+                <w:b w:val="false"/>
+                <w:bCs w:val="false"/>
+                <w:sz w:val="18"/>
+                <w:szCs w:val="18"/>
+              </w:rPr>
+              <w:t xml:space="preserve">No hay reserva: la sugerencia queda libre hasta que se crea un artículo con esa referencia.</w:t>
+            </w:r>
+          </w:p>
+        </w:tc>
+      </w:tr>
+      <w:tr>
+        <w:tc>
+          <w:tcPr>
+            <w:tcW w:type="dxa" w:w="2200"/>
+            <w:tcBorders>
+              <w:top w:val="single" w:color="8EAADB" w:sz="4"/>
+              <w:left w:val="single" w:color="8EAADB" w:sz="4"/>
+              <w:bottom w:val="single" w:color="8EAADB" w:sz="4"/>
+              <w:right w:val="single" w:color="8EAADB" w:sz="4"/>
+            </w:tcBorders>
+            <w:shd w:fill="DAE9F7" w:color="auto" w:val="clear"/>
+            <w:tcMar>
+              <w:top w:type="dxa" w:w="60"/>
+              <w:left w:type="dxa" w:w="100"/>
+              <w:bottom w:type="dxa" w:w="60"/>
+              <w:right w:type="dxa" w:w="100"/>
+            </w:tcMar>
+          </w:tcPr>
+          <w:p>
+            <w:pPr>
+              <w:jc w:val="left"/>
+            </w:pPr>
+            <w:r>
+              <w:rPr>
+                <w:rFonts w:ascii="Century Gothic" w:cs="Century Gothic" w:eastAsia="Century Gothic" w:hAnsi="Century Gothic"/>
+                <w:b/>
+                <w:bCs/>
+                <w:sz w:val="18"/>
+                <w:szCs w:val="18"/>
+              </w:rPr>
+              <w:t xml:space="preserve">Huecos</w:t>
+            </w:r>
+          </w:p>
+        </w:tc>
+        <w:tc>
+          <w:tcPr>
+            <w:tcW w:type="dxa" w:w="7160"/>
+            <w:tcBorders>
+              <w:top w:val="single" w:color="8EAADB" w:sz="4"/>
+              <w:left w:val="single" w:color="8EAADB" w:sz="4"/>
+              <w:bottom w:val="single" w:color="8EAADB" w:sz="4"/>
+              <w:right w:val="single" w:color="8EAADB" w:sz="4"/>
+            </w:tcBorders>
+            <w:shd w:fill="DAE9F7" w:color="auto" w:val="clear"/>
+            <w:tcMar>
+              <w:top w:type="dxa" w:w="60"/>
+              <w:left w:type="dxa" w:w="100"/>
+              <w:bottom w:type="dxa" w:w="60"/>
+              <w:right w:type="dxa" w:w="100"/>
+            </w:tcMar>
+          </w:tcPr>
+          <w:p>
+            <w:pPr>
+              <w:jc w:val="left"/>
+            </w:pPr>
+            <w:r>
+              <w:rPr>
+                <w:rFonts w:ascii="Century Gothic" w:cs="Century Gothic" w:eastAsia="Century Gothic" w:hAnsi="Century Gothic"/>
+                <w:b w:val="false"/>
+                <w:bCs w:val="false"/>
+                <w:sz w:val="18"/>
+                <w:szCs w:val="18"/>
+              </w:rPr>
+              <w:t xml:space="preserve">No se rellenan números intermedios sin usar.</w:t>
+            </w:r>
+          </w:p>
+        </w:tc>
+      </w:tr>
+    </w:tbl>
+    <w:p>
+      <w:pPr>
+        <w:pStyle w:val="Heading2"/>
+        <w:spacing w:after="100" w:before="240"/>
+      </w:pPr>
+      <w:r>
+        <w:rPr>
+          <w:rFonts w:ascii="Century Gothic" w:cs="Century Gothic" w:eastAsia="Century Gothic" w:hAnsi="Century Gothic"/>
+          <w:b/>
+          <w:bCs/>
+          <w:color w:val="0F4761"/>
+          <w:sz w:val="24"/>
+          <w:szCs w:val="24"/>
+        </w:rPr>
+        <w:t xml:space="preserve">Mensajes</w:t>
+      </w:r>
+    </w:p>
+    <w:tbl>
+      <w:tblPr>
+        <w:tblW w:type="dxa" w:w="9360"/>
+        <w:tblBorders>
+          <w:top w:val="single" w:color="auto" w:sz="4"/>
+          <w:left w:val="single" w:color="auto" w:sz="4"/>
+          <w:bottom w:val="single" w:color="auto" w:sz="4"/>
+          <w:right w:val="single" w:color="auto" w:sz="4"/>
+          <w:insideH w:val="single" w:color="auto" w:sz="4"/>
+          <w:insideV w:val="single" w:color="auto" w:sz="4"/>
+        </w:tblBorders>
+      </w:tblPr>
+      <w:tblGrid>
+        <w:gridCol w:w="4400"/>
+        <w:gridCol w:w="4960"/>
+      </w:tblGrid>
+      <w:tr>
+        <w:trPr>
+          <w:tblHeader/>
+        </w:trPr>
+        <w:tc>
+          <w:tcPr>
+            <w:tcW w:type="dxa" w:w="4400"/>
+            <w:tcBorders>
+              <w:top w:val="single" w:color="8EAADB" w:sz="4"/>
+              <w:left w:val="single" w:color="8EAADB" w:sz="4"/>
+              <w:bottom w:val="single" w:color="8EAADB" w:sz="4"/>
+              <w:right w:val="single" w:color="8EAADB" w:sz="4"/>
+            </w:tcBorders>
+            <w:shd w:fill="0F4761" w:color="auto" w:val="clear"/>
+            <w:tcMar>
+              <w:top w:type="dxa" w:w="60"/>
+              <w:left w:type="dxa" w:w="100"/>
+              <w:bottom w:type="dxa" w:w="60"/>
+              <w:right w:type="dxa" w:w="100"/>
+            </w:tcMar>
+          </w:tcPr>
+          <w:p>
+            <w:pPr>
+              <w:jc w:val="center"/>
+            </w:pPr>
+            <w:r>
+              <w:rPr>
+                <w:rFonts w:ascii="Century Gothic" w:cs="Century Gothic" w:eastAsia="Century Gothic" w:hAnsi="Century Gothic"/>
+                <w:b/>
+                <w:bCs/>
+                <w:color w:val="FFFFFF"/>
+                <w:sz w:val="18"/>
+                <w:szCs w:val="18"/>
+              </w:rPr>
+              <w:t xml:space="preserve">Mensaje</w:t>
+            </w:r>
+          </w:p>
+        </w:tc>
+        <w:tc>
+          <w:tcPr>
+            <w:tcW w:type="dxa" w:w="4960"/>
+            <w:tcBorders>
+              <w:top w:val="single" w:color="8EAADB" w:sz="4"/>
+              <w:left w:val="single" w:color="8EAADB" w:sz="4"/>
+              <w:bottom w:val="single" w:color="8EAADB" w:sz="4"/>
+              <w:right w:val="single" w:color="8EAADB" w:sz="4"/>
+            </w:tcBorders>
+            <w:shd w:fill="0F4761" w:color="auto" w:val="clear"/>
+            <w:tcMar>
+              <w:top w:type="dxa" w:w="60"/>
+              <w:left w:type="dxa" w:w="100"/>
+              <w:bottom w:type="dxa" w:w="60"/>
+              <w:right w:type="dxa" w:w="100"/>
+            </w:tcMar>
+          </w:tcPr>
+          <w:p>
+            <w:pPr>
+              <w:jc w:val="center"/>
+            </w:pPr>
+            <w:r>
+              <w:rPr>
+                <w:rFonts w:ascii="Century Gothic" w:cs="Century Gothic" w:eastAsia="Century Gothic" w:hAnsi="Century Gothic"/>
+                <w:b/>
+                <w:bCs/>
+                <w:color w:val="FFFFFF"/>
+                <w:sz w:val="18"/>
+                <w:szCs w:val="18"/>
+              </w:rPr>
+              <w:t xml:space="preserve">Causa</w:t>
+            </w:r>
+          </w:p>
+        </w:tc>
+      </w:tr>
+      <w:tr>
+        <w:tc>
+          <w:tcPr>
+            <w:tcW w:type="dxa" w:w="4400"/>
+            <w:tcBorders>
+              <w:top w:val="single" w:color="8EAADB" w:sz="4"/>
+              <w:left w:val="single" w:color="8EAADB" w:sz="4"/>
+              <w:bottom w:val="single" w:color="8EAADB" w:sz="4"/>
+              <w:right w:val="single" w:color="8EAADB" w:sz="4"/>
+            </w:tcBorders>
+            <w:shd w:fill="FFFFFF" w:color="auto" w:val="clear"/>
+            <w:tcMar>
+              <w:top w:type="dxa" w:w="60"/>
+              <w:left w:type="dxa" w:w="100"/>
+              <w:bottom w:type="dxa" w:w="60"/>
+              <w:right w:type="dxa" w:w="100"/>
+            </w:tcMar>
+          </w:tcPr>
+          <w:p>
+            <w:pPr>
+              <w:jc w:val="left"/>
+            </w:pPr>
+            <w:r>
+              <w:rPr>
+                <w:rFonts w:ascii="Century Gothic" w:cs="Century Gothic" w:eastAsia="Century Gothic" w:hAnsi="Century Gothic"/>
+                <w:b/>
+                <w:bCs/>
+                <w:sz w:val="18"/>
+                <w:szCs w:val="18"/>
+              </w:rPr>
+              <w:t xml:space="preserve">El código es obligatorio.</w:t>
+            </w:r>
+          </w:p>
+        </w:tc>
+        <w:tc>
+          <w:tcPr>
+            <w:tcW w:type="dxa" w:w="4960"/>
+            <w:tcBorders>
+              <w:top w:val="single" w:color="8EAADB" w:sz="4"/>
+              <w:left w:val="single" w:color="8EAADB" w:sz="4"/>
+              <w:bottom w:val="single" w:color="8EAADB" w:sz="4"/>
+              <w:right w:val="single" w:color="8EAADB" w:sz="4"/>
+            </w:tcBorders>
+            <w:shd w:fill="FFFFFF" w:color="auto" w:val="clear"/>
+            <w:tcMar>
+              <w:top w:type="dxa" w:w="60"/>
+              <w:left w:type="dxa" w:w="100"/>
+              <w:bottom w:type="dxa" w:w="60"/>
+              <w:right w:type="dxa" w:w="100"/>
+            </w:tcMar>
+          </w:tcPr>
+          <w:p>
+            <w:pPr>
+              <w:jc w:val="left"/>
+            </w:pPr>
+            <w:r>
+              <w:rPr>
+                <w:rFonts w:ascii="Century Gothic" w:cs="Century Gothic" w:eastAsia="Century Gothic" w:hAnsi="Century Gothic"/>
+                <w:b w:val="false"/>
+                <w:bCs w:val="false"/>
+                <w:sz w:val="18"/>
+                <w:szCs w:val="18"/>
+              </w:rPr>
+              <w:t xml:space="preserve">Se pulsó Consultar o Generar sin escribir el código.</w:t>
+            </w:r>
+          </w:p>
+        </w:tc>
+      </w:tr>
+      <w:tr>
+        <w:tc>
+          <w:tcPr>
+            <w:tcW w:type="dxa" w:w="4400"/>
+            <w:tcBorders>
+              <w:top w:val="single" w:color="8EAADB" w:sz="4"/>
+              <w:left w:val="single" w:color="8EAADB" w:sz="4"/>
+              <w:bottom w:val="single" w:color="8EAADB" w:sz="4"/>
+              <w:right w:val="single" w:color="8EAADB" w:sz="4"/>
+            </w:tcBorders>
+            <w:shd w:fill="DAE9F7" w:color="auto" w:val="clear"/>
+            <w:tcMar>
+              <w:top w:type="dxa" w:w="60"/>
+              <w:left w:type="dxa" w:w="100"/>
+              <w:bottom w:type="dxa" w:w="60"/>
+              <w:right w:type="dxa" w:w="100"/>
+            </w:tcMar>
+          </w:tcPr>
+          <w:p>
+            <w:pPr>
+              <w:jc w:val="left"/>
+            </w:pPr>
+            <w:r>
+              <w:rPr>
+                <w:rFonts w:ascii="Century Gothic" w:cs="Century Gothic" w:eastAsia="Century Gothic" w:hAnsi="Century Gothic"/>
+                <w:b/>
+                <w:bCs/>
+                <w:sz w:val="18"/>
+                <w:szCs w:val="18"/>
+              </w:rPr>
+              <w:t xml:space="preserve">El código puede tener máximo 5 caracteres.</w:t>
+            </w:r>
+          </w:p>
+        </w:tc>
+        <w:tc>
+          <w:tcPr>
+            <w:tcW w:type="dxa" w:w="4960"/>
+            <w:tcBorders>
+              <w:top w:val="single" w:color="8EAADB" w:sz="4"/>
+              <w:left w:val="single" w:color="8EAADB" w:sz="4"/>
+              <w:bottom w:val="single" w:color="8EAADB" w:sz="4"/>
+              <w:right w:val="single" w:color="8EAADB" w:sz="4"/>
+            </w:tcBorders>
+            <w:shd w:fill="DAE9F7" w:color="auto" w:val="clear"/>
+            <w:tcMar>
+              <w:top w:type="dxa" w:w="60"/>
+              <w:left w:type="dxa" w:w="100"/>
+              <w:bottom w:type="dxa" w:w="60"/>
+              <w:right w:type="dxa" w:w="100"/>
+            </w:tcMar>
+          </w:tcPr>
+          <w:p>
+            <w:pPr>
+              <w:jc w:val="left"/>
+            </w:pPr>
+            <w:r>
+              <w:rPr>
+                <w:rFonts w:ascii="Century Gothic" w:cs="Century Gothic" w:eastAsia="Century Gothic" w:hAnsi="Century Gothic"/>
+                <w:b w:val="false"/>
+                <w:bCs w:val="false"/>
+                <w:sz w:val="18"/>
+                <w:szCs w:val="18"/>
+              </w:rPr>
+              <w:t xml:space="preserve">El código tiene más de 5 caracteres.</w:t>
+            </w:r>
+          </w:p>
+        </w:tc>
+      </w:tr>
+      <w:tr>
+        <w:tc>
+          <w:tcPr>
+            <w:tcW w:type="dxa" w:w="4400"/>
+            <w:tcBorders>
+              <w:top w:val="single" w:color="8EAADB" w:sz="4"/>
+              <w:left w:val="single" w:color="8EAADB" w:sz="4"/>
+              <w:bottom w:val="single" w:color="8EAADB" w:sz="4"/>
+              <w:right w:val="single" w:color="8EAADB" w:sz="4"/>
+            </w:tcBorders>
+            <w:shd w:fill="FFFFFF" w:color="auto" w:val="clear"/>
+            <w:tcMar>
+              <w:top w:type="dxa" w:w="60"/>
+              <w:left w:type="dxa" w:w="100"/>
+              <w:bottom w:type="dxa" w:w="60"/>
+              <w:right w:type="dxa" w:w="100"/>
+            </w:tcMar>
+          </w:tcPr>
+          <w:p>
+            <w:pPr>
+              <w:jc w:val="left"/>
+            </w:pPr>
+            <w:r>
+              <w:rPr>
+                <w:rFonts w:ascii="Century Gothic" w:cs="Century Gothic" w:eastAsia="Century Gothic" w:hAnsi="Century Gothic"/>
+                <w:b/>
+                <w:bCs/>
+                <w:sz w:val="18"/>
+                <w:szCs w:val="18"/>
+              </w:rPr>
+              <w:t xml:space="preserve">El código solo admite letras, números y un espacio entre palabras (sin guion ni otros signos).</w:t>
+            </w:r>
+          </w:p>
+        </w:tc>
+        <w:tc>
+          <w:tcPr>
+            <w:tcW w:type="dxa" w:w="4960"/>
+            <w:tcBorders>
+              <w:top w:val="single" w:color="8EAADB" w:sz="4"/>
+              <w:left w:val="single" w:color="8EAADB" w:sz="4"/>
+              <w:bottom w:val="single" w:color="8EAADB" w:sz="4"/>
+              <w:right w:val="single" w:color="8EAADB" w:sz="4"/>
+            </w:tcBorders>
+            <w:shd w:fill="FFFFFF" w:color="auto" w:val="clear"/>
+            <w:tcMar>
+              <w:top w:type="dxa" w:w="60"/>
+              <w:left w:type="dxa" w:w="100"/>
+              <w:bottom w:type="dxa" w:w="60"/>
+              <w:right w:type="dxa" w:w="100"/>
+            </w:tcMar>
+          </w:tcPr>
+          <w:p>
+            <w:pPr>
+              <w:jc w:val="left"/>
+            </w:pPr>
+            <w:r>
+              <w:rPr>
+                <w:rFonts w:ascii="Century Gothic" w:cs="Century Gothic" w:eastAsia="Century Gothic" w:hAnsi="Century Gothic"/>
+                <w:b w:val="false"/>
+                <w:bCs w:val="false"/>
+                <w:sz w:val="18"/>
+                <w:szCs w:val="18"/>
+              </w:rPr>
+              <w:t xml:space="preserve">El código tiene guion, tilde, punto, «_», «%», dos espacios seguidos, etc.</w:t>
+            </w:r>
+          </w:p>
+        </w:tc>
+      </w:tr>
+      <w:tr>
+        <w:tc>
+          <w:tcPr>
+            <w:tcW w:type="dxa" w:w="4400"/>
+            <w:tcBorders>
+              <w:top w:val="single" w:color="8EAADB" w:sz="4"/>
+              <w:left w:val="single" w:color="8EAADB" w:sz="4"/>
+              <w:bottom w:val="single" w:color="8EAADB" w:sz="4"/>
+              <w:right w:val="single" w:color="8EAADB" w:sz="4"/>
+            </w:tcBorders>
+            <w:shd w:fill="DAE9F7" w:color="auto" w:val="clear"/>
+            <w:tcMar>
+              <w:top w:type="dxa" w:w="60"/>
+              <w:left w:type="dxa" w:w="100"/>
+              <w:bottom w:type="dxa" w:w="60"/>
+              <w:right w:type="dxa" w:w="100"/>
+            </w:tcMar>
+          </w:tcPr>
+          <w:p>
+            <w:pPr>
+              <w:jc w:val="left"/>
+            </w:pPr>
+            <w:r>
+              <w:rPr>
+                <w:rFonts w:ascii="Century Gothic" w:cs="Century Gothic" w:eastAsia="Century Gothic" w:hAnsi="Century Gothic"/>
+                <w:b/>
+                <w:bCs/>
+                <w:sz w:val="18"/>
+                <w:szCs w:val="18"/>
+              </w:rPr>
+              <w:t xml:space="preserve">La cantidad debe estar entre 1 y 1000.</w:t>
+            </w:r>
+          </w:p>
+        </w:tc>
+        <w:tc>
+          <w:tcPr>
+            <w:tcW w:type="dxa" w:w="4960"/>
+            <w:tcBorders>
+              <w:top w:val="single" w:color="8EAADB" w:sz="4"/>
+              <w:left w:val="single" w:color="8EAADB" w:sz="4"/>
+              <w:bottom w:val="single" w:color="8EAADB" w:sz="4"/>
+              <w:right w:val="single" w:color="8EAADB" w:sz="4"/>
+            </w:tcBorders>
+            <w:shd w:fill="DAE9F7" w:color="auto" w:val="clear"/>
+            <w:tcMar>
+              <w:top w:type="dxa" w:w="60"/>
+              <w:left w:type="dxa" w:w="100"/>
+              <w:bottom w:type="dxa" w:w="60"/>
+              <w:right w:type="dxa" w:w="100"/>
+            </w:tcMar>
+          </w:tcPr>
+          <w:p>
+            <w:pPr>
+              <w:jc w:val="left"/>
+            </w:pPr>
+            <w:r>
+              <w:rPr>
+                <w:rFonts w:ascii="Century Gothic" w:cs="Century Gothic" w:eastAsia="Century Gothic" w:hAnsi="Century Gothic"/>
+                <w:b w:val="false"/>
+                <w:bCs w:val="false"/>
+                <w:sz w:val="18"/>
+                <w:szCs w:val="18"/>
+              </w:rPr>
+              <w:t xml:space="preserve">Cantidad requerida en 0, negativa o mayor que 1000.</w:t>
+            </w:r>
+          </w:p>
+        </w:tc>
+      </w:tr>
+      <w:tr>
+        <w:tc>
+          <w:tcPr>
+            <w:tcW w:type="dxa" w:w="4400"/>
+            <w:tcBorders>
+              <w:top w:val="single" w:color="8EAADB" w:sz="4"/>
+              <w:left w:val="single" w:color="8EAADB" w:sz="4"/>
+              <w:bottom w:val="single" w:color="8EAADB" w:sz="4"/>
+              <w:right w:val="single" w:color="8EAADB" w:sz="4"/>
+            </w:tcBorders>
+            <w:shd w:fill="FFFFFF" w:color="auto" w:val="clear"/>
+            <w:tcMar>
+              <w:top w:type="dxa" w:w="60"/>
+              <w:left w:type="dxa" w:w="100"/>
+              <w:bottom w:type="dxa" w:w="60"/>
+              <w:right w:type="dxa" w:w="100"/>
+            </w:tcMar>
+          </w:tcPr>
+          <w:p>
+            <w:pPr>
+              <w:jc w:val="left"/>
+            </w:pPr>
+            <w:r>
+              <w:rPr>
+                <w:rFonts w:ascii="Century Gothic" w:cs="Century Gothic" w:eastAsia="Century Gothic" w:hAnsi="Century Gothic"/>
+                <w:b/>
+                <w:bCs/>
+                <w:sz w:val="18"/>
+                <w:szCs w:val="18"/>
+              </w:rPr>
+              <w:t xml:space="preserve">El código XX llega como máximo a XX-9999: solo se pueden generar N consecutivo(s) más.</w:t>
+            </w:r>
+          </w:p>
+        </w:tc>
+        <w:tc>
+          <w:tcPr>
+            <w:tcW w:type="dxa" w:w="4960"/>
+            <w:tcBorders>
+              <w:top w:val="single" w:color="8EAADB" w:sz="4"/>
+              <w:left w:val="single" w:color="8EAADB" w:sz="4"/>
+              <w:bottom w:val="single" w:color="8EAADB" w:sz="4"/>
+              <w:right w:val="single" w:color="8EAADB" w:sz="4"/>
+            </w:tcBorders>
+            <w:shd w:fill="FFFFFF" w:color="auto" w:val="clear"/>
+            <w:tcMar>
+              <w:top w:type="dxa" w:w="60"/>
+              <w:left w:type="dxa" w:w="100"/>
+              <w:bottom w:type="dxa" w:w="60"/>
+              <w:right w:type="dxa" w:w="100"/>
+            </w:tcMar>
+          </w:tcPr>
+          <w:p>
+            <w:pPr>
+              <w:jc w:val="left"/>
+            </w:pPr>
+            <w:r>
+              <w:rPr>
+                <w:rFonts w:ascii="Century Gothic" w:cs="Century Gothic" w:eastAsia="Century Gothic" w:hAnsi="Century Gothic"/>
+                <w:b w:val="false"/>
+                <w:bCs w:val="false"/>
+                <w:sz w:val="18"/>
+                <w:szCs w:val="18"/>
+              </w:rPr>
+              <w:t xml:space="preserve">La cantidad pedida pasaría de 9999.</w:t>
+            </w:r>
+          </w:p>
+        </w:tc>
+      </w:tr>
+    </w:tbl>
+    <w:p>
+      <w:pPr>
+        <w:spacing w:after="40" w:before="80"/>
         <w:jc w:val="center"/>
+      </w:pPr>
+      <w:r>
+        <w:drawing>
+          <wp:inline distT="0" distB="0" distL="0" distR="0">
+            <wp:extent cx="5715000" cy="4086225"/>
+            <wp:effectExtent t="0" r="0" b="0" l="0"/>
+            <wp:docPr id="1" name="" descr="" title=""/>
+            <wp:cNvGraphicFramePr>
+              <a:graphicFrameLocks xmlns:a="http://schemas.openxmlformats.org/drawingml/2006/main" noChangeAspect="1"/>
+            </wp:cNvGraphicFramePr>
+            <a:graphic xmlns:a="http://schemas.openxmlformats.org/drawingml/2006/main">
+              <a:graphicData uri="http://schemas.openxmlformats.org/drawingml/2006/picture">
+                <pic:pic xmlns:pic="http://schemas.openxmlformats.org/drawingml/2006/picture">
+                  <pic:nvPicPr>
+                    <pic:cNvPr id="0" name="" descr=""/>
+                    <pic:cNvPicPr>
+                      <a:picLocks noChangeAspect="1" noChangeArrowheads="1"/>
+                    </pic:cNvPicPr>
+                  </pic:nvPicPr>
+                  <pic:blipFill>
+                    <a:blip r:embed="rId11" cstate="none"/>
+                    <a:srcRect/>
+                    <a:stretch>
+                      <a:fillRect/>
+                    </a:stretch>
+                  </pic:blipFill>
+                  <pic:spPr bwMode="auto">
+                    <a:xfrm>
+                      <a:off x="0" y="0"/>
+                      <a:ext cx="5715000" cy="4086225"/>
+                    </a:xfrm>
+                    <a:prstGeom prst="rect">
+                      <a:avLst/>
+                    </a:prstGeom>
+                  </pic:spPr>
+                </pic:pic>
+              </a:graphicData>
+            </a:graphic>
+          </wp:inline>
+        </w:drawing>
+      </w:r>
+    </w:p>
+    <w:p>
+      <w:pPr>
+        <w:spacing w:after="160"/>
+        <w:jc w:val="center"/>
+      </w:pPr>
+      <w:r>
+        <w:rPr>
+          <w:rFonts w:ascii="Century Gothic" w:cs="Century Gothic" w:eastAsia="Century Gothic" w:hAnsi="Century Gothic"/>
+          <w:i/>
+          <w:iCs/>
+          <w:color w:val="7F7F7F"/>
+          <w:sz w:val="16"/>
+          <w:szCs w:val="16"/>
+        </w:rPr>
+        <w:t xml:space="preserve">Validación del código: el mensaje aparece debajo de los campos y se retira al corregir</w:t>
+      </w:r>
+    </w:p>
+    <w:p>
+      <w:pPr>
+        <w:spacing w:after="120"/>
       </w:pPr>
       <w:r>
         <w:rPr>
@@ -4811,7 +8384,7 @@
           <w:sz w:val="18"/>
           <w:szCs w:val="18"/>
         </w:rPr>
-        <w:t xml:space="preserve">[Captura de pantalla: Consecutivos de referencia interna]</w:t>
+        <w:t xml:space="preserve">Al corregir el código o la cantidad, el mensaje anterior se retira.</w:t>
       </w:r>
     </w:p>
     <w:p>
@@ -5186,6 +8759,278 @@
                 <w:szCs w:val="18"/>
               </w:rPr>
               <w:t xml:space="preserve">El dato es de uso interno: no se incluye en el correo al cliente.</w:t>
+            </w:r>
+          </w:p>
+        </w:tc>
+      </w:tr>
+      <w:tr>
+        <w:tc>
+          <w:tcPr>
+            <w:tcW w:type="dxa" w:w="3600"/>
+            <w:tcBorders>
+              <w:top w:val="single" w:color="8EAADB" w:sz="4"/>
+              <w:left w:val="single" w:color="8EAADB" w:sz="4"/>
+              <w:bottom w:val="single" w:color="8EAADB" w:sz="4"/>
+              <w:right w:val="single" w:color="8EAADB" w:sz="4"/>
+            </w:tcBorders>
+            <w:shd w:fill="FFFFFF" w:color="auto" w:val="clear"/>
+            <w:tcMar>
+              <w:top w:type="dxa" w:w="60"/>
+              <w:left w:type="dxa" w:w="100"/>
+              <w:bottom w:type="dxa" w:w="60"/>
+              <w:right w:type="dxa" w:w="100"/>
+            </w:tcMar>
+          </w:tcPr>
+          <w:p>
+            <w:pPr>
+              <w:jc w:val="left"/>
+            </w:pPr>
+            <w:r>
+              <w:rPr>
+                <w:rFonts w:ascii="Century Gothic" w:cs="Century Gothic" w:eastAsia="Century Gothic" w:hAnsi="Century Gothic"/>
+                <w:b/>
+                <w:bCs/>
+                <w:sz w:val="18"/>
+                <w:szCs w:val="18"/>
+              </w:rPr>
+              <w:t xml:space="preserve">Al crear el artículo aparece «Ya existe un artículo con la misma referencia interna».</w:t>
+            </w:r>
+          </w:p>
+        </w:tc>
+        <w:tc>
+          <w:tcPr>
+            <w:tcW w:type="dxa" w:w="5760"/>
+            <w:tcBorders>
+              <w:top w:val="single" w:color="8EAADB" w:sz="4"/>
+              <w:left w:val="single" w:color="8EAADB" w:sz="4"/>
+              <w:bottom w:val="single" w:color="8EAADB" w:sz="4"/>
+              <w:right w:val="single" w:color="8EAADB" w:sz="4"/>
+            </w:tcBorders>
+            <w:shd w:fill="FFFFFF" w:color="auto" w:val="clear"/>
+            <w:tcMar>
+              <w:top w:type="dxa" w:w="60"/>
+              <w:left w:type="dxa" w:w="100"/>
+              <w:bottom w:type="dxa" w:w="60"/>
+              <w:right w:type="dxa" w:w="100"/>
+            </w:tcMar>
+          </w:tcPr>
+          <w:p>
+            <w:pPr>
+              <w:jc w:val="left"/>
+            </w:pPr>
+            <w:r>
+              <w:rPr>
+                <w:rFonts w:ascii="Century Gothic" w:cs="Century Gothic" w:eastAsia="Century Gothic" w:hAnsi="Century Gothic"/>
+                <w:b w:val="false"/>
+                <w:bCs w:val="false"/>
+                <w:sz w:val="18"/>
+                <w:szCs w:val="18"/>
+              </w:rPr>
+              <w:t xml:space="preserve">Otra persona la usó primero (las sugerencias no se reservan). Vuelva a Consultar y tome otra.</w:t>
+            </w:r>
+          </w:p>
+        </w:tc>
+      </w:tr>
+      <w:tr>
+        <w:tc>
+          <w:tcPr>
+            <w:tcW w:type="dxa" w:w="3600"/>
+            <w:tcBorders>
+              <w:top w:val="single" w:color="8EAADB" w:sz="4"/>
+              <w:left w:val="single" w:color="8EAADB" w:sz="4"/>
+              <w:bottom w:val="single" w:color="8EAADB" w:sz="4"/>
+              <w:right w:val="single" w:color="8EAADB" w:sz="4"/>
+            </w:tcBorders>
+            <w:shd w:fill="DAE9F7" w:color="auto" w:val="clear"/>
+            <w:tcMar>
+              <w:top w:type="dxa" w:w="60"/>
+              <w:left w:type="dxa" w:w="100"/>
+              <w:bottom w:type="dxa" w:w="60"/>
+              <w:right w:type="dxa" w:w="100"/>
+            </w:tcMar>
+          </w:tcPr>
+          <w:p>
+            <w:pPr>
+              <w:jc w:val="left"/>
+            </w:pPr>
+            <w:r>
+              <w:rPr>
+                <w:rFonts w:ascii="Century Gothic" w:cs="Century Gothic" w:eastAsia="Century Gothic" w:hAnsi="Century Gothic"/>
+                <w:b/>
+                <w:bCs/>
+                <w:sz w:val="18"/>
+                <w:szCs w:val="18"/>
+              </w:rPr>
+              <w:t xml:space="preserve">La sugerencia sigue disponible aunque ya creé el artículo.</w:t>
+            </w:r>
+          </w:p>
+        </w:tc>
+        <w:tc>
+          <w:tcPr>
+            <w:tcW w:type="dxa" w:w="5760"/>
+            <w:tcBorders>
+              <w:top w:val="single" w:color="8EAADB" w:sz="4"/>
+              <w:left w:val="single" w:color="8EAADB" w:sz="4"/>
+              <w:bottom w:val="single" w:color="8EAADB" w:sz="4"/>
+              <w:right w:val="single" w:color="8EAADB" w:sz="4"/>
+            </w:tcBorders>
+            <w:shd w:fill="DAE9F7" w:color="auto" w:val="clear"/>
+            <w:tcMar>
+              <w:top w:type="dxa" w:w="60"/>
+              <w:left w:type="dxa" w:w="100"/>
+              <w:bottom w:type="dxa" w:w="60"/>
+              <w:right w:type="dxa" w:w="100"/>
+            </w:tcMar>
+          </w:tcPr>
+          <w:p>
+            <w:pPr>
+              <w:jc w:val="left"/>
+            </w:pPr>
+            <w:r>
+              <w:rPr>
+                <w:rFonts w:ascii="Century Gothic" w:cs="Century Gothic" w:eastAsia="Century Gothic" w:hAnsi="Century Gothic"/>
+                <w:b w:val="false"/>
+                <w:bCs w:val="false"/>
+                <w:sz w:val="18"/>
+                <w:szCs w:val="18"/>
+              </w:rPr>
+              <w:t xml:space="preserve">Revise que la referencia del artículo tenga el código, un guion y el número (por ejemplo MU-026). Sin guion o con otro formato no se reconoce.</w:t>
+            </w:r>
+          </w:p>
+        </w:tc>
+      </w:tr>
+      <w:tr>
+        <w:tc>
+          <w:tcPr>
+            <w:tcW w:type="dxa" w:w="3600"/>
+            <w:tcBorders>
+              <w:top w:val="single" w:color="8EAADB" w:sz="4"/>
+              <w:left w:val="single" w:color="8EAADB" w:sz="4"/>
+              <w:bottom w:val="single" w:color="8EAADB" w:sz="4"/>
+              <w:right w:val="single" w:color="8EAADB" w:sz="4"/>
+            </w:tcBorders>
+            <w:shd w:fill="FFFFFF" w:color="auto" w:val="clear"/>
+            <w:tcMar>
+              <w:top w:type="dxa" w:w="60"/>
+              <w:left w:type="dxa" w:w="100"/>
+              <w:bottom w:type="dxa" w:w="60"/>
+              <w:right w:type="dxa" w:w="100"/>
+            </w:tcMar>
+          </w:tcPr>
+          <w:p>
+            <w:pPr>
+              <w:jc w:val="left"/>
+            </w:pPr>
+            <w:r>
+              <w:rPr>
+                <w:rFonts w:ascii="Century Gothic" w:cs="Century Gothic" w:eastAsia="Century Gothic" w:hAnsi="Century Gothic"/>
+                <w:b/>
+                <w:bCs/>
+                <w:sz w:val="18"/>
+                <w:szCs w:val="18"/>
+              </w:rPr>
+              <w:t xml:space="preserve">El siguiente número saltó (por ejemplo de 005 a 051).</w:t>
+            </w:r>
+          </w:p>
+        </w:tc>
+        <w:tc>
+          <w:tcPr>
+            <w:tcW w:type="dxa" w:w="5760"/>
+            <w:tcBorders>
+              <w:top w:val="single" w:color="8EAADB" w:sz="4"/>
+              <w:left w:val="single" w:color="8EAADB" w:sz="4"/>
+              <w:bottom w:val="single" w:color="8EAADB" w:sz="4"/>
+              <w:right w:val="single" w:color="8EAADB" w:sz="4"/>
+            </w:tcBorders>
+            <w:shd w:fill="FFFFFF" w:color="auto" w:val="clear"/>
+            <w:tcMar>
+              <w:top w:type="dxa" w:w="60"/>
+              <w:left w:type="dxa" w:w="100"/>
+              <w:bottom w:type="dxa" w:w="60"/>
+              <w:right w:type="dxa" w:w="100"/>
+            </w:tcMar>
+          </w:tcPr>
+          <w:p>
+            <w:pPr>
+              <w:jc w:val="left"/>
+            </w:pPr>
+            <w:r>
+              <w:rPr>
+                <w:rFonts w:ascii="Century Gothic" w:cs="Century Gothic" w:eastAsia="Century Gothic" w:hAnsi="Century Gothic"/>
+                <w:b w:val="false"/>
+                <w:bCs w:val="false"/>
+                <w:sz w:val="18"/>
+                <w:szCs w:val="18"/>
+              </w:rPr>
+              <w:t xml:space="preserve">Existe un artículo con un número mayor (MU-050). La herramienta continúa desde el mayor y no rellena huecos.</w:t>
+            </w:r>
+          </w:p>
+        </w:tc>
+      </w:tr>
+      <w:tr>
+        <w:tc>
+          <w:tcPr>
+            <w:tcW w:type="dxa" w:w="3600"/>
+            <w:tcBorders>
+              <w:top w:val="single" w:color="8EAADB" w:sz="4"/>
+              <w:left w:val="single" w:color="8EAADB" w:sz="4"/>
+              <w:bottom w:val="single" w:color="8EAADB" w:sz="4"/>
+              <w:right w:val="single" w:color="8EAADB" w:sz="4"/>
+            </w:tcBorders>
+            <w:shd w:fill="DAE9F7" w:color="auto" w:val="clear"/>
+            <w:tcMar>
+              <w:top w:type="dxa" w:w="60"/>
+              <w:left w:type="dxa" w:w="100"/>
+              <w:bottom w:type="dxa" w:w="60"/>
+              <w:right w:type="dxa" w:w="100"/>
+            </w:tcMar>
+          </w:tcPr>
+          <w:p>
+            <w:pPr>
+              <w:jc w:val="left"/>
+            </w:pPr>
+            <w:r>
+              <w:rPr>
+                <w:rFonts w:ascii="Century Gothic" w:cs="Century Gothic" w:eastAsia="Century Gothic" w:hAnsi="Century Gothic"/>
+                <w:b/>
+                <w:bCs/>
+                <w:sz w:val="18"/>
+                <w:szCs w:val="18"/>
+              </w:rPr>
+              <w:t xml:space="preserve">Mi código tiene más de 5 caracteres.</w:t>
+            </w:r>
+          </w:p>
+        </w:tc>
+        <w:tc>
+          <w:tcPr>
+            <w:tcW w:type="dxa" w:w="5760"/>
+            <w:tcBorders>
+              <w:top w:val="single" w:color="8EAADB" w:sz="4"/>
+              <w:left w:val="single" w:color="8EAADB" w:sz="4"/>
+              <w:bottom w:val="single" w:color="8EAADB" w:sz="4"/>
+              <w:right w:val="single" w:color="8EAADB" w:sz="4"/>
+            </w:tcBorders>
+            <w:shd w:fill="DAE9F7" w:color="auto" w:val="clear"/>
+            <w:tcMar>
+              <w:top w:type="dxa" w:w="60"/>
+              <w:left w:type="dxa" w:w="100"/>
+              <w:bottom w:type="dxa" w:w="60"/>
+              <w:right w:type="dxa" w:w="100"/>
+            </w:tcMar>
+          </w:tcPr>
+          <w:p>
+            <w:pPr>
+              <w:jc w:val="left"/>
+            </w:pPr>
+            <w:r>
+              <w:rPr>
+                <w:rFonts w:ascii="Century Gothic" w:cs="Century Gothic" w:eastAsia="Century Gothic" w:hAnsi="Century Gothic"/>
+                <w:b w:val="false"/>
+                <w:bCs w:val="false"/>
+                <w:sz w:val="18"/>
+                <w:szCs w:val="18"/>
+              </w:rPr>
+              <w:t xml:space="preserve">No se puede usar en esta opción: la referencia completa no cabría en 10 caracteres.</w:t>
             </w:r>
           </w:p>
         </w:tc>
@@ -5823,6 +9668,12 @@
   </w:num>
   <w:num w:numId="8">
     <w:abstractNumId w:val="10"/>
+    <w:lvlOverride w:ilvl="0">
+      <w:startOverride w:val="1"/>
+    </w:lvlOverride>
+  </w:num>
+  <w:num w:numId="9">
+    <w:abstractNumId w:val="11"/>
     <w:lvlOverride w:ilvl="0">
       <w:startOverride w:val="1"/>
     </w:lvlOverride>
